--- a/docs/두손기획인쇄_기술매뉴얼.docx
+++ b/docs/두손기획인쇄_기술매뉴얼.docx
@@ -19603,6 +19603,5099 @@
         <w:t xml:space="preserve">footer.php에서 60초 간격 toggleWidgets()로 직원채팅/AI챇봇 배타적 전환</w:t>
       </w:r>
     </w:p>
+    <w:p>
+      <w:r>
+        <w:br w:type="page"/>
+      </w:r>
+    </w:p>
+    <w:p>
+      <w:pPr>
+        <w:pStyle w:val="Heading1"/>
+        <w:spacing w:before="400" w:after="200"/>
+      </w:pPr>
+      <w:r>
+        <w:rPr>
+          <w:rFonts w:ascii="Arial" w:cs="Arial" w:eastAsia="Arial" w:hAnsi="Arial"/>
+        </w:rPr>
+        <w:t xml:space="preserve">Ch8. Knowledge Vault (KB) 시스템</w:t>
+      </w:r>
+    </w:p>
+    <w:p>
+      <w:pPr>
+        <w:spacing w:after="120"/>
+      </w:pPr>
+      <w:r>
+        <w:rPr>
+          <w:rFonts w:ascii="Arial" w:cs="Arial" w:eastAsia="Arial" w:hAnsi="Arial"/>
+          <w:color w:val="333333"/>
+          <w:sz w:val="22"/>
+          <w:szCs w:val="22"/>
+        </w:rPr>
+        <w:t xml:space="preserve">접속: https://dsp114.co.kr/kb/ (비밀번호: duson2026!kb)</w:t>
+      </w:r>
+    </w:p>
+    <w:p>
+      <w:pPr>
+        <w:spacing w:after="120"/>
+      </w:pPr>
+      <w:r>
+        <w:rPr>
+          <w:rFonts w:ascii="Arial" w:cs="Arial" w:eastAsia="Arial" w:hAnsi="Arial"/>
+          <w:color w:val="333333"/>
+          <w:sz w:val="22"/>
+          <w:szCs w:val="22"/>
+        </w:rPr>
+        <w:t xml:space="preserve">AI 대화 결과를 저장하고 검색하는 개인 지식 관리 시스템. localhost에서는 비밀번호 없이 자동 접속.</w:t>
+      </w:r>
+    </w:p>
+    <w:p>
+      <w:pPr>
+        <w:pStyle w:val="Heading2"/>
+        <w:spacing w:before="300" w:after="150"/>
+      </w:pPr>
+      <w:r>
+        <w:rPr>
+          <w:rFonts w:ascii="Arial" w:cs="Arial" w:eastAsia="Arial" w:hAnsi="Arial"/>
+        </w:rPr>
+        <w:t xml:space="preserve">8.1 시스템 개요</w:t>
+      </w:r>
+    </w:p>
+    <w:tbl>
+      <w:tblPr>
+        <w:tblW w:type="auto" w:w="100"/>
+        <w:tblBorders>
+          <w:top w:val="single" w:color="auto" w:sz="4"/>
+          <w:left w:val="single" w:color="auto" w:sz="4"/>
+          <w:bottom w:val="single" w:color="auto" w:sz="4"/>
+          <w:right w:val="single" w:color="auto" w:sz="4"/>
+          <w:insideH w:val="single" w:color="auto" w:sz="4"/>
+          <w:insideV w:val="single" w:color="auto" w:sz="4"/>
+        </w:tblBorders>
+        <w:tblCellMar>
+          <w:top w:type="dxa" w:w="60"/>
+          <w:left w:type="dxa" w:w="120"/>
+          <w:bottom w:type="dxa" w:w="60"/>
+          <w:right w:type="dxa" w:w="120"/>
+        </w:tblCellMar>
+      </w:tblPr>
+      <w:tblGrid>
+        <w:gridCol w:w="2500"/>
+        <w:gridCol w:w="6860"/>
+      </w:tblGrid>
+      <w:tr>
+        <w:trPr>
+          <w:tblHeader/>
+        </w:trPr>
+        <w:tc>
+          <w:tcPr>
+            <w:tcW w:type="dxa" w:w="2500"/>
+            <w:tcBorders>
+              <w:top w:val="single" w:color="94A3B8" w:sz="1"/>
+              <w:left w:val="single" w:color="94A3B8" w:sz="1"/>
+              <w:bottom w:val="single" w:color="94A3B8" w:sz="1"/>
+              <w:right w:val="single" w:color="94A3B8" w:sz="1"/>
+            </w:tcBorders>
+            <w:shd w:fill="1E4E79" w:val="clear"/>
+            <w:vAlign w:val="center"/>
+          </w:tcPr>
+          <w:p>
+            <w:pPr>
+              <w:jc w:val="center"/>
+            </w:pPr>
+            <w:r>
+              <w:rPr>
+                <w:rFonts w:ascii="Arial" w:cs="Arial" w:eastAsia="Arial" w:hAnsi="Arial"/>
+                <w:b/>
+                <w:bCs/>
+                <w:color w:val="FFFFFF"/>
+                <w:sz w:val="20"/>
+                <w:szCs w:val="20"/>
+              </w:rPr>
+              <w:t xml:space="preserve">항목</w:t>
+            </w:r>
+          </w:p>
+        </w:tc>
+        <w:tc>
+          <w:tcPr>
+            <w:tcW w:type="dxa" w:w="6860"/>
+            <w:tcBorders>
+              <w:top w:val="single" w:color="94A3B8" w:sz="1"/>
+              <w:left w:val="single" w:color="94A3B8" w:sz="1"/>
+              <w:bottom w:val="single" w:color="94A3B8" w:sz="1"/>
+              <w:right w:val="single" w:color="94A3B8" w:sz="1"/>
+            </w:tcBorders>
+            <w:shd w:fill="1E4E79" w:val="clear"/>
+            <w:vAlign w:val="center"/>
+          </w:tcPr>
+          <w:p>
+            <w:pPr>
+              <w:jc w:val="center"/>
+            </w:pPr>
+            <w:r>
+              <w:rPr>
+                <w:rFonts w:ascii="Arial" w:cs="Arial" w:eastAsia="Arial" w:hAnsi="Arial"/>
+                <w:b/>
+                <w:bCs/>
+                <w:color w:val="FFFFFF"/>
+                <w:sz w:val="20"/>
+                <w:szCs w:val="20"/>
+              </w:rPr>
+              <w:t xml:space="preserve">값</w:t>
+            </w:r>
+          </w:p>
+        </w:tc>
+      </w:tr>
+      <w:tr>
+        <w:tc>
+          <w:tcPr>
+            <w:tcW w:type="dxa" w:w="2500"/>
+            <w:tcBorders>
+              <w:top w:val="single" w:color="94A3B8" w:sz="1"/>
+              <w:left w:val="single" w:color="94A3B8" w:sz="1"/>
+              <w:bottom w:val="single" w:color="94A3B8" w:sz="1"/>
+              <w:right w:val="single" w:color="94A3B8" w:sz="1"/>
+            </w:tcBorders>
+          </w:tcPr>
+          <w:p>
+            <w:pPr>
+              <w:jc w:val="center"/>
+            </w:pPr>
+            <w:r>
+              <w:rPr>
+                <w:rFonts w:ascii="Arial" w:cs="Arial" w:eastAsia="Arial" w:hAnsi="Arial"/>
+                <w:b/>
+                <w:bCs/>
+                <w:sz w:val="20"/>
+                <w:szCs w:val="20"/>
+              </w:rPr>
+              <w:t xml:space="preserve">경로</w:t>
+            </w:r>
+          </w:p>
+        </w:tc>
+        <w:tc>
+          <w:tcPr>
+            <w:tcW w:type="dxa" w:w="6860"/>
+            <w:tcBorders>
+              <w:top w:val="single" w:color="94A3B8" w:sz="1"/>
+              <w:left w:val="single" w:color="94A3B8" w:sz="1"/>
+              <w:bottom w:val="single" w:color="94A3B8" w:sz="1"/>
+              <w:right w:val="single" w:color="94A3B8" w:sz="1"/>
+            </w:tcBorders>
+          </w:tcPr>
+          <w:p>
+            <w:pPr>
+              <w:jc w:val="left"/>
+            </w:pPr>
+            <w:r>
+              <w:rPr>
+                <w:rFonts w:ascii="Arial" w:cs="Arial" w:eastAsia="Arial" w:hAnsi="Arial"/>
+                <w:b w:val="false"/>
+                <w:bCs w:val="false"/>
+                <w:sz w:val="20"/>
+                <w:szCs w:val="20"/>
+              </w:rPr>
+              <w:t xml:space="preserve">/kb/</w:t>
+            </w:r>
+          </w:p>
+        </w:tc>
+      </w:tr>
+      <w:tr>
+        <w:tc>
+          <w:tcPr>
+            <w:tcW w:type="dxa" w:w="2500"/>
+            <w:tcBorders>
+              <w:top w:val="single" w:color="94A3B8" w:sz="1"/>
+              <w:left w:val="single" w:color="94A3B8" w:sz="1"/>
+              <w:bottom w:val="single" w:color="94A3B8" w:sz="1"/>
+              <w:right w:val="single" w:color="94A3B8" w:sz="1"/>
+            </w:tcBorders>
+            <w:shd w:fill="F8FAFC" w:val="clear"/>
+          </w:tcPr>
+          <w:p>
+            <w:pPr>
+              <w:jc w:val="center"/>
+            </w:pPr>
+            <w:r>
+              <w:rPr>
+                <w:rFonts w:ascii="Arial" w:cs="Arial" w:eastAsia="Arial" w:hAnsi="Arial"/>
+                <w:b/>
+                <w:bCs/>
+                <w:sz w:val="20"/>
+                <w:szCs w:val="20"/>
+              </w:rPr>
+              <w:t xml:space="preserve">인증</w:t>
+            </w:r>
+          </w:p>
+        </w:tc>
+        <w:tc>
+          <w:tcPr>
+            <w:tcW w:type="dxa" w:w="6860"/>
+            <w:tcBorders>
+              <w:top w:val="single" w:color="94A3B8" w:sz="1"/>
+              <w:left w:val="single" w:color="94A3B8" w:sz="1"/>
+              <w:bottom w:val="single" w:color="94A3B8" w:sz="1"/>
+              <w:right w:val="single" w:color="94A3B8" w:sz="1"/>
+            </w:tcBorders>
+            <w:shd w:fill="F8FAFC" w:val="clear"/>
+          </w:tcPr>
+          <w:p>
+            <w:pPr>
+              <w:jc w:val="left"/>
+            </w:pPr>
+            <w:r>
+              <w:rPr>
+                <w:rFonts w:ascii="Arial" w:cs="Arial" w:eastAsia="Arial" w:hAnsi="Arial"/>
+                <w:b w:val="false"/>
+                <w:bCs w:val="false"/>
+                <w:sz w:val="20"/>
+                <w:szCs w:val="20"/>
+              </w:rPr>
+              <w:t xml:space="preserve">localhost 자동 우회, 프로덕션 비밀번호: duson2026!kb</w:t>
+            </w:r>
+          </w:p>
+        </w:tc>
+      </w:tr>
+      <w:tr>
+        <w:tc>
+          <w:tcPr>
+            <w:tcW w:type="dxa" w:w="2500"/>
+            <w:tcBorders>
+              <w:top w:val="single" w:color="94A3B8" w:sz="1"/>
+              <w:left w:val="single" w:color="94A3B8" w:sz="1"/>
+              <w:bottom w:val="single" w:color="94A3B8" w:sz="1"/>
+              <w:right w:val="single" w:color="94A3B8" w:sz="1"/>
+            </w:tcBorders>
+          </w:tcPr>
+          <w:p>
+            <w:pPr>
+              <w:jc w:val="center"/>
+            </w:pPr>
+            <w:r>
+              <w:rPr>
+                <w:rFonts w:ascii="Arial" w:cs="Arial" w:eastAsia="Arial" w:hAnsi="Arial"/>
+                <w:b/>
+                <w:bCs/>
+                <w:sz w:val="20"/>
+                <w:szCs w:val="20"/>
+              </w:rPr>
+              <w:t xml:space="preserve">DB 테이블</w:t>
+            </w:r>
+          </w:p>
+        </w:tc>
+        <w:tc>
+          <w:tcPr>
+            <w:tcW w:type="dxa" w:w="6860"/>
+            <w:tcBorders>
+              <w:top w:val="single" w:color="94A3B8" w:sz="1"/>
+              <w:left w:val="single" w:color="94A3B8" w:sz="1"/>
+              <w:bottom w:val="single" w:color="94A3B8" w:sz="1"/>
+              <w:right w:val="single" w:color="94A3B8" w:sz="1"/>
+            </w:tcBorders>
+          </w:tcPr>
+          <w:p>
+            <w:pPr>
+              <w:jc w:val="left"/>
+            </w:pPr>
+            <w:r>
+              <w:rPr>
+                <w:rFonts w:ascii="Arial" w:cs="Arial" w:eastAsia="Arial" w:hAnsi="Arial"/>
+                <w:b w:val="false"/>
+                <w:bCs w:val="false"/>
+                <w:sz w:val="20"/>
+                <w:szCs w:val="20"/>
+              </w:rPr>
+              <w:t xml:space="preserve">knowledge_base (FULLTEXT INDEX)</w:t>
+            </w:r>
+          </w:p>
+        </w:tc>
+      </w:tr>
+      <w:tr>
+        <w:tc>
+          <w:tcPr>
+            <w:tcW w:type="dxa" w:w="2500"/>
+            <w:tcBorders>
+              <w:top w:val="single" w:color="94A3B8" w:sz="1"/>
+              <w:left w:val="single" w:color="94A3B8" w:sz="1"/>
+              <w:bottom w:val="single" w:color="94A3B8" w:sz="1"/>
+              <w:right w:val="single" w:color="94A3B8" w:sz="1"/>
+            </w:tcBorders>
+            <w:shd w:fill="F8FAFC" w:val="clear"/>
+          </w:tcPr>
+          <w:p>
+            <w:pPr>
+              <w:jc w:val="center"/>
+            </w:pPr>
+            <w:r>
+              <w:rPr>
+                <w:rFonts w:ascii="Arial" w:cs="Arial" w:eastAsia="Arial" w:hAnsi="Arial"/>
+                <w:b/>
+                <w:bCs/>
+                <w:sz w:val="20"/>
+                <w:szCs w:val="20"/>
+              </w:rPr>
+              <w:t xml:space="preserve">테마</w:t>
+            </w:r>
+          </w:p>
+        </w:tc>
+        <w:tc>
+          <w:tcPr>
+            <w:tcW w:type="dxa" w:w="6860"/>
+            <w:tcBorders>
+              <w:top w:val="single" w:color="94A3B8" w:sz="1"/>
+              <w:left w:val="single" w:color="94A3B8" w:sz="1"/>
+              <w:bottom w:val="single" w:color="94A3B8" w:sz="1"/>
+              <w:right w:val="single" w:color="94A3B8" w:sz="1"/>
+            </w:tcBorders>
+            <w:shd w:fill="F8FAFC" w:val="clear"/>
+          </w:tcPr>
+          <w:p>
+            <w:pPr>
+              <w:jc w:val="left"/>
+            </w:pPr>
+            <w:r>
+              <w:rPr>
+                <w:rFonts w:ascii="Arial" w:cs="Arial" w:eastAsia="Arial" w:hAnsi="Arial"/>
+                <w:b w:val="false"/>
+                <w:bCs w:val="false"/>
+                <w:sz w:val="20"/>
+                <w:szCs w:val="20"/>
+              </w:rPr>
+              <w:t xml:space="preserve">다크 모드 (#0f172a + #6366f1)</w:t>
+            </w:r>
+          </w:p>
+        </w:tc>
+      </w:tr>
+      <w:tr>
+        <w:tc>
+          <w:tcPr>
+            <w:tcW w:type="dxa" w:w="2500"/>
+            <w:tcBorders>
+              <w:top w:val="single" w:color="94A3B8" w:sz="1"/>
+              <w:left w:val="single" w:color="94A3B8" w:sz="1"/>
+              <w:bottom w:val="single" w:color="94A3B8" w:sz="1"/>
+              <w:right w:val="single" w:color="94A3B8" w:sz="1"/>
+            </w:tcBorders>
+          </w:tcPr>
+          <w:p>
+            <w:pPr>
+              <w:jc w:val="center"/>
+            </w:pPr>
+            <w:r>
+              <w:rPr>
+                <w:rFonts w:ascii="Arial" w:cs="Arial" w:eastAsia="Arial" w:hAnsi="Arial"/>
+                <w:b/>
+                <w:bCs/>
+                <w:sz w:val="20"/>
+                <w:szCs w:val="20"/>
+              </w:rPr>
+              <w:t xml:space="preserve">마크다운</w:t>
+            </w:r>
+          </w:p>
+        </w:tc>
+        <w:tc>
+          <w:tcPr>
+            <w:tcW w:type="dxa" w:w="6860"/>
+            <w:tcBorders>
+              <w:top w:val="single" w:color="94A3B8" w:sz="1"/>
+              <w:left w:val="single" w:color="94A3B8" w:sz="1"/>
+              <w:bottom w:val="single" w:color="94A3B8" w:sz="1"/>
+              <w:right w:val="single" w:color="94A3B8" w:sz="1"/>
+            </w:tcBorders>
+          </w:tcPr>
+          <w:p>
+            <w:pPr>
+              <w:jc w:val="left"/>
+            </w:pPr>
+            <w:r>
+              <w:rPr>
+                <w:rFonts w:ascii="Arial" w:cs="Arial" w:eastAsia="Arial" w:hAnsi="Arial"/>
+                <w:b w:val="false"/>
+                <w:bCs w:val="false"/>
+                <w:sz w:val="20"/>
+                <w:szCs w:val="20"/>
+              </w:rPr>
+              <w:t xml:space="preserve">marked.js + highlight.js</w:t>
+            </w:r>
+          </w:p>
+        </w:tc>
+      </w:tr>
+    </w:tbl>
+    <w:p>
+      <w:pPr>
+        <w:pStyle w:val="Heading2"/>
+        <w:spacing w:before="300" w:after="150"/>
+      </w:pPr>
+      <w:r>
+        <w:rPr>
+          <w:rFonts w:ascii="Arial" w:cs="Arial" w:eastAsia="Arial" w:hAnsi="Arial"/>
+        </w:rPr>
+        <w:t xml:space="preserve">8.2 파일 구조</w:t>
+      </w:r>
+    </w:p>
+    <w:tbl>
+      <w:tblPr>
+        <w:tblW w:type="auto" w:w="100"/>
+        <w:tblBorders>
+          <w:top w:val="single" w:color="auto" w:sz="4"/>
+          <w:left w:val="single" w:color="auto" w:sz="4"/>
+          <w:bottom w:val="single" w:color="auto" w:sz="4"/>
+          <w:right w:val="single" w:color="auto" w:sz="4"/>
+          <w:insideH w:val="single" w:color="auto" w:sz="4"/>
+          <w:insideV w:val="single" w:color="auto" w:sz="4"/>
+        </w:tblBorders>
+      </w:tblPr>
+      <w:tblGrid>
+        <w:gridCol w:w="9360"/>
+      </w:tblGrid>
+      <w:tr>
+        <w:tc>
+          <w:tcPr>
+            <w:tcW w:type="dxa" w:w="9360"/>
+            <w:tcBorders>
+              <w:top w:val="none" w:color="FFFFFF" w:sz="0"/>
+              <w:left w:val="none" w:color="FFFFFF" w:sz="0"/>
+              <w:bottom w:val="none" w:color="FFFFFF" w:sz="0"/>
+              <w:right w:val="none" w:color="FFFFFF" w:sz="0"/>
+            </w:tcBorders>
+            <w:shd w:fill="F5F5F5" w:val="clear"/>
+          </w:tcPr>
+          <w:p>
+            <w:pPr>
+              <w:ind w:left="200"/>
+            </w:pPr>
+            <w:r>
+              <w:rPr>
+                <w:rFonts w:ascii="Courier New" w:cs="Courier New" w:eastAsia="Courier New" w:hAnsi="Courier New"/>
+                <w:color w:val="333333"/>
+                <w:sz w:val="18"/>
+                <w:szCs w:val="18"/>
+              </w:rPr>
+              <w:t xml:space="preserve">/kb/</w:t>
+            </w:r>
+          </w:p>
+        </w:tc>
+      </w:tr>
+      <w:tr>
+        <w:tc>
+          <w:tcPr>
+            <w:tcW w:type="dxa" w:w="9360"/>
+            <w:tcBorders>
+              <w:top w:val="none" w:color="FFFFFF" w:sz="0"/>
+              <w:left w:val="none" w:color="FFFFFF" w:sz="0"/>
+              <w:bottom w:val="none" w:color="FFFFFF" w:sz="0"/>
+              <w:right w:val="none" w:color="FFFFFF" w:sz="0"/>
+            </w:tcBorders>
+            <w:shd w:fill="F5F5F5" w:val="clear"/>
+          </w:tcPr>
+          <w:p>
+            <w:pPr>
+              <w:ind w:left="200"/>
+            </w:pPr>
+            <w:r>
+              <w:rPr>
+                <w:rFonts w:ascii="Courier New" w:cs="Courier New" w:eastAsia="Courier New" w:hAnsi="Courier New"/>
+                <w:color w:val="333333"/>
+                <w:sz w:val="18"/>
+                <w:szCs w:val="18"/>
+              </w:rPr>
+              <w:t xml:space="preserve">├── kb_auth.php    ← 인증 모듈 (64줄)</w:t>
+            </w:r>
+          </w:p>
+        </w:tc>
+      </w:tr>
+      <w:tr>
+        <w:tc>
+          <w:tcPr>
+            <w:tcW w:type="dxa" w:w="9360"/>
+            <w:tcBorders>
+              <w:top w:val="none" w:color="FFFFFF" w:sz="0"/>
+              <w:left w:val="none" w:color="FFFFFF" w:sz="0"/>
+              <w:bottom w:val="none" w:color="FFFFFF" w:sz="0"/>
+              <w:right w:val="none" w:color="FFFFFF" w:sz="0"/>
+            </w:tcBorders>
+            <w:shd w:fill="F5F5F5" w:val="clear"/>
+          </w:tcPr>
+          <w:p>
+            <w:pPr>
+              <w:ind w:left="200"/>
+            </w:pPr>
+            <w:r>
+              <w:rPr>
+                <w:rFonts w:ascii="Courier New" w:cs="Courier New" w:eastAsia="Courier New" w:hAnsi="Courier New"/>
+                <w:color w:val="333333"/>
+                <w:sz w:val="18"/>
+                <w:szCs w:val="18"/>
+              </w:rPr>
+              <w:t xml:space="preserve">├── api.php        ← CRUD + FULLTEXT 검색 (141줄)</w:t>
+            </w:r>
+          </w:p>
+        </w:tc>
+      </w:tr>
+      <w:tr>
+        <w:tc>
+          <w:tcPr>
+            <w:tcW w:type="dxa" w:w="9360"/>
+            <w:tcBorders>
+              <w:top w:val="none" w:color="FFFFFF" w:sz="0"/>
+              <w:left w:val="none" w:color="FFFFFF" w:sz="0"/>
+              <w:bottom w:val="none" w:color="FFFFFF" w:sz="0"/>
+              <w:right w:val="none" w:color="FFFFFF" w:sz="0"/>
+            </w:tcBorders>
+            <w:shd w:fill="F5F5F5" w:val="clear"/>
+          </w:tcPr>
+          <w:p>
+            <w:pPr>
+              <w:ind w:left="200"/>
+            </w:pPr>
+            <w:r>
+              <w:rPr>
+                <w:rFonts w:ascii="Courier New" w:cs="Courier New" w:eastAsia="Courier New" w:hAnsi="Courier New"/>
+                <w:color w:val="333333"/>
+                <w:sz w:val="18"/>
+                <w:szCs w:val="18"/>
+              </w:rPr>
+              <w:t xml:space="preserve">├── index.php      ← 메인 검색/목록 (260줄)</w:t>
+            </w:r>
+          </w:p>
+        </w:tc>
+      </w:tr>
+      <w:tr>
+        <w:tc>
+          <w:tcPr>
+            <w:tcW w:type="dxa" w:w="9360"/>
+            <w:tcBorders>
+              <w:top w:val="none" w:color="FFFFFF" w:sz="0"/>
+              <w:left w:val="none" w:color="FFFFFF" w:sz="0"/>
+              <w:bottom w:val="none" w:color="FFFFFF" w:sz="0"/>
+              <w:right w:val="none" w:color="FFFFFF" w:sz="0"/>
+            </w:tcBorders>
+            <w:shd w:fill="F5F5F5" w:val="clear"/>
+          </w:tcPr>
+          <w:p>
+            <w:pPr>
+              <w:ind w:left="200"/>
+            </w:pPr>
+            <w:r>
+              <w:rPr>
+                <w:rFonts w:ascii="Courier New" w:cs="Courier New" w:eastAsia="Courier New" w:hAnsi="Courier New"/>
+                <w:color w:val="333333"/>
+                <w:sz w:val="18"/>
+                <w:szCs w:val="18"/>
+              </w:rPr>
+              <w:t xml:space="preserve">└── article.php    ← 문서 상세/편집 (281줄)</w:t>
+            </w:r>
+          </w:p>
+        </w:tc>
+      </w:tr>
+    </w:tbl>
+    <w:p>
+      <w:pPr>
+        <w:pStyle w:val="Heading2"/>
+        <w:spacing w:before="300" w:after="150"/>
+      </w:pPr>
+      <w:r>
+        <w:rPr>
+          <w:rFonts w:ascii="Arial" w:cs="Arial" w:eastAsia="Arial" w:hAnsi="Arial"/>
+        </w:rPr>
+        <w:t xml:space="preserve">8.3 인증 모듈 (kb_auth.php)</w:t>
+      </w:r>
+    </w:p>
+    <w:p>
+      <w:pPr>
+        <w:pStyle w:val="Heading3"/>
+        <w:spacing w:before="200" w:after="100"/>
+      </w:pPr>
+      <w:r>
+        <w:rPr>
+          <w:rFonts w:ascii="Arial" w:cs="Arial" w:eastAsia="Arial" w:hAnsi="Arial"/>
+        </w:rPr>
+        <w:t xml:space="preserve">인증 흐름</w:t>
+      </w:r>
+    </w:p>
+    <w:p>
+      <w:pPr>
+        <w:spacing w:before="120" w:after="160"/>
+        <w:jc w:val="center"/>
+      </w:pPr>
+      <w:r>
+        <w:rPr>
+          <w:rFonts w:ascii="Arial" w:cs="Arial" w:eastAsia="Arial" w:hAnsi="Arial"/>
+          <w:b/>
+          <w:bCs/>
+          <w:color w:val="1E4E79"/>
+          <w:sz w:val="22"/>
+          <w:szCs w:val="22"/>
+        </w:rPr>
+        <w:t xml:space="preserve">요청 수신 → localhost?→자동통과 → POST 비밀번호?→세션저장 → 세션 확인 → 미인증→로그인폼/401</w:t>
+      </w:r>
+    </w:p>
+    <w:tbl>
+      <w:tblPr>
+        <w:tblW w:type="auto" w:w="100"/>
+        <w:tblBorders>
+          <w:top w:val="single" w:color="auto" w:sz="4"/>
+          <w:left w:val="single" w:color="auto" w:sz="4"/>
+          <w:bottom w:val="single" w:color="auto" w:sz="4"/>
+          <w:right w:val="single" w:color="auto" w:sz="4"/>
+          <w:insideH w:val="single" w:color="auto" w:sz="4"/>
+          <w:insideV w:val="single" w:color="auto" w:sz="4"/>
+        </w:tblBorders>
+      </w:tblPr>
+      <w:tblGrid>
+        <w:gridCol w:w="9360"/>
+      </w:tblGrid>
+      <w:tr>
+        <w:tc>
+          <w:tcPr>
+            <w:tcW w:type="dxa" w:w="9360"/>
+            <w:tcBorders>
+              <w:top w:val="none" w:color="FFFFFF" w:sz="0"/>
+              <w:left w:val="none" w:color="FFFFFF" w:sz="0"/>
+              <w:bottom w:val="none" w:color="FFFFFF" w:sz="0"/>
+              <w:right w:val="none" w:color="FFFFFF" w:sz="0"/>
+            </w:tcBorders>
+            <w:shd w:fill="F5F5F5" w:val="clear"/>
+          </w:tcPr>
+          <w:p>
+            <w:pPr>
+              <w:ind w:left="200"/>
+            </w:pPr>
+            <w:r>
+              <w:rPr>
+                <w:rFonts w:ascii="Courier New" w:cs="Courier New" w:eastAsia="Courier New" w:hAnsi="Courier New"/>
+                <w:color w:val="333333"/>
+                <w:sz w:val="18"/>
+                <w:szCs w:val="18"/>
+              </w:rPr>
+              <w:t xml:space="preserve">define("KB_PASSWORD", "duson2026!kb");</w:t>
+            </w:r>
+          </w:p>
+        </w:tc>
+      </w:tr>
+      <w:tr>
+        <w:tc>
+          <w:tcPr>
+            <w:tcW w:type="dxa" w:w="9360"/>
+            <w:tcBorders>
+              <w:top w:val="none" w:color="FFFFFF" w:sz="0"/>
+              <w:left w:val="none" w:color="FFFFFF" w:sz="0"/>
+              <w:bottom w:val="none" w:color="FFFFFF" w:sz="0"/>
+              <w:right w:val="none" w:color="FFFFFF" w:sz="0"/>
+            </w:tcBorders>
+            <w:shd w:fill="F5F5F5" w:val="clear"/>
+          </w:tcPr>
+          <w:p>
+            <w:pPr>
+              <w:ind w:left="200"/>
+            </w:pPr>
+            <w:r>
+              <w:rPr>
+                <w:rFonts w:ascii="Courier New" w:cs="Courier New" w:eastAsia="Courier New" w:hAnsi="Courier New"/>
+                <w:color w:val="333333"/>
+                <w:sz w:val="18"/>
+                <w:szCs w:val="18"/>
+              </w:rPr>
+              <w:t xml:space="preserve"> </w:t>
+            </w:r>
+          </w:p>
+        </w:tc>
+      </w:tr>
+      <w:tr>
+        <w:tc>
+          <w:tcPr>
+            <w:tcW w:type="dxa" w:w="9360"/>
+            <w:tcBorders>
+              <w:top w:val="none" w:color="FFFFFF" w:sz="0"/>
+              <w:left w:val="none" w:color="FFFFFF" w:sz="0"/>
+              <w:bottom w:val="none" w:color="FFFFFF" w:sz="0"/>
+              <w:right w:val="none" w:color="FFFFFF" w:sz="0"/>
+            </w:tcBorders>
+            <w:shd w:fill="F5F5F5" w:val="clear"/>
+          </w:tcPr>
+          <w:p>
+            <w:pPr>
+              <w:ind w:left="200"/>
+            </w:pPr>
+            <w:r>
+              <w:rPr>
+                <w:rFonts w:ascii="Courier New" w:cs="Courier New" w:eastAsia="Courier New" w:hAnsi="Courier New"/>
+                <w:color w:val="333333"/>
+                <w:sz w:val="18"/>
+                <w:szCs w:val="18"/>
+              </w:rPr>
+              <w:t xml:space="preserve">function kb_is_local() {</w:t>
+            </w:r>
+          </w:p>
+        </w:tc>
+      </w:tr>
+      <w:tr>
+        <w:tc>
+          <w:tcPr>
+            <w:tcW w:type="dxa" w:w="9360"/>
+            <w:tcBorders>
+              <w:top w:val="none" w:color="FFFFFF" w:sz="0"/>
+              <w:left w:val="none" w:color="FFFFFF" w:sz="0"/>
+              <w:bottom w:val="none" w:color="FFFFFF" w:sz="0"/>
+              <w:right w:val="none" w:color="FFFFFF" w:sz="0"/>
+            </w:tcBorders>
+            <w:shd w:fill="F5F5F5" w:val="clear"/>
+          </w:tcPr>
+          <w:p>
+            <w:pPr>
+              <w:ind w:left="200"/>
+            </w:pPr>
+            <w:r>
+              <w:rPr>
+                <w:rFonts w:ascii="Courier New" w:cs="Courier New" w:eastAsia="Courier New" w:hAnsi="Courier New"/>
+                <w:color w:val="333333"/>
+                <w:sz w:val="18"/>
+                <w:szCs w:val="18"/>
+              </w:rPr>
+              <w:t xml:space="preserve">    return in_array($_SERVER["REMOTE_ADDR"], ["127.0.0.1", "::1"]);</w:t>
+            </w:r>
+          </w:p>
+        </w:tc>
+      </w:tr>
+      <w:tr>
+        <w:tc>
+          <w:tcPr>
+            <w:tcW w:type="dxa" w:w="9360"/>
+            <w:tcBorders>
+              <w:top w:val="none" w:color="FFFFFF" w:sz="0"/>
+              <w:left w:val="none" w:color="FFFFFF" w:sz="0"/>
+              <w:bottom w:val="none" w:color="FFFFFF" w:sz="0"/>
+              <w:right w:val="none" w:color="FFFFFF" w:sz="0"/>
+            </w:tcBorders>
+            <w:shd w:fill="F5F5F5" w:val="clear"/>
+          </w:tcPr>
+          <w:p>
+            <w:pPr>
+              <w:ind w:left="200"/>
+            </w:pPr>
+            <w:r>
+              <w:rPr>
+                <w:rFonts w:ascii="Courier New" w:cs="Courier New" w:eastAsia="Courier New" w:hAnsi="Courier New"/>
+                <w:color w:val="333333"/>
+                <w:sz w:val="18"/>
+                <w:szCs w:val="18"/>
+              </w:rPr>
+              <w:t xml:space="preserve">}</w:t>
+            </w:r>
+          </w:p>
+        </w:tc>
+      </w:tr>
+      <w:tr>
+        <w:tc>
+          <w:tcPr>
+            <w:tcW w:type="dxa" w:w="9360"/>
+            <w:tcBorders>
+              <w:top w:val="none" w:color="FFFFFF" w:sz="0"/>
+              <w:left w:val="none" w:color="FFFFFF" w:sz="0"/>
+              <w:bottom w:val="none" w:color="FFFFFF" w:sz="0"/>
+              <w:right w:val="none" w:color="FFFFFF" w:sz="0"/>
+            </w:tcBorders>
+            <w:shd w:fill="F5F5F5" w:val="clear"/>
+          </w:tcPr>
+          <w:p>
+            <w:pPr>
+              <w:ind w:left="200"/>
+            </w:pPr>
+            <w:r>
+              <w:rPr>
+                <w:rFonts w:ascii="Courier New" w:cs="Courier New" w:eastAsia="Courier New" w:hAnsi="Courier New"/>
+                <w:color w:val="333333"/>
+                <w:sz w:val="18"/>
+                <w:szCs w:val="18"/>
+              </w:rPr>
+              <w:t xml:space="preserve"> </w:t>
+            </w:r>
+          </w:p>
+        </w:tc>
+      </w:tr>
+      <w:tr>
+        <w:tc>
+          <w:tcPr>
+            <w:tcW w:type="dxa" w:w="9360"/>
+            <w:tcBorders>
+              <w:top w:val="none" w:color="FFFFFF" w:sz="0"/>
+              <w:left w:val="none" w:color="FFFFFF" w:sz="0"/>
+              <w:bottom w:val="none" w:color="FFFFFF" w:sz="0"/>
+              <w:right w:val="none" w:color="FFFFFF" w:sz="0"/>
+            </w:tcBorders>
+            <w:shd w:fill="F5F5F5" w:val="clear"/>
+          </w:tcPr>
+          <w:p>
+            <w:pPr>
+              <w:ind w:left="200"/>
+            </w:pPr>
+            <w:r>
+              <w:rPr>
+                <w:rFonts w:ascii="Courier New" w:cs="Courier New" w:eastAsia="Courier New" w:hAnsi="Courier New"/>
+                <w:color w:val="333333"/>
+                <w:sz w:val="18"/>
+                <w:szCs w:val="18"/>
+              </w:rPr>
+              <w:t xml:space="preserve">function kb_check_auth() {</w:t>
+            </w:r>
+          </w:p>
+        </w:tc>
+      </w:tr>
+      <w:tr>
+        <w:tc>
+          <w:tcPr>
+            <w:tcW w:type="dxa" w:w="9360"/>
+            <w:tcBorders>
+              <w:top w:val="none" w:color="FFFFFF" w:sz="0"/>
+              <w:left w:val="none" w:color="FFFFFF" w:sz="0"/>
+              <w:bottom w:val="none" w:color="FFFFFF" w:sz="0"/>
+              <w:right w:val="none" w:color="FFFFFF" w:sz="0"/>
+            </w:tcBorders>
+            <w:shd w:fill="F5F5F5" w:val="clear"/>
+          </w:tcPr>
+          <w:p>
+            <w:pPr>
+              <w:ind w:left="200"/>
+            </w:pPr>
+            <w:r>
+              <w:rPr>
+                <w:rFonts w:ascii="Courier New" w:cs="Courier New" w:eastAsia="Courier New" w:hAnsi="Courier New"/>
+                <w:color w:val="333333"/>
+                <w:sz w:val="18"/>
+                <w:szCs w:val="18"/>
+              </w:rPr>
+              <w:t xml:space="preserve">    if (kb_is_local()) return;              // localhost 자동 우회</w:t>
+            </w:r>
+          </w:p>
+        </w:tc>
+      </w:tr>
+      <w:tr>
+        <w:tc>
+          <w:tcPr>
+            <w:tcW w:type="dxa" w:w="9360"/>
+            <w:tcBorders>
+              <w:top w:val="none" w:color="FFFFFF" w:sz="0"/>
+              <w:left w:val="none" w:color="FFFFFF" w:sz="0"/>
+              <w:bottom w:val="none" w:color="FFFFFF" w:sz="0"/>
+              <w:right w:val="none" w:color="FFFFFF" w:sz="0"/>
+            </w:tcBorders>
+            <w:shd w:fill="F5F5F5" w:val="clear"/>
+          </w:tcPr>
+          <w:p>
+            <w:pPr>
+              <w:ind w:left="200"/>
+            </w:pPr>
+            <w:r>
+              <w:rPr>
+                <w:rFonts w:ascii="Courier New" w:cs="Courier New" w:eastAsia="Courier New" w:hAnsi="Courier New"/>
+                <w:color w:val="333333"/>
+                <w:sz w:val="18"/>
+                <w:szCs w:val="18"/>
+              </w:rPr>
+              <w:t xml:space="preserve">    if (isset($_POST["kb_password"])) {</w:t>
+            </w:r>
+          </w:p>
+        </w:tc>
+      </w:tr>
+      <w:tr>
+        <w:tc>
+          <w:tcPr>
+            <w:tcW w:type="dxa" w:w="9360"/>
+            <w:tcBorders>
+              <w:top w:val="none" w:color="FFFFFF" w:sz="0"/>
+              <w:left w:val="none" w:color="FFFFFF" w:sz="0"/>
+              <w:bottom w:val="none" w:color="FFFFFF" w:sz="0"/>
+              <w:right w:val="none" w:color="FFFFFF" w:sz="0"/>
+            </w:tcBorders>
+            <w:shd w:fill="F5F5F5" w:val="clear"/>
+          </w:tcPr>
+          <w:p>
+            <w:pPr>
+              <w:ind w:left="200"/>
+            </w:pPr>
+            <w:r>
+              <w:rPr>
+                <w:rFonts w:ascii="Courier New" w:cs="Courier New" w:eastAsia="Courier New" w:hAnsi="Courier New"/>
+                <w:color w:val="333333"/>
+                <w:sz w:val="18"/>
+                <w:szCs w:val="18"/>
+              </w:rPr>
+              <w:t xml:space="preserve">        if ($_POST["kb_password"] === KB_PASSWORD) {</w:t>
+            </w:r>
+          </w:p>
+        </w:tc>
+      </w:tr>
+      <w:tr>
+        <w:tc>
+          <w:tcPr>
+            <w:tcW w:type="dxa" w:w="9360"/>
+            <w:tcBorders>
+              <w:top w:val="none" w:color="FFFFFF" w:sz="0"/>
+              <w:left w:val="none" w:color="FFFFFF" w:sz="0"/>
+              <w:bottom w:val="none" w:color="FFFFFF" w:sz="0"/>
+              <w:right w:val="none" w:color="FFFFFF" w:sz="0"/>
+            </w:tcBorders>
+            <w:shd w:fill="F5F5F5" w:val="clear"/>
+          </w:tcPr>
+          <w:p>
+            <w:pPr>
+              <w:ind w:left="200"/>
+            </w:pPr>
+            <w:r>
+              <w:rPr>
+                <w:rFonts w:ascii="Courier New" w:cs="Courier New" w:eastAsia="Courier New" w:hAnsi="Courier New"/>
+                <w:color w:val="333333"/>
+                <w:sz w:val="18"/>
+                <w:szCs w:val="18"/>
+              </w:rPr>
+              <w:t xml:space="preserve">            $_SESSION["kb_auth"] = true;    // 세션 인증 저장</w:t>
+            </w:r>
+          </w:p>
+        </w:tc>
+      </w:tr>
+      <w:tr>
+        <w:tc>
+          <w:tcPr>
+            <w:tcW w:type="dxa" w:w="9360"/>
+            <w:tcBorders>
+              <w:top w:val="none" w:color="FFFFFF" w:sz="0"/>
+              <w:left w:val="none" w:color="FFFFFF" w:sz="0"/>
+              <w:bottom w:val="none" w:color="FFFFFF" w:sz="0"/>
+              <w:right w:val="none" w:color="FFFFFF" w:sz="0"/>
+            </w:tcBorders>
+            <w:shd w:fill="F5F5F5" w:val="clear"/>
+          </w:tcPr>
+          <w:p>
+            <w:pPr>
+              <w:ind w:left="200"/>
+            </w:pPr>
+            <w:r>
+              <w:rPr>
+                <w:rFonts w:ascii="Courier New" w:cs="Courier New" w:eastAsia="Courier New" w:hAnsi="Courier New"/>
+                <w:color w:val="333333"/>
+                <w:sz w:val="18"/>
+                <w:szCs w:val="18"/>
+              </w:rPr>
+              <w:t xml:space="preserve">            header("Location: " . $_SERVER["REQUEST_URI"]);</w:t>
+            </w:r>
+          </w:p>
+        </w:tc>
+      </w:tr>
+      <w:tr>
+        <w:tc>
+          <w:tcPr>
+            <w:tcW w:type="dxa" w:w="9360"/>
+            <w:tcBorders>
+              <w:top w:val="none" w:color="FFFFFF" w:sz="0"/>
+              <w:left w:val="none" w:color="FFFFFF" w:sz="0"/>
+              <w:bottom w:val="none" w:color="FFFFFF" w:sz="0"/>
+              <w:right w:val="none" w:color="FFFFFF" w:sz="0"/>
+            </w:tcBorders>
+            <w:shd w:fill="F5F5F5" w:val="clear"/>
+          </w:tcPr>
+          <w:p>
+            <w:pPr>
+              <w:ind w:left="200"/>
+            </w:pPr>
+            <w:r>
+              <w:rPr>
+                <w:rFonts w:ascii="Courier New" w:cs="Courier New" w:eastAsia="Courier New" w:hAnsi="Courier New"/>
+                <w:color w:val="333333"/>
+                <w:sz w:val="18"/>
+                <w:szCs w:val="18"/>
+              </w:rPr>
+              <w:t xml:space="preserve">            exit;</w:t>
+            </w:r>
+          </w:p>
+        </w:tc>
+      </w:tr>
+      <w:tr>
+        <w:tc>
+          <w:tcPr>
+            <w:tcW w:type="dxa" w:w="9360"/>
+            <w:tcBorders>
+              <w:top w:val="none" w:color="FFFFFF" w:sz="0"/>
+              <w:left w:val="none" w:color="FFFFFF" w:sz="0"/>
+              <w:bottom w:val="none" w:color="FFFFFF" w:sz="0"/>
+              <w:right w:val="none" w:color="FFFFFF" w:sz="0"/>
+            </w:tcBorders>
+            <w:shd w:fill="F5F5F5" w:val="clear"/>
+          </w:tcPr>
+          <w:p>
+            <w:pPr>
+              <w:ind w:left="200"/>
+            </w:pPr>
+            <w:r>
+              <w:rPr>
+                <w:rFonts w:ascii="Courier New" w:cs="Courier New" w:eastAsia="Courier New" w:hAnsi="Courier New"/>
+                <w:color w:val="333333"/>
+                <w:sz w:val="18"/>
+                <w:szCs w:val="18"/>
+              </w:rPr>
+              <w:t xml:space="preserve">        }</w:t>
+            </w:r>
+          </w:p>
+        </w:tc>
+      </w:tr>
+      <w:tr>
+        <w:tc>
+          <w:tcPr>
+            <w:tcW w:type="dxa" w:w="9360"/>
+            <w:tcBorders>
+              <w:top w:val="none" w:color="FFFFFF" w:sz="0"/>
+              <w:left w:val="none" w:color="FFFFFF" w:sz="0"/>
+              <w:bottom w:val="none" w:color="FFFFFF" w:sz="0"/>
+              <w:right w:val="none" w:color="FFFFFF" w:sz="0"/>
+            </w:tcBorders>
+            <w:shd w:fill="F5F5F5" w:val="clear"/>
+          </w:tcPr>
+          <w:p>
+            <w:pPr>
+              <w:ind w:left="200"/>
+            </w:pPr>
+            <w:r>
+              <w:rPr>
+                <w:rFonts w:ascii="Courier New" w:cs="Courier New" w:eastAsia="Courier New" w:hAnsi="Courier New"/>
+                <w:color w:val="333333"/>
+                <w:sz w:val="18"/>
+                <w:szCs w:val="18"/>
+              </w:rPr>
+              <w:t xml:space="preserve">    }</w:t>
+            </w:r>
+          </w:p>
+        </w:tc>
+      </w:tr>
+      <w:tr>
+        <w:tc>
+          <w:tcPr>
+            <w:tcW w:type="dxa" w:w="9360"/>
+            <w:tcBorders>
+              <w:top w:val="none" w:color="FFFFFF" w:sz="0"/>
+              <w:left w:val="none" w:color="FFFFFF" w:sz="0"/>
+              <w:bottom w:val="none" w:color="FFFFFF" w:sz="0"/>
+              <w:right w:val="none" w:color="FFFFFF" w:sz="0"/>
+            </w:tcBorders>
+            <w:shd w:fill="F5F5F5" w:val="clear"/>
+          </w:tcPr>
+          <w:p>
+            <w:pPr>
+              <w:ind w:left="200"/>
+            </w:pPr>
+            <w:r>
+              <w:rPr>
+                <w:rFonts w:ascii="Courier New" w:cs="Courier New" w:eastAsia="Courier New" w:hAnsi="Courier New"/>
+                <w:color w:val="333333"/>
+                <w:sz w:val="18"/>
+                <w:szCs w:val="18"/>
+              </w:rPr>
+              <w:t xml:space="preserve">    if (!empty($_SESSION["kb_auth"])) return;</w:t>
+            </w:r>
+          </w:p>
+        </w:tc>
+      </w:tr>
+      <w:tr>
+        <w:tc>
+          <w:tcPr>
+            <w:tcW w:type="dxa" w:w="9360"/>
+            <w:tcBorders>
+              <w:top w:val="none" w:color="FFFFFF" w:sz="0"/>
+              <w:left w:val="none" w:color="FFFFFF" w:sz="0"/>
+              <w:bottom w:val="none" w:color="FFFFFF" w:sz="0"/>
+              <w:right w:val="none" w:color="FFFFFF" w:sz="0"/>
+            </w:tcBorders>
+            <w:shd w:fill="F5F5F5" w:val="clear"/>
+          </w:tcPr>
+          <w:p>
+            <w:pPr>
+              <w:ind w:left="200"/>
+            </w:pPr>
+            <w:r>
+              <w:rPr>
+                <w:rFonts w:ascii="Courier New" w:cs="Courier New" w:eastAsia="Courier New" w:hAnsi="Courier New"/>
+                <w:color w:val="333333"/>
+                <w:sz w:val="18"/>
+                <w:szCs w:val="18"/>
+              </w:rPr>
+              <w:t xml:space="preserve">    // 미인증: API→401 JSON, 페이지→로그인 폼</w:t>
+            </w:r>
+          </w:p>
+        </w:tc>
+      </w:tr>
+      <w:tr>
+        <w:tc>
+          <w:tcPr>
+            <w:tcW w:type="dxa" w:w="9360"/>
+            <w:tcBorders>
+              <w:top w:val="none" w:color="FFFFFF" w:sz="0"/>
+              <w:left w:val="none" w:color="FFFFFF" w:sz="0"/>
+              <w:bottom w:val="none" w:color="FFFFFF" w:sz="0"/>
+              <w:right w:val="none" w:color="FFFFFF" w:sz="0"/>
+            </w:tcBorders>
+            <w:shd w:fill="F5F5F5" w:val="clear"/>
+          </w:tcPr>
+          <w:p>
+            <w:pPr>
+              <w:ind w:left="200"/>
+            </w:pPr>
+            <w:r>
+              <w:rPr>
+                <w:rFonts w:ascii="Courier New" w:cs="Courier New" w:eastAsia="Courier New" w:hAnsi="Courier New"/>
+                <w:color w:val="333333"/>
+                <w:sz w:val="18"/>
+                <w:szCs w:val="18"/>
+              </w:rPr>
+              <w:t xml:space="preserve">}</w:t>
+            </w:r>
+          </w:p>
+        </w:tc>
+      </w:tr>
+    </w:tbl>
+    <w:p>
+      <w:pPr>
+        <w:pStyle w:val="Heading3"/>
+        <w:spacing w:before="200" w:after="100"/>
+      </w:pPr>
+      <w:r>
+        <w:rPr>
+          <w:rFonts w:ascii="Arial" w:cs="Arial" w:eastAsia="Arial" w:hAnsi="Arial"/>
+        </w:rPr>
+        <w:t xml:space="preserve">보안 특성</w:t>
+      </w:r>
+    </w:p>
+    <w:tbl>
+      <w:tblPr>
+        <w:tblW w:type="auto" w:w="100"/>
+        <w:tblBorders>
+          <w:top w:val="single" w:color="auto" w:sz="4"/>
+          <w:left w:val="single" w:color="auto" w:sz="4"/>
+          <w:bottom w:val="single" w:color="auto" w:sz="4"/>
+          <w:right w:val="single" w:color="auto" w:sz="4"/>
+          <w:insideH w:val="single" w:color="auto" w:sz="4"/>
+          <w:insideV w:val="single" w:color="auto" w:sz="4"/>
+        </w:tblBorders>
+        <w:tblCellMar>
+          <w:top w:type="dxa" w:w="60"/>
+          <w:left w:type="dxa" w:w="120"/>
+          <w:bottom w:type="dxa" w:w="60"/>
+          <w:right w:type="dxa" w:w="120"/>
+        </w:tblCellMar>
+      </w:tblPr>
+      <w:tblGrid>
+        <w:gridCol w:w="2500"/>
+        <w:gridCol w:w="6860"/>
+      </w:tblGrid>
+      <w:tr>
+        <w:trPr>
+          <w:tblHeader/>
+        </w:trPr>
+        <w:tc>
+          <w:tcPr>
+            <w:tcW w:type="dxa" w:w="2500"/>
+            <w:tcBorders>
+              <w:top w:val="single" w:color="94A3B8" w:sz="1"/>
+              <w:left w:val="single" w:color="94A3B8" w:sz="1"/>
+              <w:bottom w:val="single" w:color="94A3B8" w:sz="1"/>
+              <w:right w:val="single" w:color="94A3B8" w:sz="1"/>
+            </w:tcBorders>
+            <w:shd w:fill="1E4E79" w:val="clear"/>
+            <w:vAlign w:val="center"/>
+          </w:tcPr>
+          <w:p>
+            <w:pPr>
+              <w:jc w:val="center"/>
+            </w:pPr>
+            <w:r>
+              <w:rPr>
+                <w:rFonts w:ascii="Arial" w:cs="Arial" w:eastAsia="Arial" w:hAnsi="Arial"/>
+                <w:b/>
+                <w:bCs/>
+                <w:color w:val="FFFFFF"/>
+                <w:sz w:val="20"/>
+                <w:szCs w:val="20"/>
+              </w:rPr>
+              <w:t xml:space="preserve">항목</w:t>
+            </w:r>
+          </w:p>
+        </w:tc>
+        <w:tc>
+          <w:tcPr>
+            <w:tcW w:type="dxa" w:w="6860"/>
+            <w:tcBorders>
+              <w:top w:val="single" w:color="94A3B8" w:sz="1"/>
+              <w:left w:val="single" w:color="94A3B8" w:sz="1"/>
+              <w:bottom w:val="single" w:color="94A3B8" w:sz="1"/>
+              <w:right w:val="single" w:color="94A3B8" w:sz="1"/>
+            </w:tcBorders>
+            <w:shd w:fill="1E4E79" w:val="clear"/>
+            <w:vAlign w:val="center"/>
+          </w:tcPr>
+          <w:p>
+            <w:pPr>
+              <w:jc w:val="center"/>
+            </w:pPr>
+            <w:r>
+              <w:rPr>
+                <w:rFonts w:ascii="Arial" w:cs="Arial" w:eastAsia="Arial" w:hAnsi="Arial"/>
+                <w:b/>
+                <w:bCs/>
+                <w:color w:val="FFFFFF"/>
+                <w:sz w:val="20"/>
+                <w:szCs w:val="20"/>
+              </w:rPr>
+              <w:t xml:space="preserve">방식</w:t>
+            </w:r>
+          </w:p>
+        </w:tc>
+      </w:tr>
+      <w:tr>
+        <w:tc>
+          <w:tcPr>
+            <w:tcW w:type="dxa" w:w="2500"/>
+            <w:tcBorders>
+              <w:top w:val="single" w:color="94A3B8" w:sz="1"/>
+              <w:left w:val="single" w:color="94A3B8" w:sz="1"/>
+              <w:bottom w:val="single" w:color="94A3B8" w:sz="1"/>
+              <w:right w:val="single" w:color="94A3B8" w:sz="1"/>
+            </w:tcBorders>
+          </w:tcPr>
+          <w:p>
+            <w:pPr>
+              <w:jc w:val="center"/>
+            </w:pPr>
+            <w:r>
+              <w:rPr>
+                <w:rFonts w:ascii="Arial" w:cs="Arial" w:eastAsia="Arial" w:hAnsi="Arial"/>
+                <w:b/>
+                <w:bCs/>
+                <w:sz w:val="20"/>
+                <w:szCs w:val="20"/>
+              </w:rPr>
+              <w:t xml:space="preserve">비밀번호 저장</w:t>
+            </w:r>
+          </w:p>
+        </w:tc>
+        <w:tc>
+          <w:tcPr>
+            <w:tcW w:type="dxa" w:w="6860"/>
+            <w:tcBorders>
+              <w:top w:val="single" w:color="94A3B8" w:sz="1"/>
+              <w:left w:val="single" w:color="94A3B8" w:sz="1"/>
+              <w:bottom w:val="single" w:color="94A3B8" w:sz="1"/>
+              <w:right w:val="single" w:color="94A3B8" w:sz="1"/>
+            </w:tcBorders>
+          </w:tcPr>
+          <w:p>
+            <w:pPr>
+              <w:jc w:val="left"/>
+            </w:pPr>
+            <w:r>
+              <w:rPr>
+                <w:rFonts w:ascii="Arial" w:cs="Arial" w:eastAsia="Arial" w:hAnsi="Arial"/>
+                <w:b w:val="false"/>
+                <w:bCs w:val="false"/>
+                <w:sz w:val="20"/>
+                <w:szCs w:val="20"/>
+              </w:rPr>
+              <w:t xml:space="preserve">PHP 상수 (평문 비교)</w:t>
+            </w:r>
+          </w:p>
+        </w:tc>
+      </w:tr>
+      <w:tr>
+        <w:tc>
+          <w:tcPr>
+            <w:tcW w:type="dxa" w:w="2500"/>
+            <w:tcBorders>
+              <w:top w:val="single" w:color="94A3B8" w:sz="1"/>
+              <w:left w:val="single" w:color="94A3B8" w:sz="1"/>
+              <w:bottom w:val="single" w:color="94A3B8" w:sz="1"/>
+              <w:right w:val="single" w:color="94A3B8" w:sz="1"/>
+            </w:tcBorders>
+            <w:shd w:fill="F8FAFC" w:val="clear"/>
+          </w:tcPr>
+          <w:p>
+            <w:pPr>
+              <w:jc w:val="center"/>
+            </w:pPr>
+            <w:r>
+              <w:rPr>
+                <w:rFonts w:ascii="Arial" w:cs="Arial" w:eastAsia="Arial" w:hAnsi="Arial"/>
+                <w:b/>
+                <w:bCs/>
+                <w:sz w:val="20"/>
+                <w:szCs w:val="20"/>
+              </w:rPr>
+              <w:t xml:space="preserve">세션 유지</w:t>
+            </w:r>
+          </w:p>
+        </w:tc>
+        <w:tc>
+          <w:tcPr>
+            <w:tcW w:type="dxa" w:w="6860"/>
+            <w:tcBorders>
+              <w:top w:val="single" w:color="94A3B8" w:sz="1"/>
+              <w:left w:val="single" w:color="94A3B8" w:sz="1"/>
+              <w:bottom w:val="single" w:color="94A3B8" w:sz="1"/>
+              <w:right w:val="single" w:color="94A3B8" w:sz="1"/>
+            </w:tcBorders>
+            <w:shd w:fill="F8FAFC" w:val="clear"/>
+          </w:tcPr>
+          <w:p>
+            <w:pPr>
+              <w:jc w:val="left"/>
+            </w:pPr>
+            <w:r>
+              <w:rPr>
+                <w:rFonts w:ascii="Arial" w:cs="Arial" w:eastAsia="Arial" w:hAnsi="Arial"/>
+                <w:b w:val="false"/>
+                <w:bCs w:val="false"/>
+                <w:sz w:val="20"/>
+                <w:szCs w:val="20"/>
+              </w:rPr>
+              <w:t xml:space="preserve">$_SESSION["kb_auth"]</w:t>
+            </w:r>
+          </w:p>
+        </w:tc>
+      </w:tr>
+      <w:tr>
+        <w:tc>
+          <w:tcPr>
+            <w:tcW w:type="dxa" w:w="2500"/>
+            <w:tcBorders>
+              <w:top w:val="single" w:color="94A3B8" w:sz="1"/>
+              <w:left w:val="single" w:color="94A3B8" w:sz="1"/>
+              <w:bottom w:val="single" w:color="94A3B8" w:sz="1"/>
+              <w:right w:val="single" w:color="94A3B8" w:sz="1"/>
+            </w:tcBorders>
+          </w:tcPr>
+          <w:p>
+            <w:pPr>
+              <w:jc w:val="center"/>
+            </w:pPr>
+            <w:r>
+              <w:rPr>
+                <w:rFonts w:ascii="Arial" w:cs="Arial" w:eastAsia="Arial" w:hAnsi="Arial"/>
+                <w:b/>
+                <w:bCs/>
+                <w:sz w:val="20"/>
+                <w:szCs w:val="20"/>
+              </w:rPr>
+              <w:t xml:space="preserve">localhost 우회</w:t>
+            </w:r>
+          </w:p>
+        </w:tc>
+        <w:tc>
+          <w:tcPr>
+            <w:tcW w:type="dxa" w:w="6860"/>
+            <w:tcBorders>
+              <w:top w:val="single" w:color="94A3B8" w:sz="1"/>
+              <w:left w:val="single" w:color="94A3B8" w:sz="1"/>
+              <w:bottom w:val="single" w:color="94A3B8" w:sz="1"/>
+              <w:right w:val="single" w:color="94A3B8" w:sz="1"/>
+            </w:tcBorders>
+          </w:tcPr>
+          <w:p>
+            <w:pPr>
+              <w:jc w:val="left"/>
+            </w:pPr>
+            <w:r>
+              <w:rPr>
+                <w:rFonts w:ascii="Arial" w:cs="Arial" w:eastAsia="Arial" w:hAnsi="Arial"/>
+                <w:b w:val="false"/>
+                <w:bCs w:val="false"/>
+                <w:sz w:val="20"/>
+                <w:szCs w:val="20"/>
+              </w:rPr>
+              <w:t xml:space="preserve">REMOTE_ADDR 체크</w:t>
+            </w:r>
+          </w:p>
+        </w:tc>
+      </w:tr>
+      <w:tr>
+        <w:tc>
+          <w:tcPr>
+            <w:tcW w:type="dxa" w:w="2500"/>
+            <w:tcBorders>
+              <w:top w:val="single" w:color="94A3B8" w:sz="1"/>
+              <w:left w:val="single" w:color="94A3B8" w:sz="1"/>
+              <w:bottom w:val="single" w:color="94A3B8" w:sz="1"/>
+              <w:right w:val="single" w:color="94A3B8" w:sz="1"/>
+            </w:tcBorders>
+            <w:shd w:fill="F8FAFC" w:val="clear"/>
+          </w:tcPr>
+          <w:p>
+            <w:pPr>
+              <w:jc w:val="center"/>
+            </w:pPr>
+            <w:r>
+              <w:rPr>
+                <w:rFonts w:ascii="Arial" w:cs="Arial" w:eastAsia="Arial" w:hAnsi="Arial"/>
+                <w:b/>
+                <w:bCs/>
+                <w:sz w:val="20"/>
+                <w:szCs w:val="20"/>
+              </w:rPr>
+              <w:t xml:space="preserve">API 보호</w:t>
+            </w:r>
+          </w:p>
+        </w:tc>
+        <w:tc>
+          <w:tcPr>
+            <w:tcW w:type="dxa" w:w="6860"/>
+            <w:tcBorders>
+              <w:top w:val="single" w:color="94A3B8" w:sz="1"/>
+              <w:left w:val="single" w:color="94A3B8" w:sz="1"/>
+              <w:bottom w:val="single" w:color="94A3B8" w:sz="1"/>
+              <w:right w:val="single" w:color="94A3B8" w:sz="1"/>
+            </w:tcBorders>
+            <w:shd w:fill="F8FAFC" w:val="clear"/>
+          </w:tcPr>
+          <w:p>
+            <w:pPr>
+              <w:jc w:val="left"/>
+            </w:pPr>
+            <w:r>
+              <w:rPr>
+                <w:rFonts w:ascii="Arial" w:cs="Arial" w:eastAsia="Arial" w:hAnsi="Arial"/>
+                <w:b w:val="false"/>
+                <w:bCs w:val="false"/>
+                <w:sz w:val="20"/>
+                <w:szCs w:val="20"/>
+              </w:rPr>
+              <w:t xml:space="preserve">401 + JSON 에러</w:t>
+            </w:r>
+          </w:p>
+        </w:tc>
+      </w:tr>
+      <w:tr>
+        <w:tc>
+          <w:tcPr>
+            <w:tcW w:type="dxa" w:w="2500"/>
+            <w:tcBorders>
+              <w:top w:val="single" w:color="94A3B8" w:sz="1"/>
+              <w:left w:val="single" w:color="94A3B8" w:sz="1"/>
+              <w:bottom w:val="single" w:color="94A3B8" w:sz="1"/>
+              <w:right w:val="single" w:color="94A3B8" w:sz="1"/>
+            </w:tcBorders>
+          </w:tcPr>
+          <w:p>
+            <w:pPr>
+              <w:jc w:val="center"/>
+            </w:pPr>
+            <w:r>
+              <w:rPr>
+                <w:rFonts w:ascii="Arial" w:cs="Arial" w:eastAsia="Arial" w:hAnsi="Arial"/>
+                <w:b/>
+                <w:bCs/>
+                <w:sz w:val="20"/>
+                <w:szCs w:val="20"/>
+              </w:rPr>
+              <w:t xml:space="preserve">CSRF 보호</w:t>
+            </w:r>
+          </w:p>
+        </w:tc>
+        <w:tc>
+          <w:tcPr>
+            <w:tcW w:type="dxa" w:w="6860"/>
+            <w:tcBorders>
+              <w:top w:val="single" w:color="94A3B8" w:sz="1"/>
+              <w:left w:val="single" w:color="94A3B8" w:sz="1"/>
+              <w:bottom w:val="single" w:color="94A3B8" w:sz="1"/>
+              <w:right w:val="single" w:color="94A3B8" w:sz="1"/>
+            </w:tcBorders>
+          </w:tcPr>
+          <w:p>
+            <w:pPr>
+              <w:jc w:val="left"/>
+            </w:pPr>
+            <w:r>
+              <w:rPr>
+                <w:rFonts w:ascii="Arial" w:cs="Arial" w:eastAsia="Arial" w:hAnsi="Arial"/>
+                <w:b w:val="false"/>
+                <w:bCs w:val="false"/>
+                <w:sz w:val="20"/>
+                <w:szCs w:val="20"/>
+              </w:rPr>
+              <w:t xml:space="preserve">없음 (내부용)</w:t>
+            </w:r>
+          </w:p>
+        </w:tc>
+      </w:tr>
+    </w:tbl>
+    <w:p>
+      <w:pPr>
+        <w:pStyle w:val="Heading2"/>
+        <w:spacing w:before="300" w:after="150"/>
+      </w:pPr>
+      <w:r>
+        <w:rPr>
+          <w:rFonts w:ascii="Arial" w:cs="Arial" w:eastAsia="Arial" w:hAnsi="Arial"/>
+        </w:rPr>
+        <w:t xml:space="preserve">8.4 API (api.php)</w:t>
+      </w:r>
+    </w:p>
+    <w:p>
+      <w:pPr>
+        <w:pStyle w:val="Heading3"/>
+        <w:spacing w:before="200" w:after="100"/>
+      </w:pPr>
+      <w:r>
+        <w:rPr>
+          <w:rFonts w:ascii="Arial" w:cs="Arial" w:eastAsia="Arial" w:hAnsi="Arial"/>
+        </w:rPr>
+        <w:t xml:space="preserve">엔드포인트</w:t>
+      </w:r>
+    </w:p>
+    <w:tbl>
+      <w:tblPr>
+        <w:tblW w:type="auto" w:w="100"/>
+        <w:tblBorders>
+          <w:top w:val="single" w:color="auto" w:sz="4"/>
+          <w:left w:val="single" w:color="auto" w:sz="4"/>
+          <w:bottom w:val="single" w:color="auto" w:sz="4"/>
+          <w:right w:val="single" w:color="auto" w:sz="4"/>
+          <w:insideH w:val="single" w:color="auto" w:sz="4"/>
+          <w:insideV w:val="single" w:color="auto" w:sz="4"/>
+        </w:tblBorders>
+        <w:tblCellMar>
+          <w:top w:type="dxa" w:w="60"/>
+          <w:left w:type="dxa" w:w="120"/>
+          <w:bottom w:type="dxa" w:w="60"/>
+          <w:right w:type="dxa" w:w="120"/>
+        </w:tblCellMar>
+      </w:tblPr>
+      <w:tblGrid>
+        <w:gridCol w:w="2200"/>
+        <w:gridCol w:w="1000"/>
+        <w:gridCol w:w="3200"/>
+        <w:gridCol w:w="2960"/>
+      </w:tblGrid>
+      <w:tr>
+        <w:trPr>
+          <w:tblHeader/>
+        </w:trPr>
+        <w:tc>
+          <w:tcPr>
+            <w:tcW w:type="dxa" w:w="2200"/>
+            <w:tcBorders>
+              <w:top w:val="single" w:color="94A3B8" w:sz="1"/>
+              <w:left w:val="single" w:color="94A3B8" w:sz="1"/>
+              <w:bottom w:val="single" w:color="94A3B8" w:sz="1"/>
+              <w:right w:val="single" w:color="94A3B8" w:sz="1"/>
+            </w:tcBorders>
+            <w:shd w:fill="1E4E79" w:val="clear"/>
+            <w:vAlign w:val="center"/>
+          </w:tcPr>
+          <w:p>
+            <w:pPr>
+              <w:jc w:val="center"/>
+            </w:pPr>
+            <w:r>
+              <w:rPr>
+                <w:rFonts w:ascii="Arial" w:cs="Arial" w:eastAsia="Arial" w:hAnsi="Arial"/>
+                <w:b/>
+                <w:bCs/>
+                <w:color w:val="FFFFFF"/>
+                <w:sz w:val="20"/>
+                <w:szCs w:val="20"/>
+              </w:rPr>
+              <w:t xml:space="preserve">action</w:t>
+            </w:r>
+          </w:p>
+        </w:tc>
+        <w:tc>
+          <w:tcPr>
+            <w:tcW w:type="dxa" w:w="1000"/>
+            <w:tcBorders>
+              <w:top w:val="single" w:color="94A3B8" w:sz="1"/>
+              <w:left w:val="single" w:color="94A3B8" w:sz="1"/>
+              <w:bottom w:val="single" w:color="94A3B8" w:sz="1"/>
+              <w:right w:val="single" w:color="94A3B8" w:sz="1"/>
+            </w:tcBorders>
+            <w:shd w:fill="1E4E79" w:val="clear"/>
+            <w:vAlign w:val="center"/>
+          </w:tcPr>
+          <w:p>
+            <w:pPr>
+              <w:jc w:val="center"/>
+            </w:pPr>
+            <w:r>
+              <w:rPr>
+                <w:rFonts w:ascii="Arial" w:cs="Arial" w:eastAsia="Arial" w:hAnsi="Arial"/>
+                <w:b/>
+                <w:bCs/>
+                <w:color w:val="FFFFFF"/>
+                <w:sz w:val="20"/>
+                <w:szCs w:val="20"/>
+              </w:rPr>
+              <w:t xml:space="preserve">메서드</w:t>
+            </w:r>
+          </w:p>
+        </w:tc>
+        <w:tc>
+          <w:tcPr>
+            <w:tcW w:type="dxa" w:w="3200"/>
+            <w:tcBorders>
+              <w:top w:val="single" w:color="94A3B8" w:sz="1"/>
+              <w:left w:val="single" w:color="94A3B8" w:sz="1"/>
+              <w:bottom w:val="single" w:color="94A3B8" w:sz="1"/>
+              <w:right w:val="single" w:color="94A3B8" w:sz="1"/>
+            </w:tcBorders>
+            <w:shd w:fill="1E4E79" w:val="clear"/>
+            <w:vAlign w:val="center"/>
+          </w:tcPr>
+          <w:p>
+            <w:pPr>
+              <w:jc w:val="center"/>
+            </w:pPr>
+            <w:r>
+              <w:rPr>
+                <w:rFonts w:ascii="Arial" w:cs="Arial" w:eastAsia="Arial" w:hAnsi="Arial"/>
+                <w:b/>
+                <w:bCs/>
+                <w:color w:val="FFFFFF"/>
+                <w:sz w:val="20"/>
+                <w:szCs w:val="20"/>
+              </w:rPr>
+              <w:t xml:space="preserve">파라미터</w:t>
+            </w:r>
+          </w:p>
+        </w:tc>
+        <w:tc>
+          <w:tcPr>
+            <w:tcW w:type="dxa" w:w="2960"/>
+            <w:tcBorders>
+              <w:top w:val="single" w:color="94A3B8" w:sz="1"/>
+              <w:left w:val="single" w:color="94A3B8" w:sz="1"/>
+              <w:bottom w:val="single" w:color="94A3B8" w:sz="1"/>
+              <w:right w:val="single" w:color="94A3B8" w:sz="1"/>
+            </w:tcBorders>
+            <w:shd w:fill="1E4E79" w:val="clear"/>
+            <w:vAlign w:val="center"/>
+          </w:tcPr>
+          <w:p>
+            <w:pPr>
+              <w:jc w:val="center"/>
+            </w:pPr>
+            <w:r>
+              <w:rPr>
+                <w:rFonts w:ascii="Arial" w:cs="Arial" w:eastAsia="Arial" w:hAnsi="Arial"/>
+                <w:b/>
+                <w:bCs/>
+                <w:color w:val="FFFFFF"/>
+                <w:sz w:val="20"/>
+                <w:szCs w:val="20"/>
+              </w:rPr>
+              <w:t xml:space="preserve">설명</w:t>
+            </w:r>
+          </w:p>
+        </w:tc>
+      </w:tr>
+      <w:tr>
+        <w:tc>
+          <w:tcPr>
+            <w:tcW w:type="dxa" w:w="2200"/>
+            <w:tcBorders>
+              <w:top w:val="single" w:color="94A3B8" w:sz="1"/>
+              <w:left w:val="single" w:color="94A3B8" w:sz="1"/>
+              <w:bottom w:val="single" w:color="94A3B8" w:sz="1"/>
+              <w:right w:val="single" w:color="94A3B8" w:sz="1"/>
+            </w:tcBorders>
+          </w:tcPr>
+          <w:p>
+            <w:pPr>
+              <w:jc w:val="center"/>
+            </w:pPr>
+            <w:r>
+              <w:rPr>
+                <w:rFonts w:ascii="Arial" w:cs="Arial" w:eastAsia="Arial" w:hAnsi="Arial"/>
+                <w:b/>
+                <w:bCs/>
+                <w:sz w:val="20"/>
+                <w:szCs w:val="20"/>
+              </w:rPr>
+              <w:t xml:space="preserve">search</w:t>
+            </w:r>
+          </w:p>
+        </w:tc>
+        <w:tc>
+          <w:tcPr>
+            <w:tcW w:type="dxa" w:w="1000"/>
+            <w:tcBorders>
+              <w:top w:val="single" w:color="94A3B8" w:sz="1"/>
+              <w:left w:val="single" w:color="94A3B8" w:sz="1"/>
+              <w:bottom w:val="single" w:color="94A3B8" w:sz="1"/>
+              <w:right w:val="single" w:color="94A3B8" w:sz="1"/>
+            </w:tcBorders>
+          </w:tcPr>
+          <w:p>
+            <w:pPr>
+              <w:jc w:val="left"/>
+            </w:pPr>
+            <w:r>
+              <w:rPr>
+                <w:rFonts w:ascii="Arial" w:cs="Arial" w:eastAsia="Arial" w:hAnsi="Arial"/>
+                <w:b w:val="false"/>
+                <w:bCs w:val="false"/>
+                <w:sz w:val="20"/>
+                <w:szCs w:val="20"/>
+              </w:rPr>
+              <w:t xml:space="preserve">GET</w:t>
+            </w:r>
+          </w:p>
+        </w:tc>
+        <w:tc>
+          <w:tcPr>
+            <w:tcW w:type="dxa" w:w="3200"/>
+            <w:tcBorders>
+              <w:top w:val="single" w:color="94A3B8" w:sz="1"/>
+              <w:left w:val="single" w:color="94A3B8" w:sz="1"/>
+              <w:bottom w:val="single" w:color="94A3B8" w:sz="1"/>
+              <w:right w:val="single" w:color="94A3B8" w:sz="1"/>
+            </w:tcBorders>
+          </w:tcPr>
+          <w:p>
+            <w:pPr>
+              <w:jc w:val="left"/>
+            </w:pPr>
+            <w:r>
+              <w:rPr>
+                <w:rFonts w:ascii="Arial" w:cs="Arial" w:eastAsia="Arial" w:hAnsi="Arial"/>
+                <w:b w:val="false"/>
+                <w:bCs w:val="false"/>
+                <w:sz w:val="20"/>
+                <w:szCs w:val="20"/>
+              </w:rPr>
+              <w:t xml:space="preserve">q, category, page</w:t>
+            </w:r>
+          </w:p>
+        </w:tc>
+        <w:tc>
+          <w:tcPr>
+            <w:tcW w:type="dxa" w:w="2960"/>
+            <w:tcBorders>
+              <w:top w:val="single" w:color="94A3B8" w:sz="1"/>
+              <w:left w:val="single" w:color="94A3B8" w:sz="1"/>
+              <w:bottom w:val="single" w:color="94A3B8" w:sz="1"/>
+              <w:right w:val="single" w:color="94A3B8" w:sz="1"/>
+            </w:tcBorders>
+          </w:tcPr>
+          <w:p>
+            <w:pPr>
+              <w:jc w:val="left"/>
+            </w:pPr>
+            <w:r>
+              <w:rPr>
+                <w:rFonts w:ascii="Arial" w:cs="Arial" w:eastAsia="Arial" w:hAnsi="Arial"/>
+                <w:b w:val="false"/>
+                <w:bCs w:val="false"/>
+                <w:sz w:val="20"/>
+                <w:szCs w:val="20"/>
+              </w:rPr>
+              <w:t xml:space="preserve">FULLTEXT 검색 (Boolean Mode)</w:t>
+            </w:r>
+          </w:p>
+        </w:tc>
+      </w:tr>
+      <w:tr>
+        <w:tc>
+          <w:tcPr>
+            <w:tcW w:type="dxa" w:w="2200"/>
+            <w:tcBorders>
+              <w:top w:val="single" w:color="94A3B8" w:sz="1"/>
+              <w:left w:val="single" w:color="94A3B8" w:sz="1"/>
+              <w:bottom w:val="single" w:color="94A3B8" w:sz="1"/>
+              <w:right w:val="single" w:color="94A3B8" w:sz="1"/>
+            </w:tcBorders>
+            <w:shd w:fill="F8FAFC" w:val="clear"/>
+          </w:tcPr>
+          <w:p>
+            <w:pPr>
+              <w:jc w:val="center"/>
+            </w:pPr>
+            <w:r>
+              <w:rPr>
+                <w:rFonts w:ascii="Arial" w:cs="Arial" w:eastAsia="Arial" w:hAnsi="Arial"/>
+                <w:b/>
+                <w:bCs/>
+                <w:sz w:val="20"/>
+                <w:szCs w:val="20"/>
+              </w:rPr>
+              <w:t xml:space="preserve">get</w:t>
+            </w:r>
+          </w:p>
+        </w:tc>
+        <w:tc>
+          <w:tcPr>
+            <w:tcW w:type="dxa" w:w="1000"/>
+            <w:tcBorders>
+              <w:top w:val="single" w:color="94A3B8" w:sz="1"/>
+              <w:left w:val="single" w:color="94A3B8" w:sz="1"/>
+              <w:bottom w:val="single" w:color="94A3B8" w:sz="1"/>
+              <w:right w:val="single" w:color="94A3B8" w:sz="1"/>
+            </w:tcBorders>
+            <w:shd w:fill="F8FAFC" w:val="clear"/>
+          </w:tcPr>
+          <w:p>
+            <w:pPr>
+              <w:jc w:val="left"/>
+            </w:pPr>
+            <w:r>
+              <w:rPr>
+                <w:rFonts w:ascii="Arial" w:cs="Arial" w:eastAsia="Arial" w:hAnsi="Arial"/>
+                <w:b w:val="false"/>
+                <w:bCs w:val="false"/>
+                <w:sz w:val="20"/>
+                <w:szCs w:val="20"/>
+              </w:rPr>
+              <w:t xml:space="preserve">GET</w:t>
+            </w:r>
+          </w:p>
+        </w:tc>
+        <w:tc>
+          <w:tcPr>
+            <w:tcW w:type="dxa" w:w="3200"/>
+            <w:tcBorders>
+              <w:top w:val="single" w:color="94A3B8" w:sz="1"/>
+              <w:left w:val="single" w:color="94A3B8" w:sz="1"/>
+              <w:bottom w:val="single" w:color="94A3B8" w:sz="1"/>
+              <w:right w:val="single" w:color="94A3B8" w:sz="1"/>
+            </w:tcBorders>
+            <w:shd w:fill="F8FAFC" w:val="clear"/>
+          </w:tcPr>
+          <w:p>
+            <w:pPr>
+              <w:jc w:val="left"/>
+            </w:pPr>
+            <w:r>
+              <w:rPr>
+                <w:rFonts w:ascii="Arial" w:cs="Arial" w:eastAsia="Arial" w:hAnsi="Arial"/>
+                <w:b w:val="false"/>
+                <w:bCs w:val="false"/>
+                <w:sz w:val="20"/>
+                <w:szCs w:val="20"/>
+              </w:rPr>
+              <w:t xml:space="preserve">id</w:t>
+            </w:r>
+          </w:p>
+        </w:tc>
+        <w:tc>
+          <w:tcPr>
+            <w:tcW w:type="dxa" w:w="2960"/>
+            <w:tcBorders>
+              <w:top w:val="single" w:color="94A3B8" w:sz="1"/>
+              <w:left w:val="single" w:color="94A3B8" w:sz="1"/>
+              <w:bottom w:val="single" w:color="94A3B8" w:sz="1"/>
+              <w:right w:val="single" w:color="94A3B8" w:sz="1"/>
+            </w:tcBorders>
+            <w:shd w:fill="F8FAFC" w:val="clear"/>
+          </w:tcPr>
+          <w:p>
+            <w:pPr>
+              <w:jc w:val="left"/>
+            </w:pPr>
+            <w:r>
+              <w:rPr>
+                <w:rFonts w:ascii="Arial" w:cs="Arial" w:eastAsia="Arial" w:hAnsi="Arial"/>
+                <w:b w:val="false"/>
+                <w:bCs w:val="false"/>
+                <w:sz w:val="20"/>
+                <w:szCs w:val="20"/>
+              </w:rPr>
+              <w:t xml:space="preserve">단일 문서 조회</w:t>
+            </w:r>
+          </w:p>
+        </w:tc>
+      </w:tr>
+      <w:tr>
+        <w:tc>
+          <w:tcPr>
+            <w:tcW w:type="dxa" w:w="2200"/>
+            <w:tcBorders>
+              <w:top w:val="single" w:color="94A3B8" w:sz="1"/>
+              <w:left w:val="single" w:color="94A3B8" w:sz="1"/>
+              <w:bottom w:val="single" w:color="94A3B8" w:sz="1"/>
+              <w:right w:val="single" w:color="94A3B8" w:sz="1"/>
+            </w:tcBorders>
+          </w:tcPr>
+          <w:p>
+            <w:pPr>
+              <w:jc w:val="center"/>
+            </w:pPr>
+            <w:r>
+              <w:rPr>
+                <w:rFonts w:ascii="Arial" w:cs="Arial" w:eastAsia="Arial" w:hAnsi="Arial"/>
+                <w:b/>
+                <w:bCs/>
+                <w:sz w:val="20"/>
+                <w:szCs w:val="20"/>
+              </w:rPr>
+              <w:t xml:space="preserve">create</w:t>
+            </w:r>
+          </w:p>
+        </w:tc>
+        <w:tc>
+          <w:tcPr>
+            <w:tcW w:type="dxa" w:w="1000"/>
+            <w:tcBorders>
+              <w:top w:val="single" w:color="94A3B8" w:sz="1"/>
+              <w:left w:val="single" w:color="94A3B8" w:sz="1"/>
+              <w:bottom w:val="single" w:color="94A3B8" w:sz="1"/>
+              <w:right w:val="single" w:color="94A3B8" w:sz="1"/>
+            </w:tcBorders>
+          </w:tcPr>
+          <w:p>
+            <w:pPr>
+              <w:jc w:val="left"/>
+            </w:pPr>
+            <w:r>
+              <w:rPr>
+                <w:rFonts w:ascii="Arial" w:cs="Arial" w:eastAsia="Arial" w:hAnsi="Arial"/>
+                <w:b w:val="false"/>
+                <w:bCs w:val="false"/>
+                <w:sz w:val="20"/>
+                <w:szCs w:val="20"/>
+              </w:rPr>
+              <w:t xml:space="preserve">POST</w:t>
+            </w:r>
+          </w:p>
+        </w:tc>
+        <w:tc>
+          <w:tcPr>
+            <w:tcW w:type="dxa" w:w="3200"/>
+            <w:tcBorders>
+              <w:top w:val="single" w:color="94A3B8" w:sz="1"/>
+              <w:left w:val="single" w:color="94A3B8" w:sz="1"/>
+              <w:bottom w:val="single" w:color="94A3B8" w:sz="1"/>
+              <w:right w:val="single" w:color="94A3B8" w:sz="1"/>
+            </w:tcBorders>
+          </w:tcPr>
+          <w:p>
+            <w:pPr>
+              <w:jc w:val="left"/>
+            </w:pPr>
+            <w:r>
+              <w:rPr>
+                <w:rFonts w:ascii="Arial" w:cs="Arial" w:eastAsia="Arial" w:hAnsi="Arial"/>
+                <w:b w:val="false"/>
+                <w:bCs w:val="false"/>
+                <w:sz w:val="20"/>
+                <w:szCs w:val="20"/>
+              </w:rPr>
+              <w:t xml:space="preserve">title, content, tags, category</w:t>
+            </w:r>
+          </w:p>
+        </w:tc>
+        <w:tc>
+          <w:tcPr>
+            <w:tcW w:type="dxa" w:w="2960"/>
+            <w:tcBorders>
+              <w:top w:val="single" w:color="94A3B8" w:sz="1"/>
+              <w:left w:val="single" w:color="94A3B8" w:sz="1"/>
+              <w:bottom w:val="single" w:color="94A3B8" w:sz="1"/>
+              <w:right w:val="single" w:color="94A3B8" w:sz="1"/>
+            </w:tcBorders>
+          </w:tcPr>
+          <w:p>
+            <w:pPr>
+              <w:jc w:val="left"/>
+            </w:pPr>
+            <w:r>
+              <w:rPr>
+                <w:rFonts w:ascii="Arial" w:cs="Arial" w:eastAsia="Arial" w:hAnsi="Arial"/>
+                <w:b w:val="false"/>
+                <w:bCs w:val="false"/>
+                <w:sz w:val="20"/>
+                <w:szCs w:val="20"/>
+              </w:rPr>
+              <w:t xml:space="preserve">문서 생성</w:t>
+            </w:r>
+          </w:p>
+        </w:tc>
+      </w:tr>
+      <w:tr>
+        <w:tc>
+          <w:tcPr>
+            <w:tcW w:type="dxa" w:w="2200"/>
+            <w:tcBorders>
+              <w:top w:val="single" w:color="94A3B8" w:sz="1"/>
+              <w:left w:val="single" w:color="94A3B8" w:sz="1"/>
+              <w:bottom w:val="single" w:color="94A3B8" w:sz="1"/>
+              <w:right w:val="single" w:color="94A3B8" w:sz="1"/>
+            </w:tcBorders>
+            <w:shd w:fill="F8FAFC" w:val="clear"/>
+          </w:tcPr>
+          <w:p>
+            <w:pPr>
+              <w:jc w:val="center"/>
+            </w:pPr>
+            <w:r>
+              <w:rPr>
+                <w:rFonts w:ascii="Arial" w:cs="Arial" w:eastAsia="Arial" w:hAnsi="Arial"/>
+                <w:b/>
+                <w:bCs/>
+                <w:sz w:val="20"/>
+                <w:szCs w:val="20"/>
+              </w:rPr>
+              <w:t xml:space="preserve">update</w:t>
+            </w:r>
+          </w:p>
+        </w:tc>
+        <w:tc>
+          <w:tcPr>
+            <w:tcW w:type="dxa" w:w="1000"/>
+            <w:tcBorders>
+              <w:top w:val="single" w:color="94A3B8" w:sz="1"/>
+              <w:left w:val="single" w:color="94A3B8" w:sz="1"/>
+              <w:bottom w:val="single" w:color="94A3B8" w:sz="1"/>
+              <w:right w:val="single" w:color="94A3B8" w:sz="1"/>
+            </w:tcBorders>
+            <w:shd w:fill="F8FAFC" w:val="clear"/>
+          </w:tcPr>
+          <w:p>
+            <w:pPr>
+              <w:jc w:val="left"/>
+            </w:pPr>
+            <w:r>
+              <w:rPr>
+                <w:rFonts w:ascii="Arial" w:cs="Arial" w:eastAsia="Arial" w:hAnsi="Arial"/>
+                <w:b w:val="false"/>
+                <w:bCs w:val="false"/>
+                <w:sz w:val="20"/>
+                <w:szCs w:val="20"/>
+              </w:rPr>
+              <w:t xml:space="preserve">POST</w:t>
+            </w:r>
+          </w:p>
+        </w:tc>
+        <w:tc>
+          <w:tcPr>
+            <w:tcW w:type="dxa" w:w="3200"/>
+            <w:tcBorders>
+              <w:top w:val="single" w:color="94A3B8" w:sz="1"/>
+              <w:left w:val="single" w:color="94A3B8" w:sz="1"/>
+              <w:bottom w:val="single" w:color="94A3B8" w:sz="1"/>
+              <w:right w:val="single" w:color="94A3B8" w:sz="1"/>
+            </w:tcBorders>
+            <w:shd w:fill="F8FAFC" w:val="clear"/>
+          </w:tcPr>
+          <w:p>
+            <w:pPr>
+              <w:jc w:val="left"/>
+            </w:pPr>
+            <w:r>
+              <w:rPr>
+                <w:rFonts w:ascii="Arial" w:cs="Arial" w:eastAsia="Arial" w:hAnsi="Arial"/>
+                <w:b w:val="false"/>
+                <w:bCs w:val="false"/>
+                <w:sz w:val="20"/>
+                <w:szCs w:val="20"/>
+              </w:rPr>
+              <w:t xml:space="preserve">id, title, content, tags, category</w:t>
+            </w:r>
+          </w:p>
+        </w:tc>
+        <w:tc>
+          <w:tcPr>
+            <w:tcW w:type="dxa" w:w="2960"/>
+            <w:tcBorders>
+              <w:top w:val="single" w:color="94A3B8" w:sz="1"/>
+              <w:left w:val="single" w:color="94A3B8" w:sz="1"/>
+              <w:bottom w:val="single" w:color="94A3B8" w:sz="1"/>
+              <w:right w:val="single" w:color="94A3B8" w:sz="1"/>
+            </w:tcBorders>
+            <w:shd w:fill="F8FAFC" w:val="clear"/>
+          </w:tcPr>
+          <w:p>
+            <w:pPr>
+              <w:jc w:val="left"/>
+            </w:pPr>
+            <w:r>
+              <w:rPr>
+                <w:rFonts w:ascii="Arial" w:cs="Arial" w:eastAsia="Arial" w:hAnsi="Arial"/>
+                <w:b w:val="false"/>
+                <w:bCs w:val="false"/>
+                <w:sz w:val="20"/>
+                <w:szCs w:val="20"/>
+              </w:rPr>
+              <w:t xml:space="preserve">문서 수정</w:t>
+            </w:r>
+          </w:p>
+        </w:tc>
+      </w:tr>
+      <w:tr>
+        <w:tc>
+          <w:tcPr>
+            <w:tcW w:type="dxa" w:w="2200"/>
+            <w:tcBorders>
+              <w:top w:val="single" w:color="94A3B8" w:sz="1"/>
+              <w:left w:val="single" w:color="94A3B8" w:sz="1"/>
+              <w:bottom w:val="single" w:color="94A3B8" w:sz="1"/>
+              <w:right w:val="single" w:color="94A3B8" w:sz="1"/>
+            </w:tcBorders>
+          </w:tcPr>
+          <w:p>
+            <w:pPr>
+              <w:jc w:val="center"/>
+            </w:pPr>
+            <w:r>
+              <w:rPr>
+                <w:rFonts w:ascii="Arial" w:cs="Arial" w:eastAsia="Arial" w:hAnsi="Arial"/>
+                <w:b/>
+                <w:bCs/>
+                <w:sz w:val="20"/>
+                <w:szCs w:val="20"/>
+              </w:rPr>
+              <w:t xml:space="preserve">delete</w:t>
+            </w:r>
+          </w:p>
+        </w:tc>
+        <w:tc>
+          <w:tcPr>
+            <w:tcW w:type="dxa" w:w="1000"/>
+            <w:tcBorders>
+              <w:top w:val="single" w:color="94A3B8" w:sz="1"/>
+              <w:left w:val="single" w:color="94A3B8" w:sz="1"/>
+              <w:bottom w:val="single" w:color="94A3B8" w:sz="1"/>
+              <w:right w:val="single" w:color="94A3B8" w:sz="1"/>
+            </w:tcBorders>
+          </w:tcPr>
+          <w:p>
+            <w:pPr>
+              <w:jc w:val="left"/>
+            </w:pPr>
+            <w:r>
+              <w:rPr>
+                <w:rFonts w:ascii="Arial" w:cs="Arial" w:eastAsia="Arial" w:hAnsi="Arial"/>
+                <w:b w:val="false"/>
+                <w:bCs w:val="false"/>
+                <w:sz w:val="20"/>
+                <w:szCs w:val="20"/>
+              </w:rPr>
+              <w:t xml:space="preserve">POST</w:t>
+            </w:r>
+          </w:p>
+        </w:tc>
+        <w:tc>
+          <w:tcPr>
+            <w:tcW w:type="dxa" w:w="3200"/>
+            <w:tcBorders>
+              <w:top w:val="single" w:color="94A3B8" w:sz="1"/>
+              <w:left w:val="single" w:color="94A3B8" w:sz="1"/>
+              <w:bottom w:val="single" w:color="94A3B8" w:sz="1"/>
+              <w:right w:val="single" w:color="94A3B8" w:sz="1"/>
+            </w:tcBorders>
+          </w:tcPr>
+          <w:p>
+            <w:pPr>
+              <w:jc w:val="left"/>
+            </w:pPr>
+            <w:r>
+              <w:rPr>
+                <w:rFonts w:ascii="Arial" w:cs="Arial" w:eastAsia="Arial" w:hAnsi="Arial"/>
+                <w:b w:val="false"/>
+                <w:bCs w:val="false"/>
+                <w:sz w:val="20"/>
+                <w:szCs w:val="20"/>
+              </w:rPr>
+              <w:t xml:space="preserve">id</w:t>
+            </w:r>
+          </w:p>
+        </w:tc>
+        <w:tc>
+          <w:tcPr>
+            <w:tcW w:type="dxa" w:w="2960"/>
+            <w:tcBorders>
+              <w:top w:val="single" w:color="94A3B8" w:sz="1"/>
+              <w:left w:val="single" w:color="94A3B8" w:sz="1"/>
+              <w:bottom w:val="single" w:color="94A3B8" w:sz="1"/>
+              <w:right w:val="single" w:color="94A3B8" w:sz="1"/>
+            </w:tcBorders>
+          </w:tcPr>
+          <w:p>
+            <w:pPr>
+              <w:jc w:val="left"/>
+            </w:pPr>
+            <w:r>
+              <w:rPr>
+                <w:rFonts w:ascii="Arial" w:cs="Arial" w:eastAsia="Arial" w:hAnsi="Arial"/>
+                <w:b w:val="false"/>
+                <w:bCs w:val="false"/>
+                <w:sz w:val="20"/>
+                <w:szCs w:val="20"/>
+              </w:rPr>
+              <w:t xml:space="preserve">문서 삭제</w:t>
+            </w:r>
+          </w:p>
+        </w:tc>
+      </w:tr>
+      <w:tr>
+        <w:tc>
+          <w:tcPr>
+            <w:tcW w:type="dxa" w:w="2200"/>
+            <w:tcBorders>
+              <w:top w:val="single" w:color="94A3B8" w:sz="1"/>
+              <w:left w:val="single" w:color="94A3B8" w:sz="1"/>
+              <w:bottom w:val="single" w:color="94A3B8" w:sz="1"/>
+              <w:right w:val="single" w:color="94A3B8" w:sz="1"/>
+            </w:tcBorders>
+            <w:shd w:fill="F8FAFC" w:val="clear"/>
+          </w:tcPr>
+          <w:p>
+            <w:pPr>
+              <w:jc w:val="center"/>
+            </w:pPr>
+            <w:r>
+              <w:rPr>
+                <w:rFonts w:ascii="Arial" w:cs="Arial" w:eastAsia="Arial" w:hAnsi="Arial"/>
+                <w:b/>
+                <w:bCs/>
+                <w:sz w:val="20"/>
+                <w:szCs w:val="20"/>
+              </w:rPr>
+              <w:t xml:space="preserve">categories</w:t>
+            </w:r>
+          </w:p>
+        </w:tc>
+        <w:tc>
+          <w:tcPr>
+            <w:tcW w:type="dxa" w:w="1000"/>
+            <w:tcBorders>
+              <w:top w:val="single" w:color="94A3B8" w:sz="1"/>
+              <w:left w:val="single" w:color="94A3B8" w:sz="1"/>
+              <w:bottom w:val="single" w:color="94A3B8" w:sz="1"/>
+              <w:right w:val="single" w:color="94A3B8" w:sz="1"/>
+            </w:tcBorders>
+            <w:shd w:fill="F8FAFC" w:val="clear"/>
+          </w:tcPr>
+          <w:p>
+            <w:pPr>
+              <w:jc w:val="left"/>
+            </w:pPr>
+            <w:r>
+              <w:rPr>
+                <w:rFonts w:ascii="Arial" w:cs="Arial" w:eastAsia="Arial" w:hAnsi="Arial"/>
+                <w:b w:val="false"/>
+                <w:bCs w:val="false"/>
+                <w:sz w:val="20"/>
+                <w:szCs w:val="20"/>
+              </w:rPr>
+              <w:t xml:space="preserve">GET</w:t>
+            </w:r>
+          </w:p>
+        </w:tc>
+        <w:tc>
+          <w:tcPr>
+            <w:tcW w:type="dxa" w:w="3200"/>
+            <w:tcBorders>
+              <w:top w:val="single" w:color="94A3B8" w:sz="1"/>
+              <w:left w:val="single" w:color="94A3B8" w:sz="1"/>
+              <w:bottom w:val="single" w:color="94A3B8" w:sz="1"/>
+              <w:right w:val="single" w:color="94A3B8" w:sz="1"/>
+            </w:tcBorders>
+            <w:shd w:fill="F8FAFC" w:val="clear"/>
+          </w:tcPr>
+          <w:p>
+            <w:pPr>
+              <w:jc w:val="left"/>
+            </w:pPr>
+            <w:r>
+              <w:rPr>
+                <w:rFonts w:ascii="Arial" w:cs="Arial" w:eastAsia="Arial" w:hAnsi="Arial"/>
+                <w:b w:val="false"/>
+                <w:bCs w:val="false"/>
+                <w:sz w:val="20"/>
+                <w:szCs w:val="20"/>
+              </w:rPr>
+              <w:t xml:space="preserve">-</w:t>
+            </w:r>
+          </w:p>
+        </w:tc>
+        <w:tc>
+          <w:tcPr>
+            <w:tcW w:type="dxa" w:w="2960"/>
+            <w:tcBorders>
+              <w:top w:val="single" w:color="94A3B8" w:sz="1"/>
+              <w:left w:val="single" w:color="94A3B8" w:sz="1"/>
+              <w:bottom w:val="single" w:color="94A3B8" w:sz="1"/>
+              <w:right w:val="single" w:color="94A3B8" w:sz="1"/>
+            </w:tcBorders>
+            <w:shd w:fill="F8FAFC" w:val="clear"/>
+          </w:tcPr>
+          <w:p>
+            <w:pPr>
+              <w:jc w:val="left"/>
+            </w:pPr>
+            <w:r>
+              <w:rPr>
+                <w:rFonts w:ascii="Arial" w:cs="Arial" w:eastAsia="Arial" w:hAnsi="Arial"/>
+                <w:b w:val="false"/>
+                <w:bCs w:val="false"/>
+                <w:sz w:val="20"/>
+                <w:szCs w:val="20"/>
+              </w:rPr>
+              <w:t xml:space="preserve">카테고리 목록</w:t>
+            </w:r>
+          </w:p>
+        </w:tc>
+      </w:tr>
+    </w:tbl>
+    <w:p>
+      <w:pPr>
+        <w:pStyle w:val="Heading3"/>
+        <w:spacing w:before="200" w:after="100"/>
+      </w:pPr>
+      <w:r>
+        <w:rPr>
+          <w:rFonts w:ascii="Arial" w:cs="Arial" w:eastAsia="Arial" w:hAnsi="Arial"/>
+        </w:rPr>
+        <w:t xml:space="preserve">FULLTEXT 검색</w:t>
+      </w:r>
+    </w:p>
+    <w:tbl>
+      <w:tblPr>
+        <w:tblW w:type="auto" w:w="100"/>
+        <w:tblBorders>
+          <w:top w:val="single" w:color="auto" w:sz="4"/>
+          <w:left w:val="single" w:color="auto" w:sz="4"/>
+          <w:bottom w:val="single" w:color="auto" w:sz="4"/>
+          <w:right w:val="single" w:color="auto" w:sz="4"/>
+          <w:insideH w:val="single" w:color="auto" w:sz="4"/>
+          <w:insideV w:val="single" w:color="auto" w:sz="4"/>
+        </w:tblBorders>
+      </w:tblPr>
+      <w:tblGrid>
+        <w:gridCol w:w="9360"/>
+      </w:tblGrid>
+      <w:tr>
+        <w:tc>
+          <w:tcPr>
+            <w:tcW w:type="dxa" w:w="9360"/>
+            <w:tcBorders>
+              <w:top w:val="none" w:color="FFFFFF" w:sz="0"/>
+              <w:left w:val="none" w:color="FFFFFF" w:sz="0"/>
+              <w:bottom w:val="none" w:color="FFFFFF" w:sz="0"/>
+              <w:right w:val="none" w:color="FFFFFF" w:sz="0"/>
+            </w:tcBorders>
+            <w:shd w:fill="F5F5F5" w:val="clear"/>
+          </w:tcPr>
+          <w:p>
+            <w:pPr>
+              <w:ind w:left="200"/>
+            </w:pPr>
+            <w:r>
+              <w:rPr>
+                <w:rFonts w:ascii="Courier New" w:cs="Courier New" w:eastAsia="Courier New" w:hAnsi="Courier New"/>
+                <w:color w:val="333333"/>
+                <w:sz w:val="18"/>
+                <w:szCs w:val="18"/>
+              </w:rPr>
+              <w:t xml:space="preserve">// 검색어 있을 때: Boolean Mode + 와일드카드</w:t>
+            </w:r>
+          </w:p>
+        </w:tc>
+      </w:tr>
+      <w:tr>
+        <w:tc>
+          <w:tcPr>
+            <w:tcW w:type="dxa" w:w="9360"/>
+            <w:tcBorders>
+              <w:top w:val="none" w:color="FFFFFF" w:sz="0"/>
+              <w:left w:val="none" w:color="FFFFFF" w:sz="0"/>
+              <w:bottom w:val="none" w:color="FFFFFF" w:sz="0"/>
+              <w:right w:val="none" w:color="FFFFFF" w:sz="0"/>
+            </w:tcBorders>
+            <w:shd w:fill="F5F5F5" w:val="clear"/>
+          </w:tcPr>
+          <w:p>
+            <w:pPr>
+              <w:ind w:left="200"/>
+            </w:pPr>
+            <w:r>
+              <w:rPr>
+                <w:rFonts w:ascii="Courier New" w:cs="Courier New" w:eastAsia="Courier New" w:hAnsi="Courier New"/>
+                <w:color w:val="333333"/>
+                <w:sz w:val="18"/>
+                <w:szCs w:val="18"/>
+              </w:rPr>
+              <w:t xml:space="preserve">MATCH(title, content, tags) AGAINST("검색어*" IN BOOLEAN MODE)</w:t>
+            </w:r>
+          </w:p>
+        </w:tc>
+      </w:tr>
+      <w:tr>
+        <w:tc>
+          <w:tcPr>
+            <w:tcW w:type="dxa" w:w="9360"/>
+            <w:tcBorders>
+              <w:top w:val="none" w:color="FFFFFF" w:sz="0"/>
+              <w:left w:val="none" w:color="FFFFFF" w:sz="0"/>
+              <w:bottom w:val="none" w:color="FFFFFF" w:sz="0"/>
+              <w:right w:val="none" w:color="FFFFFF" w:sz="0"/>
+            </w:tcBorders>
+            <w:shd w:fill="F5F5F5" w:val="clear"/>
+          </w:tcPr>
+          <w:p>
+            <w:pPr>
+              <w:ind w:left="200"/>
+            </w:pPr>
+            <w:r>
+              <w:rPr>
+                <w:rFonts w:ascii="Courier New" w:cs="Courier New" w:eastAsia="Courier New" w:hAnsi="Courier New"/>
+                <w:color w:val="333333"/>
+                <w:sz w:val="18"/>
+                <w:szCs w:val="18"/>
+              </w:rPr>
+              <w:t xml:space="preserve"> </w:t>
+            </w:r>
+          </w:p>
+        </w:tc>
+      </w:tr>
+      <w:tr>
+        <w:tc>
+          <w:tcPr>
+            <w:tcW w:type="dxa" w:w="9360"/>
+            <w:tcBorders>
+              <w:top w:val="none" w:color="FFFFFF" w:sz="0"/>
+              <w:left w:val="none" w:color="FFFFFF" w:sz="0"/>
+              <w:bottom w:val="none" w:color="FFFFFF" w:sz="0"/>
+              <w:right w:val="none" w:color="FFFFFF" w:sz="0"/>
+            </w:tcBorders>
+            <w:shd w:fill="F5F5F5" w:val="clear"/>
+          </w:tcPr>
+          <w:p>
+            <w:pPr>
+              <w:ind w:left="200"/>
+            </w:pPr>
+            <w:r>
+              <w:rPr>
+                <w:rFonts w:ascii="Courier New" w:cs="Courier New" w:eastAsia="Courier New" w:hAnsi="Courier New"/>
+                <w:color w:val="333333"/>
+                <w:sz w:val="18"/>
+                <w:szCs w:val="18"/>
+              </w:rPr>
+              <w:t xml:space="preserve">// 검색어 없을 때: 최신순</w:t>
+            </w:r>
+          </w:p>
+        </w:tc>
+      </w:tr>
+      <w:tr>
+        <w:tc>
+          <w:tcPr>
+            <w:tcW w:type="dxa" w:w="9360"/>
+            <w:tcBorders>
+              <w:top w:val="none" w:color="FFFFFF" w:sz="0"/>
+              <w:left w:val="none" w:color="FFFFFF" w:sz="0"/>
+              <w:bottom w:val="none" w:color="FFFFFF" w:sz="0"/>
+              <w:right w:val="none" w:color="FFFFFF" w:sz="0"/>
+            </w:tcBorders>
+            <w:shd w:fill="F5F5F5" w:val="clear"/>
+          </w:tcPr>
+          <w:p>
+            <w:pPr>
+              <w:ind w:left="200"/>
+            </w:pPr>
+            <w:r>
+              <w:rPr>
+                <w:rFonts w:ascii="Courier New" w:cs="Courier New" w:eastAsia="Courier New" w:hAnsi="Courier New"/>
+                <w:color w:val="333333"/>
+                <w:sz w:val="18"/>
+                <w:szCs w:val="18"/>
+              </w:rPr>
+              <w:t xml:space="preserve">ORDER BY updated_at DESC</w:t>
+            </w:r>
+          </w:p>
+        </w:tc>
+      </w:tr>
+      <w:tr>
+        <w:tc>
+          <w:tcPr>
+            <w:tcW w:type="dxa" w:w="9360"/>
+            <w:tcBorders>
+              <w:top w:val="none" w:color="FFFFFF" w:sz="0"/>
+              <w:left w:val="none" w:color="FFFFFF" w:sz="0"/>
+              <w:bottom w:val="none" w:color="FFFFFF" w:sz="0"/>
+              <w:right w:val="none" w:color="FFFFFF" w:sz="0"/>
+            </w:tcBorders>
+            <w:shd w:fill="F5F5F5" w:val="clear"/>
+          </w:tcPr>
+          <w:p>
+            <w:pPr>
+              <w:ind w:left="200"/>
+            </w:pPr>
+            <w:r>
+              <w:rPr>
+                <w:rFonts w:ascii="Courier New" w:cs="Courier New" w:eastAsia="Courier New" w:hAnsi="Courier New"/>
+                <w:color w:val="333333"/>
+                <w:sz w:val="18"/>
+                <w:szCs w:val="18"/>
+              </w:rPr>
+              <w:t xml:space="preserve"> </w:t>
+            </w:r>
+          </w:p>
+        </w:tc>
+      </w:tr>
+      <w:tr>
+        <w:tc>
+          <w:tcPr>
+            <w:tcW w:type="dxa" w:w="9360"/>
+            <w:tcBorders>
+              <w:top w:val="none" w:color="FFFFFF" w:sz="0"/>
+              <w:left w:val="none" w:color="FFFFFF" w:sz="0"/>
+              <w:bottom w:val="none" w:color="FFFFFF" w:sz="0"/>
+              <w:right w:val="none" w:color="FFFFFF" w:sz="0"/>
+            </w:tcBorders>
+            <w:shd w:fill="F5F5F5" w:val="clear"/>
+          </w:tcPr>
+          <w:p>
+            <w:pPr>
+              <w:ind w:left="200"/>
+            </w:pPr>
+            <w:r>
+              <w:rPr>
+                <w:rFonts w:ascii="Courier New" w:cs="Courier New" w:eastAsia="Courier New" w:hAnsi="Courier New"/>
+                <w:color w:val="333333"/>
+                <w:sz w:val="18"/>
+                <w:szCs w:val="18"/>
+              </w:rPr>
+              <w:t xml:space="preserve">// 페이지네이션: 20건/페이지</w:t>
+            </w:r>
+          </w:p>
+        </w:tc>
+      </w:tr>
+    </w:tbl>
+    <w:p>
+      <w:pPr>
+        <w:pStyle w:val="Heading3"/>
+        <w:spacing w:before="200" w:after="100"/>
+      </w:pPr>
+      <w:r>
+        <w:rPr>
+          <w:rFonts w:ascii="Arial" w:cs="Arial" w:eastAsia="Arial" w:hAnsi="Arial"/>
+        </w:rPr>
+        <w:t xml:space="preserve">카테고리 7종</w:t>
+      </w:r>
+    </w:p>
+    <w:tbl>
+      <w:tblPr>
+        <w:tblW w:type="auto" w:w="100"/>
+        <w:tblBorders>
+          <w:top w:val="single" w:color="auto" w:sz="4"/>
+          <w:left w:val="single" w:color="auto" w:sz="4"/>
+          <w:bottom w:val="single" w:color="auto" w:sz="4"/>
+          <w:right w:val="single" w:color="auto" w:sz="4"/>
+          <w:insideH w:val="single" w:color="auto" w:sz="4"/>
+          <w:insideV w:val="single" w:color="auto" w:sz="4"/>
+        </w:tblBorders>
+        <w:tblCellMar>
+          <w:top w:type="dxa" w:w="60"/>
+          <w:left w:type="dxa" w:w="120"/>
+          <w:bottom w:type="dxa" w:w="60"/>
+          <w:right w:type="dxa" w:w="120"/>
+        </w:tblCellMar>
+      </w:tblPr>
+      <w:tblGrid>
+        <w:gridCol w:w="2000"/>
+        <w:gridCol w:w="2500"/>
+        <w:gridCol w:w="4860"/>
+      </w:tblGrid>
+      <w:tr>
+        <w:trPr>
+          <w:tblHeader/>
+        </w:trPr>
+        <w:tc>
+          <w:tcPr>
+            <w:tcW w:type="dxa" w:w="2000"/>
+            <w:tcBorders>
+              <w:top w:val="single" w:color="94A3B8" w:sz="1"/>
+              <w:left w:val="single" w:color="94A3B8" w:sz="1"/>
+              <w:bottom w:val="single" w:color="94A3B8" w:sz="1"/>
+              <w:right w:val="single" w:color="94A3B8" w:sz="1"/>
+            </w:tcBorders>
+            <w:shd w:fill="1E4E79" w:val="clear"/>
+            <w:vAlign w:val="center"/>
+          </w:tcPr>
+          <w:p>
+            <w:pPr>
+              <w:jc w:val="center"/>
+            </w:pPr>
+            <w:r>
+              <w:rPr>
+                <w:rFonts w:ascii="Arial" w:cs="Arial" w:eastAsia="Arial" w:hAnsi="Arial"/>
+                <w:b/>
+                <w:bCs/>
+                <w:color w:val="FFFFFF"/>
+                <w:sz w:val="20"/>
+                <w:szCs w:val="20"/>
+              </w:rPr>
+              <w:t xml:space="preserve">코드</w:t>
+            </w:r>
+          </w:p>
+        </w:tc>
+        <w:tc>
+          <w:tcPr>
+            <w:tcW w:type="dxa" w:w="2500"/>
+            <w:tcBorders>
+              <w:top w:val="single" w:color="94A3B8" w:sz="1"/>
+              <w:left w:val="single" w:color="94A3B8" w:sz="1"/>
+              <w:bottom w:val="single" w:color="94A3B8" w:sz="1"/>
+              <w:right w:val="single" w:color="94A3B8" w:sz="1"/>
+            </w:tcBorders>
+            <w:shd w:fill="1E4E79" w:val="clear"/>
+            <w:vAlign w:val="center"/>
+          </w:tcPr>
+          <w:p>
+            <w:pPr>
+              <w:jc w:val="center"/>
+            </w:pPr>
+            <w:r>
+              <w:rPr>
+                <w:rFonts w:ascii="Arial" w:cs="Arial" w:eastAsia="Arial" w:hAnsi="Arial"/>
+                <w:b/>
+                <w:bCs/>
+                <w:color w:val="FFFFFF"/>
+                <w:sz w:val="20"/>
+                <w:szCs w:val="20"/>
+              </w:rPr>
+              <w:t xml:space="preserve">이름</w:t>
+            </w:r>
+          </w:p>
+        </w:tc>
+        <w:tc>
+          <w:tcPr>
+            <w:tcW w:type="dxa" w:w="4860"/>
+            <w:tcBorders>
+              <w:top w:val="single" w:color="94A3B8" w:sz="1"/>
+              <w:left w:val="single" w:color="94A3B8" w:sz="1"/>
+              <w:bottom w:val="single" w:color="94A3B8" w:sz="1"/>
+              <w:right w:val="single" w:color="94A3B8" w:sz="1"/>
+            </w:tcBorders>
+            <w:shd w:fill="1E4E79" w:val="clear"/>
+            <w:vAlign w:val="center"/>
+          </w:tcPr>
+          <w:p>
+            <w:pPr>
+              <w:jc w:val="center"/>
+            </w:pPr>
+            <w:r>
+              <w:rPr>
+                <w:rFonts w:ascii="Arial" w:cs="Arial" w:eastAsia="Arial" w:hAnsi="Arial"/>
+                <w:b/>
+                <w:bCs/>
+                <w:color w:val="FFFFFF"/>
+                <w:sz w:val="20"/>
+                <w:szCs w:val="20"/>
+              </w:rPr>
+              <w:t xml:space="preserve">용도</w:t>
+            </w:r>
+          </w:p>
+        </w:tc>
+      </w:tr>
+      <w:tr>
+        <w:tc>
+          <w:tcPr>
+            <w:tcW w:type="dxa" w:w="2000"/>
+            <w:tcBorders>
+              <w:top w:val="single" w:color="94A3B8" w:sz="1"/>
+              <w:left w:val="single" w:color="94A3B8" w:sz="1"/>
+              <w:bottom w:val="single" w:color="94A3B8" w:sz="1"/>
+              <w:right w:val="single" w:color="94A3B8" w:sz="1"/>
+            </w:tcBorders>
+          </w:tcPr>
+          <w:p>
+            <w:pPr>
+              <w:jc w:val="center"/>
+            </w:pPr>
+            <w:r>
+              <w:rPr>
+                <w:rFonts w:ascii="Arial" w:cs="Arial" w:eastAsia="Arial" w:hAnsi="Arial"/>
+                <w:b/>
+                <w:bCs/>
+                <w:sz w:val="20"/>
+                <w:szCs w:val="20"/>
+              </w:rPr>
+              <w:t xml:space="preserve">general</w:t>
+            </w:r>
+          </w:p>
+        </w:tc>
+        <w:tc>
+          <w:tcPr>
+            <w:tcW w:type="dxa" w:w="2500"/>
+            <w:tcBorders>
+              <w:top w:val="single" w:color="94A3B8" w:sz="1"/>
+              <w:left w:val="single" w:color="94A3B8" w:sz="1"/>
+              <w:bottom w:val="single" w:color="94A3B8" w:sz="1"/>
+              <w:right w:val="single" w:color="94A3B8" w:sz="1"/>
+            </w:tcBorders>
+          </w:tcPr>
+          <w:p>
+            <w:pPr>
+              <w:jc w:val="left"/>
+            </w:pPr>
+            <w:r>
+              <w:rPr>
+                <w:rFonts w:ascii="Arial" w:cs="Arial" w:eastAsia="Arial" w:hAnsi="Arial"/>
+                <w:b w:val="false"/>
+                <w:bCs w:val="false"/>
+                <w:sz w:val="20"/>
+                <w:szCs w:val="20"/>
+              </w:rPr>
+              <w:t xml:space="preserve">일반</w:t>
+            </w:r>
+          </w:p>
+        </w:tc>
+        <w:tc>
+          <w:tcPr>
+            <w:tcW w:type="dxa" w:w="4860"/>
+            <w:tcBorders>
+              <w:top w:val="single" w:color="94A3B8" w:sz="1"/>
+              <w:left w:val="single" w:color="94A3B8" w:sz="1"/>
+              <w:bottom w:val="single" w:color="94A3B8" w:sz="1"/>
+              <w:right w:val="single" w:color="94A3B8" w:sz="1"/>
+            </w:tcBorders>
+          </w:tcPr>
+          <w:p>
+            <w:pPr>
+              <w:jc w:val="left"/>
+            </w:pPr>
+            <w:r>
+              <w:rPr>
+                <w:rFonts w:ascii="Arial" w:cs="Arial" w:eastAsia="Arial" w:hAnsi="Arial"/>
+                <w:b w:val="false"/>
+                <w:bCs w:val="false"/>
+                <w:sz w:val="20"/>
+                <w:szCs w:val="20"/>
+              </w:rPr>
+              <w:t xml:space="preserve">분류 미지정</w:t>
+            </w:r>
+          </w:p>
+        </w:tc>
+      </w:tr>
+      <w:tr>
+        <w:tc>
+          <w:tcPr>
+            <w:tcW w:type="dxa" w:w="2000"/>
+            <w:tcBorders>
+              <w:top w:val="single" w:color="94A3B8" w:sz="1"/>
+              <w:left w:val="single" w:color="94A3B8" w:sz="1"/>
+              <w:bottom w:val="single" w:color="94A3B8" w:sz="1"/>
+              <w:right w:val="single" w:color="94A3B8" w:sz="1"/>
+            </w:tcBorders>
+            <w:shd w:fill="F8FAFC" w:val="clear"/>
+          </w:tcPr>
+          <w:p>
+            <w:pPr>
+              <w:jc w:val="center"/>
+            </w:pPr>
+            <w:r>
+              <w:rPr>
+                <w:rFonts w:ascii="Arial" w:cs="Arial" w:eastAsia="Arial" w:hAnsi="Arial"/>
+                <w:b/>
+                <w:bCs/>
+                <w:sz w:val="20"/>
+                <w:szCs w:val="20"/>
+              </w:rPr>
+              <w:t xml:space="preserve">setup</w:t>
+            </w:r>
+          </w:p>
+        </w:tc>
+        <w:tc>
+          <w:tcPr>
+            <w:tcW w:type="dxa" w:w="2500"/>
+            <w:tcBorders>
+              <w:top w:val="single" w:color="94A3B8" w:sz="1"/>
+              <w:left w:val="single" w:color="94A3B8" w:sz="1"/>
+              <w:bottom w:val="single" w:color="94A3B8" w:sz="1"/>
+              <w:right w:val="single" w:color="94A3B8" w:sz="1"/>
+            </w:tcBorders>
+            <w:shd w:fill="F8FAFC" w:val="clear"/>
+          </w:tcPr>
+          <w:p>
+            <w:pPr>
+              <w:jc w:val="left"/>
+            </w:pPr>
+            <w:r>
+              <w:rPr>
+                <w:rFonts w:ascii="Arial" w:cs="Arial" w:eastAsia="Arial" w:hAnsi="Arial"/>
+                <w:b w:val="false"/>
+                <w:bCs w:val="false"/>
+                <w:sz w:val="20"/>
+                <w:szCs w:val="20"/>
+              </w:rPr>
+              <w:t xml:space="preserve">설치가이드</w:t>
+            </w:r>
+          </w:p>
+        </w:tc>
+        <w:tc>
+          <w:tcPr>
+            <w:tcW w:type="dxa" w:w="4860"/>
+            <w:tcBorders>
+              <w:top w:val="single" w:color="94A3B8" w:sz="1"/>
+              <w:left w:val="single" w:color="94A3B8" w:sz="1"/>
+              <w:bottom w:val="single" w:color="94A3B8" w:sz="1"/>
+              <w:right w:val="single" w:color="94A3B8" w:sz="1"/>
+            </w:tcBorders>
+            <w:shd w:fill="F8FAFC" w:val="clear"/>
+          </w:tcPr>
+          <w:p>
+            <w:pPr>
+              <w:jc w:val="left"/>
+            </w:pPr>
+            <w:r>
+              <w:rPr>
+                <w:rFonts w:ascii="Arial" w:cs="Arial" w:eastAsia="Arial" w:hAnsi="Arial"/>
+                <w:b w:val="false"/>
+                <w:bCs w:val="false"/>
+                <w:sz w:val="20"/>
+                <w:szCs w:val="20"/>
+              </w:rPr>
+              <w:t xml:space="preserve">환경 설정, 설치</w:t>
+            </w:r>
+          </w:p>
+        </w:tc>
+      </w:tr>
+      <w:tr>
+        <w:tc>
+          <w:tcPr>
+            <w:tcW w:type="dxa" w:w="2000"/>
+            <w:tcBorders>
+              <w:top w:val="single" w:color="94A3B8" w:sz="1"/>
+              <w:left w:val="single" w:color="94A3B8" w:sz="1"/>
+              <w:bottom w:val="single" w:color="94A3B8" w:sz="1"/>
+              <w:right w:val="single" w:color="94A3B8" w:sz="1"/>
+            </w:tcBorders>
+          </w:tcPr>
+          <w:p>
+            <w:pPr>
+              <w:jc w:val="center"/>
+            </w:pPr>
+            <w:r>
+              <w:rPr>
+                <w:rFonts w:ascii="Arial" w:cs="Arial" w:eastAsia="Arial" w:hAnsi="Arial"/>
+                <w:b/>
+                <w:bCs/>
+                <w:sz w:val="20"/>
+                <w:szCs w:val="20"/>
+              </w:rPr>
+              <w:t xml:space="preserve">config</w:t>
+            </w:r>
+          </w:p>
+        </w:tc>
+        <w:tc>
+          <w:tcPr>
+            <w:tcW w:type="dxa" w:w="2500"/>
+            <w:tcBorders>
+              <w:top w:val="single" w:color="94A3B8" w:sz="1"/>
+              <w:left w:val="single" w:color="94A3B8" w:sz="1"/>
+              <w:bottom w:val="single" w:color="94A3B8" w:sz="1"/>
+              <w:right w:val="single" w:color="94A3B8" w:sz="1"/>
+            </w:tcBorders>
+          </w:tcPr>
+          <w:p>
+            <w:pPr>
+              <w:jc w:val="left"/>
+            </w:pPr>
+            <w:r>
+              <w:rPr>
+                <w:rFonts w:ascii="Arial" w:cs="Arial" w:eastAsia="Arial" w:hAnsi="Arial"/>
+                <w:b w:val="false"/>
+                <w:bCs w:val="false"/>
+                <w:sz w:val="20"/>
+                <w:szCs w:val="20"/>
+              </w:rPr>
+              <w:t xml:space="preserve">설정</w:t>
+            </w:r>
+          </w:p>
+        </w:tc>
+        <w:tc>
+          <w:tcPr>
+            <w:tcW w:type="dxa" w:w="4860"/>
+            <w:tcBorders>
+              <w:top w:val="single" w:color="94A3B8" w:sz="1"/>
+              <w:left w:val="single" w:color="94A3B8" w:sz="1"/>
+              <w:bottom w:val="single" w:color="94A3B8" w:sz="1"/>
+              <w:right w:val="single" w:color="94A3B8" w:sz="1"/>
+            </w:tcBorders>
+          </w:tcPr>
+          <w:p>
+            <w:pPr>
+              <w:jc w:val="left"/>
+            </w:pPr>
+            <w:r>
+              <w:rPr>
+                <w:rFonts w:ascii="Arial" w:cs="Arial" w:eastAsia="Arial" w:hAnsi="Arial"/>
+                <w:b w:val="false"/>
+                <w:bCs w:val="false"/>
+                <w:sz w:val="20"/>
+                <w:szCs w:val="20"/>
+              </w:rPr>
+              <w:t xml:space="preserve">시스템/앱 설정</w:t>
+            </w:r>
+          </w:p>
+        </w:tc>
+      </w:tr>
+      <w:tr>
+        <w:tc>
+          <w:tcPr>
+            <w:tcW w:type="dxa" w:w="2000"/>
+            <w:tcBorders>
+              <w:top w:val="single" w:color="94A3B8" w:sz="1"/>
+              <w:left w:val="single" w:color="94A3B8" w:sz="1"/>
+              <w:bottom w:val="single" w:color="94A3B8" w:sz="1"/>
+              <w:right w:val="single" w:color="94A3B8" w:sz="1"/>
+            </w:tcBorders>
+            <w:shd w:fill="F8FAFC" w:val="clear"/>
+          </w:tcPr>
+          <w:p>
+            <w:pPr>
+              <w:jc w:val="center"/>
+            </w:pPr>
+            <w:r>
+              <w:rPr>
+                <w:rFonts w:ascii="Arial" w:cs="Arial" w:eastAsia="Arial" w:hAnsi="Arial"/>
+                <w:b/>
+                <w:bCs/>
+                <w:sz w:val="20"/>
+                <w:szCs w:val="20"/>
+              </w:rPr>
+              <w:t xml:space="preserve">troubleshoot</w:t>
+            </w:r>
+          </w:p>
+        </w:tc>
+        <w:tc>
+          <w:tcPr>
+            <w:tcW w:type="dxa" w:w="2500"/>
+            <w:tcBorders>
+              <w:top w:val="single" w:color="94A3B8" w:sz="1"/>
+              <w:left w:val="single" w:color="94A3B8" w:sz="1"/>
+              <w:bottom w:val="single" w:color="94A3B8" w:sz="1"/>
+              <w:right w:val="single" w:color="94A3B8" w:sz="1"/>
+            </w:tcBorders>
+            <w:shd w:fill="F8FAFC" w:val="clear"/>
+          </w:tcPr>
+          <w:p>
+            <w:pPr>
+              <w:jc w:val="left"/>
+            </w:pPr>
+            <w:r>
+              <w:rPr>
+                <w:rFonts w:ascii="Arial" w:cs="Arial" w:eastAsia="Arial" w:hAnsi="Arial"/>
+                <w:b w:val="false"/>
+                <w:bCs w:val="false"/>
+                <w:sz w:val="20"/>
+                <w:szCs w:val="20"/>
+              </w:rPr>
+              <w:t xml:space="preserve">트러블슈팅</w:t>
+            </w:r>
+          </w:p>
+        </w:tc>
+        <w:tc>
+          <w:tcPr>
+            <w:tcW w:type="dxa" w:w="4860"/>
+            <w:tcBorders>
+              <w:top w:val="single" w:color="94A3B8" w:sz="1"/>
+              <w:left w:val="single" w:color="94A3B8" w:sz="1"/>
+              <w:bottom w:val="single" w:color="94A3B8" w:sz="1"/>
+              <w:right w:val="single" w:color="94A3B8" w:sz="1"/>
+            </w:tcBorders>
+            <w:shd w:fill="F8FAFC" w:val="clear"/>
+          </w:tcPr>
+          <w:p>
+            <w:pPr>
+              <w:jc w:val="left"/>
+            </w:pPr>
+            <w:r>
+              <w:rPr>
+                <w:rFonts w:ascii="Arial" w:cs="Arial" w:eastAsia="Arial" w:hAnsi="Arial"/>
+                <w:b w:val="false"/>
+                <w:bCs w:val="false"/>
+                <w:sz w:val="20"/>
+                <w:szCs w:val="20"/>
+              </w:rPr>
+              <w:t xml:space="preserve">문제 해결 기록</w:t>
+            </w:r>
+          </w:p>
+        </w:tc>
+      </w:tr>
+      <w:tr>
+        <w:tc>
+          <w:tcPr>
+            <w:tcW w:type="dxa" w:w="2000"/>
+            <w:tcBorders>
+              <w:top w:val="single" w:color="94A3B8" w:sz="1"/>
+              <w:left w:val="single" w:color="94A3B8" w:sz="1"/>
+              <w:bottom w:val="single" w:color="94A3B8" w:sz="1"/>
+              <w:right w:val="single" w:color="94A3B8" w:sz="1"/>
+            </w:tcBorders>
+          </w:tcPr>
+          <w:p>
+            <w:pPr>
+              <w:jc w:val="center"/>
+            </w:pPr>
+            <w:r>
+              <w:rPr>
+                <w:rFonts w:ascii="Arial" w:cs="Arial" w:eastAsia="Arial" w:hAnsi="Arial"/>
+                <w:b/>
+                <w:bCs/>
+                <w:sz w:val="20"/>
+                <w:szCs w:val="20"/>
+              </w:rPr>
+              <w:t xml:space="preserve">code</w:t>
+            </w:r>
+          </w:p>
+        </w:tc>
+        <w:tc>
+          <w:tcPr>
+            <w:tcW w:type="dxa" w:w="2500"/>
+            <w:tcBorders>
+              <w:top w:val="single" w:color="94A3B8" w:sz="1"/>
+              <w:left w:val="single" w:color="94A3B8" w:sz="1"/>
+              <w:bottom w:val="single" w:color="94A3B8" w:sz="1"/>
+              <w:right w:val="single" w:color="94A3B8" w:sz="1"/>
+            </w:tcBorders>
+          </w:tcPr>
+          <w:p>
+            <w:pPr>
+              <w:jc w:val="left"/>
+            </w:pPr>
+            <w:r>
+              <w:rPr>
+                <w:rFonts w:ascii="Arial" w:cs="Arial" w:eastAsia="Arial" w:hAnsi="Arial"/>
+                <w:b w:val="false"/>
+                <w:bCs w:val="false"/>
+                <w:sz w:val="20"/>
+                <w:szCs w:val="20"/>
+              </w:rPr>
+              <w:t xml:space="preserve">코드/스니펫</w:t>
+            </w:r>
+          </w:p>
+        </w:tc>
+        <w:tc>
+          <w:tcPr>
+            <w:tcW w:type="dxa" w:w="4860"/>
+            <w:tcBorders>
+              <w:top w:val="single" w:color="94A3B8" w:sz="1"/>
+              <w:left w:val="single" w:color="94A3B8" w:sz="1"/>
+              <w:bottom w:val="single" w:color="94A3B8" w:sz="1"/>
+              <w:right w:val="single" w:color="94A3B8" w:sz="1"/>
+            </w:tcBorders>
+          </w:tcPr>
+          <w:p>
+            <w:pPr>
+              <w:jc w:val="left"/>
+            </w:pPr>
+            <w:r>
+              <w:rPr>
+                <w:rFonts w:ascii="Arial" w:cs="Arial" w:eastAsia="Arial" w:hAnsi="Arial"/>
+                <w:b w:val="false"/>
+                <w:bCs w:val="false"/>
+                <w:sz w:val="20"/>
+                <w:szCs w:val="20"/>
+              </w:rPr>
+              <w:t xml:space="preserve">코드 조각</w:t>
+            </w:r>
+          </w:p>
+        </w:tc>
+      </w:tr>
+      <w:tr>
+        <w:tc>
+          <w:tcPr>
+            <w:tcW w:type="dxa" w:w="2000"/>
+            <w:tcBorders>
+              <w:top w:val="single" w:color="94A3B8" w:sz="1"/>
+              <w:left w:val="single" w:color="94A3B8" w:sz="1"/>
+              <w:bottom w:val="single" w:color="94A3B8" w:sz="1"/>
+              <w:right w:val="single" w:color="94A3B8" w:sz="1"/>
+            </w:tcBorders>
+            <w:shd w:fill="F8FAFC" w:val="clear"/>
+          </w:tcPr>
+          <w:p>
+            <w:pPr>
+              <w:jc w:val="center"/>
+            </w:pPr>
+            <w:r>
+              <w:rPr>
+                <w:rFonts w:ascii="Arial" w:cs="Arial" w:eastAsia="Arial" w:hAnsi="Arial"/>
+                <w:b/>
+                <w:bCs/>
+                <w:sz w:val="20"/>
+                <w:szCs w:val="20"/>
+              </w:rPr>
+              <w:t xml:space="preserve">reference</w:t>
+            </w:r>
+          </w:p>
+        </w:tc>
+        <w:tc>
+          <w:tcPr>
+            <w:tcW w:type="dxa" w:w="2500"/>
+            <w:tcBorders>
+              <w:top w:val="single" w:color="94A3B8" w:sz="1"/>
+              <w:left w:val="single" w:color="94A3B8" w:sz="1"/>
+              <w:bottom w:val="single" w:color="94A3B8" w:sz="1"/>
+              <w:right w:val="single" w:color="94A3B8" w:sz="1"/>
+            </w:tcBorders>
+            <w:shd w:fill="F8FAFC" w:val="clear"/>
+          </w:tcPr>
+          <w:p>
+            <w:pPr>
+              <w:jc w:val="left"/>
+            </w:pPr>
+            <w:r>
+              <w:rPr>
+                <w:rFonts w:ascii="Arial" w:cs="Arial" w:eastAsia="Arial" w:hAnsi="Arial"/>
+                <w:b w:val="false"/>
+                <w:bCs w:val="false"/>
+                <w:sz w:val="20"/>
+                <w:szCs w:val="20"/>
+              </w:rPr>
+              <w:t xml:space="preserve">참조</w:t>
+            </w:r>
+          </w:p>
+        </w:tc>
+        <w:tc>
+          <w:tcPr>
+            <w:tcW w:type="dxa" w:w="4860"/>
+            <w:tcBorders>
+              <w:top w:val="single" w:color="94A3B8" w:sz="1"/>
+              <w:left w:val="single" w:color="94A3B8" w:sz="1"/>
+              <w:bottom w:val="single" w:color="94A3B8" w:sz="1"/>
+              <w:right w:val="single" w:color="94A3B8" w:sz="1"/>
+            </w:tcBorders>
+            <w:shd w:fill="F8FAFC" w:val="clear"/>
+          </w:tcPr>
+          <w:p>
+            <w:pPr>
+              <w:jc w:val="left"/>
+            </w:pPr>
+            <w:r>
+              <w:rPr>
+                <w:rFonts w:ascii="Arial" w:cs="Arial" w:eastAsia="Arial" w:hAnsi="Arial"/>
+                <w:b w:val="false"/>
+                <w:bCs w:val="false"/>
+                <w:sz w:val="20"/>
+                <w:szCs w:val="20"/>
+              </w:rPr>
+              <w:t xml:space="preserve">참조 문서, 링크</w:t>
+            </w:r>
+          </w:p>
+        </w:tc>
+      </w:tr>
+      <w:tr>
+        <w:tc>
+          <w:tcPr>
+            <w:tcW w:type="dxa" w:w="2000"/>
+            <w:tcBorders>
+              <w:top w:val="single" w:color="94A3B8" w:sz="1"/>
+              <w:left w:val="single" w:color="94A3B8" w:sz="1"/>
+              <w:bottom w:val="single" w:color="94A3B8" w:sz="1"/>
+              <w:right w:val="single" w:color="94A3B8" w:sz="1"/>
+            </w:tcBorders>
+          </w:tcPr>
+          <w:p>
+            <w:pPr>
+              <w:jc w:val="center"/>
+            </w:pPr>
+            <w:r>
+              <w:rPr>
+                <w:rFonts w:ascii="Arial" w:cs="Arial" w:eastAsia="Arial" w:hAnsi="Arial"/>
+                <w:b/>
+                <w:bCs/>
+                <w:sz w:val="20"/>
+                <w:szCs w:val="20"/>
+              </w:rPr>
+              <w:t xml:space="preserve">workflow</w:t>
+            </w:r>
+          </w:p>
+        </w:tc>
+        <w:tc>
+          <w:tcPr>
+            <w:tcW w:type="dxa" w:w="2500"/>
+            <w:tcBorders>
+              <w:top w:val="single" w:color="94A3B8" w:sz="1"/>
+              <w:left w:val="single" w:color="94A3B8" w:sz="1"/>
+              <w:bottom w:val="single" w:color="94A3B8" w:sz="1"/>
+              <w:right w:val="single" w:color="94A3B8" w:sz="1"/>
+            </w:tcBorders>
+          </w:tcPr>
+          <w:p>
+            <w:pPr>
+              <w:jc w:val="left"/>
+            </w:pPr>
+            <w:r>
+              <w:rPr>
+                <w:rFonts w:ascii="Arial" w:cs="Arial" w:eastAsia="Arial" w:hAnsi="Arial"/>
+                <w:b w:val="false"/>
+                <w:bCs w:val="false"/>
+                <w:sz w:val="20"/>
+                <w:szCs w:val="20"/>
+              </w:rPr>
+              <w:t xml:space="preserve">워크플로우</w:t>
+            </w:r>
+          </w:p>
+        </w:tc>
+        <w:tc>
+          <w:tcPr>
+            <w:tcW w:type="dxa" w:w="4860"/>
+            <w:tcBorders>
+              <w:top w:val="single" w:color="94A3B8" w:sz="1"/>
+              <w:left w:val="single" w:color="94A3B8" w:sz="1"/>
+              <w:bottom w:val="single" w:color="94A3B8" w:sz="1"/>
+              <w:right w:val="single" w:color="94A3B8" w:sz="1"/>
+            </w:tcBorders>
+          </w:tcPr>
+          <w:p>
+            <w:pPr>
+              <w:jc w:val="left"/>
+            </w:pPr>
+            <w:r>
+              <w:rPr>
+                <w:rFonts w:ascii="Arial" w:cs="Arial" w:eastAsia="Arial" w:hAnsi="Arial"/>
+                <w:b w:val="false"/>
+                <w:bCs w:val="false"/>
+                <w:sz w:val="20"/>
+                <w:szCs w:val="20"/>
+              </w:rPr>
+              <w:t xml:space="preserve">작업 절차</w:t>
+            </w:r>
+          </w:p>
+        </w:tc>
+      </w:tr>
+    </w:tbl>
+    <w:p>
+      <w:r>
+        <w:br w:type="page"/>
+      </w:r>
+    </w:p>
+    <w:p>
+      <w:pPr>
+        <w:pStyle w:val="Heading2"/>
+        <w:spacing w:before="300" w:after="150"/>
+      </w:pPr>
+      <w:r>
+        <w:rPr>
+          <w:rFonts w:ascii="Arial" w:cs="Arial" w:eastAsia="Arial" w:hAnsi="Arial"/>
+        </w:rPr>
+        <w:t xml:space="preserve">8.5 메인 페이지 (index.php)</w:t>
+      </w:r>
+    </w:p>
+    <w:p>
+      <w:pPr>
+        <w:spacing w:after="120"/>
+      </w:pPr>
+      <w:r>
+        <w:rPr>
+          <w:rFonts w:ascii="Arial" w:cs="Arial" w:eastAsia="Arial" w:hAnsi="Arial"/>
+          <w:color w:val="333333"/>
+          <w:sz w:val="22"/>
+          <w:szCs w:val="22"/>
+        </w:rPr>
+        <w:t xml:space="preserve">파일: kb/index.php (260줄), 다크 테마</w:t>
+      </w:r>
+    </w:p>
+    <w:p>
+      <w:pPr>
+        <w:pStyle w:val="Heading3"/>
+        <w:spacing w:before="200" w:after="100"/>
+      </w:pPr>
+      <w:r>
+        <w:rPr>
+          <w:rFonts w:ascii="Arial" w:cs="Arial" w:eastAsia="Arial" w:hAnsi="Arial"/>
+        </w:rPr>
+        <w:t xml:space="preserve">화면 구성</w:t>
+      </w:r>
+    </w:p>
+    <w:tbl>
+      <w:tblPr>
+        <w:tblW w:type="auto" w:w="100"/>
+        <w:tblBorders>
+          <w:top w:val="single" w:color="auto" w:sz="4"/>
+          <w:left w:val="single" w:color="auto" w:sz="4"/>
+          <w:bottom w:val="single" w:color="auto" w:sz="4"/>
+          <w:right w:val="single" w:color="auto" w:sz="4"/>
+          <w:insideH w:val="single" w:color="auto" w:sz="4"/>
+          <w:insideV w:val="single" w:color="auto" w:sz="4"/>
+        </w:tblBorders>
+        <w:tblCellMar>
+          <w:top w:type="dxa" w:w="60"/>
+          <w:left w:type="dxa" w:w="120"/>
+          <w:bottom w:type="dxa" w:w="60"/>
+          <w:right w:type="dxa" w:w="120"/>
+        </w:tblCellMar>
+      </w:tblPr>
+      <w:tblGrid>
+        <w:gridCol w:w="2500"/>
+        <w:gridCol w:w="6860"/>
+      </w:tblGrid>
+      <w:tr>
+        <w:trPr>
+          <w:tblHeader/>
+        </w:trPr>
+        <w:tc>
+          <w:tcPr>
+            <w:tcW w:type="dxa" w:w="2500"/>
+            <w:tcBorders>
+              <w:top w:val="single" w:color="94A3B8" w:sz="1"/>
+              <w:left w:val="single" w:color="94A3B8" w:sz="1"/>
+              <w:bottom w:val="single" w:color="94A3B8" w:sz="1"/>
+              <w:right w:val="single" w:color="94A3B8" w:sz="1"/>
+            </w:tcBorders>
+            <w:shd w:fill="1E4E79" w:val="clear"/>
+            <w:vAlign w:val="center"/>
+          </w:tcPr>
+          <w:p>
+            <w:pPr>
+              <w:jc w:val="center"/>
+            </w:pPr>
+            <w:r>
+              <w:rPr>
+                <w:rFonts w:ascii="Arial" w:cs="Arial" w:eastAsia="Arial" w:hAnsi="Arial"/>
+                <w:b/>
+                <w:bCs/>
+                <w:color w:val="FFFFFF"/>
+                <w:sz w:val="20"/>
+                <w:szCs w:val="20"/>
+              </w:rPr>
+              <w:t xml:space="preserve">영역</w:t>
+            </w:r>
+          </w:p>
+        </w:tc>
+        <w:tc>
+          <w:tcPr>
+            <w:tcW w:type="dxa" w:w="6860"/>
+            <w:tcBorders>
+              <w:top w:val="single" w:color="94A3B8" w:sz="1"/>
+              <w:left w:val="single" w:color="94A3B8" w:sz="1"/>
+              <w:bottom w:val="single" w:color="94A3B8" w:sz="1"/>
+              <w:right w:val="single" w:color="94A3B8" w:sz="1"/>
+            </w:tcBorders>
+            <w:shd w:fill="1E4E79" w:val="clear"/>
+            <w:vAlign w:val="center"/>
+          </w:tcPr>
+          <w:p>
+            <w:pPr>
+              <w:jc w:val="center"/>
+            </w:pPr>
+            <w:r>
+              <w:rPr>
+                <w:rFonts w:ascii="Arial" w:cs="Arial" w:eastAsia="Arial" w:hAnsi="Arial"/>
+                <w:b/>
+                <w:bCs/>
+                <w:color w:val="FFFFFF"/>
+                <w:sz w:val="20"/>
+                <w:szCs w:val="20"/>
+              </w:rPr>
+              <w:t xml:space="preserve">기능</w:t>
+            </w:r>
+          </w:p>
+        </w:tc>
+      </w:tr>
+      <w:tr>
+        <w:tc>
+          <w:tcPr>
+            <w:tcW w:type="dxa" w:w="2500"/>
+            <w:tcBorders>
+              <w:top w:val="single" w:color="94A3B8" w:sz="1"/>
+              <w:left w:val="single" w:color="94A3B8" w:sz="1"/>
+              <w:bottom w:val="single" w:color="94A3B8" w:sz="1"/>
+              <w:right w:val="single" w:color="94A3B8" w:sz="1"/>
+            </w:tcBorders>
+          </w:tcPr>
+          <w:p>
+            <w:pPr>
+              <w:jc w:val="center"/>
+            </w:pPr>
+            <w:r>
+              <w:rPr>
+                <w:rFonts w:ascii="Arial" w:cs="Arial" w:eastAsia="Arial" w:hAnsi="Arial"/>
+                <w:b/>
+                <w:bCs/>
+                <w:sz w:val="20"/>
+                <w:szCs w:val="20"/>
+              </w:rPr>
+              <w:t xml:space="preserve">헤더</w:t>
+            </w:r>
+          </w:p>
+        </w:tc>
+        <w:tc>
+          <w:tcPr>
+            <w:tcW w:type="dxa" w:w="6860"/>
+            <w:tcBorders>
+              <w:top w:val="single" w:color="94A3B8" w:sz="1"/>
+              <w:left w:val="single" w:color="94A3B8" w:sz="1"/>
+              <w:bottom w:val="single" w:color="94A3B8" w:sz="1"/>
+              <w:right w:val="single" w:color="94A3B8" w:sz="1"/>
+            </w:tcBorders>
+          </w:tcPr>
+          <w:p>
+            <w:pPr>
+              <w:jc w:val="left"/>
+            </w:pPr>
+            <w:r>
+              <w:rPr>
+                <w:rFonts w:ascii="Arial" w:cs="Arial" w:eastAsia="Arial" w:hAnsi="Arial"/>
+                <w:b w:val="false"/>
+                <w:bCs w:val="false"/>
+                <w:sz w:val="20"/>
+                <w:szCs w:val="20"/>
+              </w:rPr>
+              <w:t xml:space="preserve">"KB Knowledge Vault" + "새 문서" 버튼</w:t>
+            </w:r>
+          </w:p>
+        </w:tc>
+      </w:tr>
+      <w:tr>
+        <w:tc>
+          <w:tcPr>
+            <w:tcW w:type="dxa" w:w="2500"/>
+            <w:tcBorders>
+              <w:top w:val="single" w:color="94A3B8" w:sz="1"/>
+              <w:left w:val="single" w:color="94A3B8" w:sz="1"/>
+              <w:bottom w:val="single" w:color="94A3B8" w:sz="1"/>
+              <w:right w:val="single" w:color="94A3B8" w:sz="1"/>
+            </w:tcBorders>
+            <w:shd w:fill="F8FAFC" w:val="clear"/>
+          </w:tcPr>
+          <w:p>
+            <w:pPr>
+              <w:jc w:val="center"/>
+            </w:pPr>
+            <w:r>
+              <w:rPr>
+                <w:rFonts w:ascii="Arial" w:cs="Arial" w:eastAsia="Arial" w:hAnsi="Arial"/>
+                <w:b/>
+                <w:bCs/>
+                <w:sz w:val="20"/>
+                <w:szCs w:val="20"/>
+              </w:rPr>
+              <w:t xml:space="preserve">검색바</w:t>
+            </w:r>
+          </w:p>
+        </w:tc>
+        <w:tc>
+          <w:tcPr>
+            <w:tcW w:type="dxa" w:w="6860"/>
+            <w:tcBorders>
+              <w:top w:val="single" w:color="94A3B8" w:sz="1"/>
+              <w:left w:val="single" w:color="94A3B8" w:sz="1"/>
+              <w:bottom w:val="single" w:color="94A3B8" w:sz="1"/>
+              <w:right w:val="single" w:color="94A3B8" w:sz="1"/>
+            </w:tcBorders>
+            <w:shd w:fill="F8FAFC" w:val="clear"/>
+          </w:tcPr>
+          <w:p>
+            <w:pPr>
+              <w:jc w:val="left"/>
+            </w:pPr>
+            <w:r>
+              <w:rPr>
+                <w:rFonts w:ascii="Arial" w:cs="Arial" w:eastAsia="Arial" w:hAnsi="Arial"/>
+                <w:b w:val="false"/>
+                <w:bCs w:val="false"/>
+                <w:sz w:val="20"/>
+                <w:szCs w:val="20"/>
+              </w:rPr>
+              <w:t xml:space="preserve">실시간 FULLTEXT 검색 (250ms 디바운스)</w:t>
+            </w:r>
+          </w:p>
+        </w:tc>
+      </w:tr>
+      <w:tr>
+        <w:tc>
+          <w:tcPr>
+            <w:tcW w:type="dxa" w:w="2500"/>
+            <w:tcBorders>
+              <w:top w:val="single" w:color="94A3B8" w:sz="1"/>
+              <w:left w:val="single" w:color="94A3B8" w:sz="1"/>
+              <w:bottom w:val="single" w:color="94A3B8" w:sz="1"/>
+              <w:right w:val="single" w:color="94A3B8" w:sz="1"/>
+            </w:tcBorders>
+          </w:tcPr>
+          <w:p>
+            <w:pPr>
+              <w:jc w:val="center"/>
+            </w:pPr>
+            <w:r>
+              <w:rPr>
+                <w:rFonts w:ascii="Arial" w:cs="Arial" w:eastAsia="Arial" w:hAnsi="Arial"/>
+                <w:b/>
+                <w:bCs/>
+                <w:sz w:val="20"/>
+                <w:szCs w:val="20"/>
+              </w:rPr>
+              <w:t xml:space="preserve">카테고리 탭</w:t>
+            </w:r>
+          </w:p>
+        </w:tc>
+        <w:tc>
+          <w:tcPr>
+            <w:tcW w:type="dxa" w:w="6860"/>
+            <w:tcBorders>
+              <w:top w:val="single" w:color="94A3B8" w:sz="1"/>
+              <w:left w:val="single" w:color="94A3B8" w:sz="1"/>
+              <w:bottom w:val="single" w:color="94A3B8" w:sz="1"/>
+              <w:right w:val="single" w:color="94A3B8" w:sz="1"/>
+            </w:tcBorders>
+          </w:tcPr>
+          <w:p>
+            <w:pPr>
+              <w:jc w:val="left"/>
+            </w:pPr>
+            <w:r>
+              <w:rPr>
+                <w:rFonts w:ascii="Arial" w:cs="Arial" w:eastAsia="Arial" w:hAnsi="Arial"/>
+                <w:b w:val="false"/>
+                <w:bCs w:val="false"/>
+                <w:sz w:val="20"/>
+                <w:szCs w:val="20"/>
+              </w:rPr>
+              <w:t xml:space="preserve">전체 + 7개 카테고리 필터</w:t>
+            </w:r>
+          </w:p>
+        </w:tc>
+      </w:tr>
+      <w:tr>
+        <w:tc>
+          <w:tcPr>
+            <w:tcW w:type="dxa" w:w="2500"/>
+            <w:tcBorders>
+              <w:top w:val="single" w:color="94A3B8" w:sz="1"/>
+              <w:left w:val="single" w:color="94A3B8" w:sz="1"/>
+              <w:bottom w:val="single" w:color="94A3B8" w:sz="1"/>
+              <w:right w:val="single" w:color="94A3B8" w:sz="1"/>
+            </w:tcBorders>
+            <w:shd w:fill="F8FAFC" w:val="clear"/>
+          </w:tcPr>
+          <w:p>
+            <w:pPr>
+              <w:jc w:val="center"/>
+            </w:pPr>
+            <w:r>
+              <w:rPr>
+                <w:rFonts w:ascii="Arial" w:cs="Arial" w:eastAsia="Arial" w:hAnsi="Arial"/>
+                <w:b/>
+                <w:bCs/>
+                <w:sz w:val="20"/>
+                <w:szCs w:val="20"/>
+              </w:rPr>
+              <w:t xml:space="preserve">문서 목록</w:t>
+            </w:r>
+          </w:p>
+        </w:tc>
+        <w:tc>
+          <w:tcPr>
+            <w:tcW w:type="dxa" w:w="6860"/>
+            <w:tcBorders>
+              <w:top w:val="single" w:color="94A3B8" w:sz="1"/>
+              <w:left w:val="single" w:color="94A3B8" w:sz="1"/>
+              <w:bottom w:val="single" w:color="94A3B8" w:sz="1"/>
+              <w:right w:val="single" w:color="94A3B8" w:sz="1"/>
+            </w:tcBorders>
+            <w:shd w:fill="F8FAFC" w:val="clear"/>
+          </w:tcPr>
+          <w:p>
+            <w:pPr>
+              <w:jc w:val="left"/>
+            </w:pPr>
+            <w:r>
+              <w:rPr>
+                <w:rFonts w:ascii="Arial" w:cs="Arial" w:eastAsia="Arial" w:hAnsi="Arial"/>
+                <w:b w:val="false"/>
+                <w:bCs w:val="false"/>
+                <w:sz w:val="20"/>
+                <w:szCs w:val="20"/>
+              </w:rPr>
+              <w:t xml:space="preserve">카드형 리스트 (제목, 스니펫, 태그)</w:t>
+            </w:r>
+          </w:p>
+        </w:tc>
+      </w:tr>
+      <w:tr>
+        <w:tc>
+          <w:tcPr>
+            <w:tcW w:type="dxa" w:w="2500"/>
+            <w:tcBorders>
+              <w:top w:val="single" w:color="94A3B8" w:sz="1"/>
+              <w:left w:val="single" w:color="94A3B8" w:sz="1"/>
+              <w:bottom w:val="single" w:color="94A3B8" w:sz="1"/>
+              <w:right w:val="single" w:color="94A3B8" w:sz="1"/>
+            </w:tcBorders>
+          </w:tcPr>
+          <w:p>
+            <w:pPr>
+              <w:jc w:val="center"/>
+            </w:pPr>
+            <w:r>
+              <w:rPr>
+                <w:rFonts w:ascii="Arial" w:cs="Arial" w:eastAsia="Arial" w:hAnsi="Arial"/>
+                <w:b/>
+                <w:bCs/>
+                <w:sz w:val="20"/>
+                <w:szCs w:val="20"/>
+              </w:rPr>
+              <w:t xml:space="preserve">페이지네이션</w:t>
+            </w:r>
+          </w:p>
+        </w:tc>
+        <w:tc>
+          <w:tcPr>
+            <w:tcW w:type="dxa" w:w="6860"/>
+            <w:tcBorders>
+              <w:top w:val="single" w:color="94A3B8" w:sz="1"/>
+              <w:left w:val="single" w:color="94A3B8" w:sz="1"/>
+              <w:bottom w:val="single" w:color="94A3B8" w:sz="1"/>
+              <w:right w:val="single" w:color="94A3B8" w:sz="1"/>
+            </w:tcBorders>
+          </w:tcPr>
+          <w:p>
+            <w:pPr>
+              <w:jc w:val="left"/>
+            </w:pPr>
+            <w:r>
+              <w:rPr>
+                <w:rFonts w:ascii="Arial" w:cs="Arial" w:eastAsia="Arial" w:hAnsi="Arial"/>
+                <w:b w:val="false"/>
+                <w:bCs w:val="false"/>
+                <w:sz w:val="20"/>
+                <w:szCs w:val="20"/>
+              </w:rPr>
+              <w:t xml:space="preserve">이전/다음 + 현재 페이지</w:t>
+            </w:r>
+          </w:p>
+        </w:tc>
+      </w:tr>
+    </w:tbl>
+    <w:p>
+      <w:pPr>
+        <w:pStyle w:val="Heading3"/>
+        <w:spacing w:before="200" w:after="100"/>
+      </w:pPr>
+      <w:r>
+        <w:rPr>
+          <w:rFonts w:ascii="Arial" w:cs="Arial" w:eastAsia="Arial" w:hAnsi="Arial"/>
+        </w:rPr>
+        <w:t xml:space="preserve">[사용법]</w:t>
+      </w:r>
+    </w:p>
+    <w:p>
+      <w:pPr>
+        <w:pStyle w:val="ListParagraph"/>
+        <w:numPr>
+          <w:ilvl w:val="0"/>
+          <w:numId w:val="15"/>
+        </w:numPr>
+        <w:spacing w:after="80"/>
+      </w:pPr>
+      <w:r>
+        <w:rPr>
+          <w:rFonts w:ascii="Arial" w:cs="Arial" w:eastAsia="Arial" w:hAnsi="Arial"/>
+          <w:sz w:val="22"/>
+          <w:szCs w:val="22"/>
+        </w:rPr>
+        <w:t xml:space="preserve">검색바에 키워드 입력 → 250ms 후 실시간 결과</w:t>
+      </w:r>
+    </w:p>
+    <w:p>
+      <w:pPr>
+        <w:pStyle w:val="ListParagraph"/>
+        <w:numPr>
+          <w:ilvl w:val="0"/>
+          <w:numId w:val="15"/>
+        </w:numPr>
+        <w:spacing w:after="80"/>
+      </w:pPr>
+      <w:r>
+        <w:rPr>
+          <w:rFonts w:ascii="Arial" w:cs="Arial" w:eastAsia="Arial" w:hAnsi="Arial"/>
+          <w:sz w:val="22"/>
+          <w:szCs w:val="22"/>
+        </w:rPr>
+        <w:t xml:space="preserve">카테고리 버튼 클릭 → 해당 분류만 표시</w:t>
+      </w:r>
+    </w:p>
+    <w:p>
+      <w:pPr>
+        <w:pStyle w:val="ListParagraph"/>
+        <w:numPr>
+          <w:ilvl w:val="0"/>
+          <w:numId w:val="15"/>
+        </w:numPr>
+        <w:spacing w:after="80"/>
+      </w:pPr>
+      <w:r>
+        <w:rPr>
+          <w:rFonts w:ascii="Arial" w:cs="Arial" w:eastAsia="Arial" w:hAnsi="Arial"/>
+          <w:sz w:val="22"/>
+          <w:szCs w:val="22"/>
+        </w:rPr>
+        <w:t xml:space="preserve">카드 클릭 → article.php 이동</w:t>
+      </w:r>
+    </w:p>
+    <w:p>
+      <w:pPr>
+        <w:pStyle w:val="ListParagraph"/>
+        <w:numPr>
+          <w:ilvl w:val="0"/>
+          <w:numId w:val="15"/>
+        </w:numPr>
+        <w:spacing w:after="80"/>
+      </w:pPr>
+      <w:r>
+        <w:rPr>
+          <w:rFonts w:ascii="Arial" w:cs="Arial" w:eastAsia="Arial" w:hAnsi="Arial"/>
+          <w:sz w:val="22"/>
+          <w:szCs w:val="22"/>
+        </w:rPr>
+        <w:t xml:space="preserve">"새 문서" 버튼 → 새 문서 생성+편집</w:t>
+      </w:r>
+    </w:p>
+    <w:p>
+      <w:pPr>
+        <w:pStyle w:val="Heading2"/>
+        <w:spacing w:before="300" w:after="150"/>
+      </w:pPr>
+      <w:r>
+        <w:rPr>
+          <w:rFonts w:ascii="Arial" w:cs="Arial" w:eastAsia="Arial" w:hAnsi="Arial"/>
+        </w:rPr>
+        <w:t xml:space="preserve">8.6 문서 상세/편집 (article.php)</w:t>
+      </w:r>
+    </w:p>
+    <w:p>
+      <w:pPr>
+        <w:spacing w:after="120"/>
+      </w:pPr>
+      <w:r>
+        <w:rPr>
+          <w:rFonts w:ascii="Arial" w:cs="Arial" w:eastAsia="Arial" w:hAnsi="Arial"/>
+          <w:color w:val="333333"/>
+          <w:sz w:val="22"/>
+          <w:szCs w:val="22"/>
+        </w:rPr>
+        <w:t xml:space="preserve">파일: kb/article.php (281줄)</w:t>
+      </w:r>
+    </w:p>
+    <w:p>
+      <w:pPr>
+        <w:spacing w:after="120"/>
+      </w:pPr>
+      <w:r>
+        <w:rPr>
+          <w:rFonts w:ascii="Arial" w:cs="Arial" w:eastAsia="Arial" w:hAnsi="Arial"/>
+          <w:color w:val="333333"/>
+          <w:sz w:val="22"/>
+          <w:szCs w:val="22"/>
+        </w:rPr>
+        <w:t xml:space="preserve">marked.js (마크다운→HTML) + highlight.js (코드 하이라이팅)</w:t>
+      </w:r>
+    </w:p>
+    <w:p>
+      <w:pPr>
+        <w:pStyle w:val="Heading3"/>
+        <w:spacing w:before="200" w:after="100"/>
+      </w:pPr>
+      <w:r>
+        <w:rPr>
+          <w:rFonts w:ascii="Arial" w:cs="Arial" w:eastAsia="Arial" w:hAnsi="Arial"/>
+        </w:rPr>
+        <w:t xml:space="preserve">화면 구성</w:t>
+      </w:r>
+    </w:p>
+    <w:tbl>
+      <w:tblPr>
+        <w:tblW w:type="auto" w:w="100"/>
+        <w:tblBorders>
+          <w:top w:val="single" w:color="auto" w:sz="4"/>
+          <w:left w:val="single" w:color="auto" w:sz="4"/>
+          <w:bottom w:val="single" w:color="auto" w:sz="4"/>
+          <w:right w:val="single" w:color="auto" w:sz="4"/>
+          <w:insideH w:val="single" w:color="auto" w:sz="4"/>
+          <w:insideV w:val="single" w:color="auto" w:sz="4"/>
+        </w:tblBorders>
+        <w:tblCellMar>
+          <w:top w:type="dxa" w:w="60"/>
+          <w:left w:type="dxa" w:w="120"/>
+          <w:bottom w:type="dxa" w:w="60"/>
+          <w:right w:type="dxa" w:w="120"/>
+        </w:tblCellMar>
+      </w:tblPr>
+      <w:tblGrid>
+        <w:gridCol w:w="2500"/>
+        <w:gridCol w:w="6860"/>
+      </w:tblGrid>
+      <w:tr>
+        <w:trPr>
+          <w:tblHeader/>
+        </w:trPr>
+        <w:tc>
+          <w:tcPr>
+            <w:tcW w:type="dxa" w:w="2500"/>
+            <w:tcBorders>
+              <w:top w:val="single" w:color="94A3B8" w:sz="1"/>
+              <w:left w:val="single" w:color="94A3B8" w:sz="1"/>
+              <w:bottom w:val="single" w:color="94A3B8" w:sz="1"/>
+              <w:right w:val="single" w:color="94A3B8" w:sz="1"/>
+            </w:tcBorders>
+            <w:shd w:fill="1E4E79" w:val="clear"/>
+            <w:vAlign w:val="center"/>
+          </w:tcPr>
+          <w:p>
+            <w:pPr>
+              <w:jc w:val="center"/>
+            </w:pPr>
+            <w:r>
+              <w:rPr>
+                <w:rFonts w:ascii="Arial" w:cs="Arial" w:eastAsia="Arial" w:hAnsi="Arial"/>
+                <w:b/>
+                <w:bCs/>
+                <w:color w:val="FFFFFF"/>
+                <w:sz w:val="20"/>
+                <w:szCs w:val="20"/>
+              </w:rPr>
+              <w:t xml:space="preserve">영역</w:t>
+            </w:r>
+          </w:p>
+        </w:tc>
+        <w:tc>
+          <w:tcPr>
+            <w:tcW w:type="dxa" w:w="6860"/>
+            <w:tcBorders>
+              <w:top w:val="single" w:color="94A3B8" w:sz="1"/>
+              <w:left w:val="single" w:color="94A3B8" w:sz="1"/>
+              <w:bottom w:val="single" w:color="94A3B8" w:sz="1"/>
+              <w:right w:val="single" w:color="94A3B8" w:sz="1"/>
+            </w:tcBorders>
+            <w:shd w:fill="1E4E79" w:val="clear"/>
+            <w:vAlign w:val="center"/>
+          </w:tcPr>
+          <w:p>
+            <w:pPr>
+              <w:jc w:val="center"/>
+            </w:pPr>
+            <w:r>
+              <w:rPr>
+                <w:rFonts w:ascii="Arial" w:cs="Arial" w:eastAsia="Arial" w:hAnsi="Arial"/>
+                <w:b/>
+                <w:bCs/>
+                <w:color w:val="FFFFFF"/>
+                <w:sz w:val="20"/>
+                <w:szCs w:val="20"/>
+              </w:rPr>
+              <w:t xml:space="preserve">기능</w:t>
+            </w:r>
+          </w:p>
+        </w:tc>
+      </w:tr>
+      <w:tr>
+        <w:tc>
+          <w:tcPr>
+            <w:tcW w:type="dxa" w:w="2500"/>
+            <w:tcBorders>
+              <w:top w:val="single" w:color="94A3B8" w:sz="1"/>
+              <w:left w:val="single" w:color="94A3B8" w:sz="1"/>
+              <w:bottom w:val="single" w:color="94A3B8" w:sz="1"/>
+              <w:right w:val="single" w:color="94A3B8" w:sz="1"/>
+            </w:tcBorders>
+          </w:tcPr>
+          <w:p>
+            <w:pPr>
+              <w:jc w:val="center"/>
+            </w:pPr>
+            <w:r>
+              <w:rPr>
+                <w:rFonts w:ascii="Arial" w:cs="Arial" w:eastAsia="Arial" w:hAnsi="Arial"/>
+                <w:b/>
+                <w:bCs/>
+                <w:sz w:val="20"/>
+                <w:szCs w:val="20"/>
+              </w:rPr>
+              <w:t xml:space="preserve">상단 바</w:t>
+            </w:r>
+          </w:p>
+        </w:tc>
+        <w:tc>
+          <w:tcPr>
+            <w:tcW w:type="dxa" w:w="6860"/>
+            <w:tcBorders>
+              <w:top w:val="single" w:color="94A3B8" w:sz="1"/>
+              <w:left w:val="single" w:color="94A3B8" w:sz="1"/>
+              <w:bottom w:val="single" w:color="94A3B8" w:sz="1"/>
+              <w:right w:val="single" w:color="94A3B8" w:sz="1"/>
+            </w:tcBorders>
+          </w:tcPr>
+          <w:p>
+            <w:pPr>
+              <w:jc w:val="left"/>
+            </w:pPr>
+            <w:r>
+              <w:rPr>
+                <w:rFonts w:ascii="Arial" w:cs="Arial" w:eastAsia="Arial" w:hAnsi="Arial"/>
+                <w:b w:val="false"/>
+                <w:bCs w:val="false"/>
+                <w:sz w:val="20"/>
+                <w:szCs w:val="20"/>
+              </w:rPr>
+              <w:t xml:space="preserve">← 뒤로가기 + 수정/삭제 버튼</w:t>
+            </w:r>
+          </w:p>
+        </w:tc>
+      </w:tr>
+      <w:tr>
+        <w:tc>
+          <w:tcPr>
+            <w:tcW w:type="dxa" w:w="2500"/>
+            <w:tcBorders>
+              <w:top w:val="single" w:color="94A3B8" w:sz="1"/>
+              <w:left w:val="single" w:color="94A3B8" w:sz="1"/>
+              <w:bottom w:val="single" w:color="94A3B8" w:sz="1"/>
+              <w:right w:val="single" w:color="94A3B8" w:sz="1"/>
+            </w:tcBorders>
+            <w:shd w:fill="F8FAFC" w:val="clear"/>
+          </w:tcPr>
+          <w:p>
+            <w:pPr>
+              <w:jc w:val="center"/>
+            </w:pPr>
+            <w:r>
+              <w:rPr>
+                <w:rFonts w:ascii="Arial" w:cs="Arial" w:eastAsia="Arial" w:hAnsi="Arial"/>
+                <w:b/>
+                <w:bCs/>
+                <w:sz w:val="20"/>
+                <w:szCs w:val="20"/>
+              </w:rPr>
+              <w:t xml:space="preserve">제목</w:t>
+            </w:r>
+          </w:p>
+        </w:tc>
+        <w:tc>
+          <w:tcPr>
+            <w:tcW w:type="dxa" w:w="6860"/>
+            <w:tcBorders>
+              <w:top w:val="single" w:color="94A3B8" w:sz="1"/>
+              <w:left w:val="single" w:color="94A3B8" w:sz="1"/>
+              <w:bottom w:val="single" w:color="94A3B8" w:sz="1"/>
+              <w:right w:val="single" w:color="94A3B8" w:sz="1"/>
+            </w:tcBorders>
+            <w:shd w:fill="F8FAFC" w:val="clear"/>
+          </w:tcPr>
+          <w:p>
+            <w:pPr>
+              <w:jc w:val="left"/>
+            </w:pPr>
+            <w:r>
+              <w:rPr>
+                <w:rFonts w:ascii="Arial" w:cs="Arial" w:eastAsia="Arial" w:hAnsi="Arial"/>
+                <w:b w:val="false"/>
+                <w:bCs w:val="false"/>
+                <w:sz w:val="20"/>
+                <w:szCs w:val="20"/>
+              </w:rPr>
+              <w:t xml:space="preserve">문서 제목 + 태그 + 카테고리 + 날짜</w:t>
+            </w:r>
+          </w:p>
+        </w:tc>
+      </w:tr>
+      <w:tr>
+        <w:tc>
+          <w:tcPr>
+            <w:tcW w:type="dxa" w:w="2500"/>
+            <w:tcBorders>
+              <w:top w:val="single" w:color="94A3B8" w:sz="1"/>
+              <w:left w:val="single" w:color="94A3B8" w:sz="1"/>
+              <w:bottom w:val="single" w:color="94A3B8" w:sz="1"/>
+              <w:right w:val="single" w:color="94A3B8" w:sz="1"/>
+            </w:tcBorders>
+          </w:tcPr>
+          <w:p>
+            <w:pPr>
+              <w:jc w:val="center"/>
+            </w:pPr>
+            <w:r>
+              <w:rPr>
+                <w:rFonts w:ascii="Arial" w:cs="Arial" w:eastAsia="Arial" w:hAnsi="Arial"/>
+                <w:b/>
+                <w:bCs/>
+                <w:sz w:val="20"/>
+                <w:szCs w:val="20"/>
+              </w:rPr>
+              <w:t xml:space="preserve">본문</w:t>
+            </w:r>
+          </w:p>
+        </w:tc>
+        <w:tc>
+          <w:tcPr>
+            <w:tcW w:type="dxa" w:w="6860"/>
+            <w:tcBorders>
+              <w:top w:val="single" w:color="94A3B8" w:sz="1"/>
+              <w:left w:val="single" w:color="94A3B8" w:sz="1"/>
+              <w:bottom w:val="single" w:color="94A3B8" w:sz="1"/>
+              <w:right w:val="single" w:color="94A3B8" w:sz="1"/>
+            </w:tcBorders>
+          </w:tcPr>
+          <w:p>
+            <w:pPr>
+              <w:jc w:val="left"/>
+            </w:pPr>
+            <w:r>
+              <w:rPr>
+                <w:rFonts w:ascii="Arial" w:cs="Arial" w:eastAsia="Arial" w:hAnsi="Arial"/>
+                <w:b w:val="false"/>
+                <w:bCs w:val="false"/>
+                <w:sz w:val="20"/>
+                <w:szCs w:val="20"/>
+              </w:rPr>
+              <w:t xml:space="preserve">마크다운 렌더링 + 코드 하이라이팅</w:t>
+            </w:r>
+          </w:p>
+        </w:tc>
+      </w:tr>
+    </w:tbl>
+    <w:p>
+      <w:pPr>
+        <w:pStyle w:val="ListParagraph"/>
+        <w:numPr>
+          <w:ilvl w:val="0"/>
+          <w:numId w:val="2"/>
+        </w:numPr>
+        <w:spacing w:after="80"/>
+      </w:pPr>
+      <w:r>
+        <w:rPr>
+          <w:rFonts w:ascii="Arial" w:cs="Arial" w:eastAsia="Arial" w:hAnsi="Arial"/>
+          <w:sz w:val="22"/>
+          <w:szCs w:val="22"/>
+        </w:rPr>
+        <w:t xml:space="preserve">코드 블록 복사: 우상단 "복사" 버튼 → clipboard API</w:t>
+      </w:r>
+    </w:p>
+    <w:p>
+      <w:pPr>
+        <w:pStyle w:val="ListParagraph"/>
+        <w:numPr>
+          <w:ilvl w:val="0"/>
+          <w:numId w:val="2"/>
+        </w:numPr>
+        <w:spacing w:after="80"/>
+      </w:pPr>
+      <w:r>
+        <w:rPr>
+          <w:rFonts w:ascii="Arial" w:cs="Arial" w:eastAsia="Arial" w:hAnsi="Arial"/>
+          <w:sz w:val="22"/>
+          <w:szCs w:val="22"/>
+        </w:rPr>
+        <w:t xml:space="preserve">편집 모드: "수정" → textarea로 전환 → "저장" → 뷰 복귀</w:t>
+      </w:r>
+    </w:p>
+    <w:p>
+      <w:pPr>
+        <w:pStyle w:val="ListParagraph"/>
+        <w:numPr>
+          <w:ilvl w:val="0"/>
+          <w:numId w:val="2"/>
+        </w:numPr>
+        <w:spacing w:after="80"/>
+      </w:pPr>
+      <w:r>
+        <w:rPr>
+          <w:rFonts w:ascii="Arial" w:cs="Arial" w:eastAsia="Arial" w:hAnsi="Arial"/>
+          <w:sz w:val="22"/>
+          <w:szCs w:val="22"/>
+        </w:rPr>
+        <w:t xml:space="preserve">삭제: confirm → action=delete → index.php 이동</w:t>
+      </w:r>
+    </w:p>
+    <w:p>
+      <w:pPr>
+        <w:pStyle w:val="Heading2"/>
+        <w:spacing w:before="300" w:after="150"/>
+      </w:pPr>
+      <w:r>
+        <w:rPr>
+          <w:rFonts w:ascii="Arial" w:cs="Arial" w:eastAsia="Arial" w:hAnsi="Arial"/>
+        </w:rPr>
+        <w:t xml:space="preserve">8.7 DB 테이블</w:t>
+      </w:r>
+    </w:p>
+    <w:tbl>
+      <w:tblPr>
+        <w:tblW w:type="auto" w:w="100"/>
+        <w:tblBorders>
+          <w:top w:val="single" w:color="auto" w:sz="4"/>
+          <w:left w:val="single" w:color="auto" w:sz="4"/>
+          <w:bottom w:val="single" w:color="auto" w:sz="4"/>
+          <w:right w:val="single" w:color="auto" w:sz="4"/>
+          <w:insideH w:val="single" w:color="auto" w:sz="4"/>
+          <w:insideV w:val="single" w:color="auto" w:sz="4"/>
+        </w:tblBorders>
+      </w:tblPr>
+      <w:tblGrid>
+        <w:gridCol w:w="9360"/>
+      </w:tblGrid>
+      <w:tr>
+        <w:tc>
+          <w:tcPr>
+            <w:tcW w:type="dxa" w:w="9360"/>
+            <w:tcBorders>
+              <w:top w:val="none" w:color="FFFFFF" w:sz="0"/>
+              <w:left w:val="none" w:color="FFFFFF" w:sz="0"/>
+              <w:bottom w:val="none" w:color="FFFFFF" w:sz="0"/>
+              <w:right w:val="none" w:color="FFFFFF" w:sz="0"/>
+            </w:tcBorders>
+            <w:shd w:fill="F5F5F5" w:val="clear"/>
+          </w:tcPr>
+          <w:p>
+            <w:pPr>
+              <w:ind w:left="200"/>
+            </w:pPr>
+            <w:r>
+              <w:rPr>
+                <w:rFonts w:ascii="Courier New" w:cs="Courier New" w:eastAsia="Courier New" w:hAnsi="Courier New"/>
+                <w:color w:val="333333"/>
+                <w:sz w:val="18"/>
+                <w:szCs w:val="18"/>
+              </w:rPr>
+              <w:t xml:space="preserve">CREATE TABLE knowledge_base (</w:t>
+            </w:r>
+          </w:p>
+        </w:tc>
+      </w:tr>
+      <w:tr>
+        <w:tc>
+          <w:tcPr>
+            <w:tcW w:type="dxa" w:w="9360"/>
+            <w:tcBorders>
+              <w:top w:val="none" w:color="FFFFFF" w:sz="0"/>
+              <w:left w:val="none" w:color="FFFFFF" w:sz="0"/>
+              <w:bottom w:val="none" w:color="FFFFFF" w:sz="0"/>
+              <w:right w:val="none" w:color="FFFFFF" w:sz="0"/>
+            </w:tcBorders>
+            <w:shd w:fill="F5F5F5" w:val="clear"/>
+          </w:tcPr>
+          <w:p>
+            <w:pPr>
+              <w:ind w:left="200"/>
+            </w:pPr>
+            <w:r>
+              <w:rPr>
+                <w:rFonts w:ascii="Courier New" w:cs="Courier New" w:eastAsia="Courier New" w:hAnsi="Courier New"/>
+                <w:color w:val="333333"/>
+                <w:sz w:val="18"/>
+                <w:szCs w:val="18"/>
+              </w:rPr>
+              <w:t xml:space="preserve">    id INT AUTO_INCREMENT PRIMARY KEY,</w:t>
+            </w:r>
+          </w:p>
+        </w:tc>
+      </w:tr>
+      <w:tr>
+        <w:tc>
+          <w:tcPr>
+            <w:tcW w:type="dxa" w:w="9360"/>
+            <w:tcBorders>
+              <w:top w:val="none" w:color="FFFFFF" w:sz="0"/>
+              <w:left w:val="none" w:color="FFFFFF" w:sz="0"/>
+              <w:bottom w:val="none" w:color="FFFFFF" w:sz="0"/>
+              <w:right w:val="none" w:color="FFFFFF" w:sz="0"/>
+            </w:tcBorders>
+            <w:shd w:fill="F5F5F5" w:val="clear"/>
+          </w:tcPr>
+          <w:p>
+            <w:pPr>
+              <w:ind w:left="200"/>
+            </w:pPr>
+            <w:r>
+              <w:rPr>
+                <w:rFonts w:ascii="Courier New" w:cs="Courier New" w:eastAsia="Courier New" w:hAnsi="Courier New"/>
+                <w:color w:val="333333"/>
+                <w:sz w:val="18"/>
+                <w:szCs w:val="18"/>
+              </w:rPr>
+              <w:t xml:space="preserve">    title VARCHAR(500) NOT NULL,</w:t>
+            </w:r>
+          </w:p>
+        </w:tc>
+      </w:tr>
+      <w:tr>
+        <w:tc>
+          <w:tcPr>
+            <w:tcW w:type="dxa" w:w="9360"/>
+            <w:tcBorders>
+              <w:top w:val="none" w:color="FFFFFF" w:sz="0"/>
+              <w:left w:val="none" w:color="FFFFFF" w:sz="0"/>
+              <w:bottom w:val="none" w:color="FFFFFF" w:sz="0"/>
+              <w:right w:val="none" w:color="FFFFFF" w:sz="0"/>
+            </w:tcBorders>
+            <w:shd w:fill="F5F5F5" w:val="clear"/>
+          </w:tcPr>
+          <w:p>
+            <w:pPr>
+              <w:ind w:left="200"/>
+            </w:pPr>
+            <w:r>
+              <w:rPr>
+                <w:rFonts w:ascii="Courier New" w:cs="Courier New" w:eastAsia="Courier New" w:hAnsi="Courier New"/>
+                <w:color w:val="333333"/>
+                <w:sz w:val="18"/>
+                <w:szCs w:val="18"/>
+              </w:rPr>
+              <w:t xml:space="preserve">    content LONGTEXT NOT NULL,</w:t>
+            </w:r>
+          </w:p>
+        </w:tc>
+      </w:tr>
+      <w:tr>
+        <w:tc>
+          <w:tcPr>
+            <w:tcW w:type="dxa" w:w="9360"/>
+            <w:tcBorders>
+              <w:top w:val="none" w:color="FFFFFF" w:sz="0"/>
+              <w:left w:val="none" w:color="FFFFFF" w:sz="0"/>
+              <w:bottom w:val="none" w:color="FFFFFF" w:sz="0"/>
+              <w:right w:val="none" w:color="FFFFFF" w:sz="0"/>
+            </w:tcBorders>
+            <w:shd w:fill="F5F5F5" w:val="clear"/>
+          </w:tcPr>
+          <w:p>
+            <w:pPr>
+              <w:ind w:left="200"/>
+            </w:pPr>
+            <w:r>
+              <w:rPr>
+                <w:rFonts w:ascii="Courier New" w:cs="Courier New" w:eastAsia="Courier New" w:hAnsi="Courier New"/>
+                <w:color w:val="333333"/>
+                <w:sz w:val="18"/>
+                <w:szCs w:val="18"/>
+              </w:rPr>
+              <w:t xml:space="preserve">    tags VARCHAR(500) DEFAULT "",</w:t>
+            </w:r>
+          </w:p>
+        </w:tc>
+      </w:tr>
+      <w:tr>
+        <w:tc>
+          <w:tcPr>
+            <w:tcW w:type="dxa" w:w="9360"/>
+            <w:tcBorders>
+              <w:top w:val="none" w:color="FFFFFF" w:sz="0"/>
+              <w:left w:val="none" w:color="FFFFFF" w:sz="0"/>
+              <w:bottom w:val="none" w:color="FFFFFF" w:sz="0"/>
+              <w:right w:val="none" w:color="FFFFFF" w:sz="0"/>
+            </w:tcBorders>
+            <w:shd w:fill="F5F5F5" w:val="clear"/>
+          </w:tcPr>
+          <w:p>
+            <w:pPr>
+              <w:ind w:left="200"/>
+            </w:pPr>
+            <w:r>
+              <w:rPr>
+                <w:rFonts w:ascii="Courier New" w:cs="Courier New" w:eastAsia="Courier New" w:hAnsi="Courier New"/>
+                <w:color w:val="333333"/>
+                <w:sz w:val="18"/>
+                <w:szCs w:val="18"/>
+              </w:rPr>
+              <w:t xml:space="preserve">    category VARCHAR(50) DEFAULT "general",</w:t>
+            </w:r>
+          </w:p>
+        </w:tc>
+      </w:tr>
+      <w:tr>
+        <w:tc>
+          <w:tcPr>
+            <w:tcW w:type="dxa" w:w="9360"/>
+            <w:tcBorders>
+              <w:top w:val="none" w:color="FFFFFF" w:sz="0"/>
+              <w:left w:val="none" w:color="FFFFFF" w:sz="0"/>
+              <w:bottom w:val="none" w:color="FFFFFF" w:sz="0"/>
+              <w:right w:val="none" w:color="FFFFFF" w:sz="0"/>
+            </w:tcBorders>
+            <w:shd w:fill="F5F5F5" w:val="clear"/>
+          </w:tcPr>
+          <w:p>
+            <w:pPr>
+              <w:ind w:left="200"/>
+            </w:pPr>
+            <w:r>
+              <w:rPr>
+                <w:rFonts w:ascii="Courier New" w:cs="Courier New" w:eastAsia="Courier New" w:hAnsi="Courier New"/>
+                <w:color w:val="333333"/>
+                <w:sz w:val="18"/>
+                <w:szCs w:val="18"/>
+              </w:rPr>
+              <w:t xml:space="preserve">    created_at TIMESTAMP DEFAULT CURRENT_TIMESTAMP,</w:t>
+            </w:r>
+          </w:p>
+        </w:tc>
+      </w:tr>
+      <w:tr>
+        <w:tc>
+          <w:tcPr>
+            <w:tcW w:type="dxa" w:w="9360"/>
+            <w:tcBorders>
+              <w:top w:val="none" w:color="FFFFFF" w:sz="0"/>
+              <w:left w:val="none" w:color="FFFFFF" w:sz="0"/>
+              <w:bottom w:val="none" w:color="FFFFFF" w:sz="0"/>
+              <w:right w:val="none" w:color="FFFFFF" w:sz="0"/>
+            </w:tcBorders>
+            <w:shd w:fill="F5F5F5" w:val="clear"/>
+          </w:tcPr>
+          <w:p>
+            <w:pPr>
+              <w:ind w:left="200"/>
+            </w:pPr>
+            <w:r>
+              <w:rPr>
+                <w:rFonts w:ascii="Courier New" w:cs="Courier New" w:eastAsia="Courier New" w:hAnsi="Courier New"/>
+                <w:color w:val="333333"/>
+                <w:sz w:val="18"/>
+                <w:szCs w:val="18"/>
+              </w:rPr>
+              <w:t xml:space="preserve">    updated_at TIMESTAMP ... ON UPDATE CURRENT_TIMESTAMP,</w:t>
+            </w:r>
+          </w:p>
+        </w:tc>
+      </w:tr>
+      <w:tr>
+        <w:tc>
+          <w:tcPr>
+            <w:tcW w:type="dxa" w:w="9360"/>
+            <w:tcBorders>
+              <w:top w:val="none" w:color="FFFFFF" w:sz="0"/>
+              <w:left w:val="none" w:color="FFFFFF" w:sz="0"/>
+              <w:bottom w:val="none" w:color="FFFFFF" w:sz="0"/>
+              <w:right w:val="none" w:color="FFFFFF" w:sz="0"/>
+            </w:tcBorders>
+            <w:shd w:fill="F5F5F5" w:val="clear"/>
+          </w:tcPr>
+          <w:p>
+            <w:pPr>
+              <w:ind w:left="200"/>
+            </w:pPr>
+            <w:r>
+              <w:rPr>
+                <w:rFonts w:ascii="Courier New" w:cs="Courier New" w:eastAsia="Courier New" w:hAnsi="Courier New"/>
+                <w:color w:val="333333"/>
+                <w:sz w:val="18"/>
+                <w:szCs w:val="18"/>
+              </w:rPr>
+              <w:t xml:space="preserve">    FULLTEXT INDEX ft_search (title, content, tags)</w:t>
+            </w:r>
+          </w:p>
+        </w:tc>
+      </w:tr>
+      <w:tr>
+        <w:tc>
+          <w:tcPr>
+            <w:tcW w:type="dxa" w:w="9360"/>
+            <w:tcBorders>
+              <w:top w:val="none" w:color="FFFFFF" w:sz="0"/>
+              <w:left w:val="none" w:color="FFFFFF" w:sz="0"/>
+              <w:bottom w:val="none" w:color="FFFFFF" w:sz="0"/>
+              <w:right w:val="none" w:color="FFFFFF" w:sz="0"/>
+            </w:tcBorders>
+            <w:shd w:fill="F5F5F5" w:val="clear"/>
+          </w:tcPr>
+          <w:p>
+            <w:pPr>
+              <w:ind w:left="200"/>
+            </w:pPr>
+            <w:r>
+              <w:rPr>
+                <w:rFonts w:ascii="Courier New" w:cs="Courier New" w:eastAsia="Courier New" w:hAnsi="Courier New"/>
+                <w:color w:val="333333"/>
+                <w:sz w:val="18"/>
+                <w:szCs w:val="18"/>
+              </w:rPr>
+              <w:t xml:space="preserve">) ENGINE=InnoDB CHARSET=utf8mb4;</w:t>
+            </w:r>
+          </w:p>
+        </w:tc>
+      </w:tr>
+    </w:tbl>
+    <w:tbl>
+      <w:tblPr>
+        <w:tblW w:type="auto" w:w="100"/>
+        <w:tblBorders>
+          <w:top w:val="single" w:color="auto" w:sz="4"/>
+          <w:left w:val="single" w:color="auto" w:sz="4"/>
+          <w:bottom w:val="single" w:color="auto" w:sz="4"/>
+          <w:right w:val="single" w:color="auto" w:sz="4"/>
+          <w:insideH w:val="single" w:color="auto" w:sz="4"/>
+          <w:insideV w:val="single" w:color="auto" w:sz="4"/>
+        </w:tblBorders>
+        <w:tblCellMar>
+          <w:top w:type="dxa" w:w="60"/>
+          <w:left w:type="dxa" w:w="120"/>
+          <w:bottom w:type="dxa" w:w="60"/>
+          <w:right w:type="dxa" w:w="120"/>
+        </w:tblCellMar>
+      </w:tblPr>
+      <w:tblGrid>
+        <w:gridCol w:w="2000"/>
+        <w:gridCol w:w="2500"/>
+        <w:gridCol w:w="4860"/>
+      </w:tblGrid>
+      <w:tr>
+        <w:trPr>
+          <w:tblHeader/>
+        </w:trPr>
+        <w:tc>
+          <w:tcPr>
+            <w:tcW w:type="dxa" w:w="2000"/>
+            <w:tcBorders>
+              <w:top w:val="single" w:color="94A3B8" w:sz="1"/>
+              <w:left w:val="single" w:color="94A3B8" w:sz="1"/>
+              <w:bottom w:val="single" w:color="94A3B8" w:sz="1"/>
+              <w:right w:val="single" w:color="94A3B8" w:sz="1"/>
+            </w:tcBorders>
+            <w:shd w:fill="1E4E79" w:val="clear"/>
+            <w:vAlign w:val="center"/>
+          </w:tcPr>
+          <w:p>
+            <w:pPr>
+              <w:jc w:val="center"/>
+            </w:pPr>
+            <w:r>
+              <w:rPr>
+                <w:rFonts w:ascii="Arial" w:cs="Arial" w:eastAsia="Arial" w:hAnsi="Arial"/>
+                <w:b/>
+                <w:bCs/>
+                <w:color w:val="FFFFFF"/>
+                <w:sz w:val="20"/>
+                <w:szCs w:val="20"/>
+              </w:rPr>
+              <w:t xml:space="preserve">컬럼</w:t>
+            </w:r>
+          </w:p>
+        </w:tc>
+        <w:tc>
+          <w:tcPr>
+            <w:tcW w:type="dxa" w:w="2500"/>
+            <w:tcBorders>
+              <w:top w:val="single" w:color="94A3B8" w:sz="1"/>
+              <w:left w:val="single" w:color="94A3B8" w:sz="1"/>
+              <w:bottom w:val="single" w:color="94A3B8" w:sz="1"/>
+              <w:right w:val="single" w:color="94A3B8" w:sz="1"/>
+            </w:tcBorders>
+            <w:shd w:fill="1E4E79" w:val="clear"/>
+            <w:vAlign w:val="center"/>
+          </w:tcPr>
+          <w:p>
+            <w:pPr>
+              <w:jc w:val="center"/>
+            </w:pPr>
+            <w:r>
+              <w:rPr>
+                <w:rFonts w:ascii="Arial" w:cs="Arial" w:eastAsia="Arial" w:hAnsi="Arial"/>
+                <w:b/>
+                <w:bCs/>
+                <w:color w:val="FFFFFF"/>
+                <w:sz w:val="20"/>
+                <w:szCs w:val="20"/>
+              </w:rPr>
+              <w:t xml:space="preserve">타입</w:t>
+            </w:r>
+          </w:p>
+        </w:tc>
+        <w:tc>
+          <w:tcPr>
+            <w:tcW w:type="dxa" w:w="4860"/>
+            <w:tcBorders>
+              <w:top w:val="single" w:color="94A3B8" w:sz="1"/>
+              <w:left w:val="single" w:color="94A3B8" w:sz="1"/>
+              <w:bottom w:val="single" w:color="94A3B8" w:sz="1"/>
+              <w:right w:val="single" w:color="94A3B8" w:sz="1"/>
+            </w:tcBorders>
+            <w:shd w:fill="1E4E79" w:val="clear"/>
+            <w:vAlign w:val="center"/>
+          </w:tcPr>
+          <w:p>
+            <w:pPr>
+              <w:jc w:val="center"/>
+            </w:pPr>
+            <w:r>
+              <w:rPr>
+                <w:rFonts w:ascii="Arial" w:cs="Arial" w:eastAsia="Arial" w:hAnsi="Arial"/>
+                <w:b/>
+                <w:bCs/>
+                <w:color w:val="FFFFFF"/>
+                <w:sz w:val="20"/>
+                <w:szCs w:val="20"/>
+              </w:rPr>
+              <w:t xml:space="preserve">설명</w:t>
+            </w:r>
+          </w:p>
+        </w:tc>
+      </w:tr>
+      <w:tr>
+        <w:tc>
+          <w:tcPr>
+            <w:tcW w:type="dxa" w:w="2000"/>
+            <w:tcBorders>
+              <w:top w:val="single" w:color="94A3B8" w:sz="1"/>
+              <w:left w:val="single" w:color="94A3B8" w:sz="1"/>
+              <w:bottom w:val="single" w:color="94A3B8" w:sz="1"/>
+              <w:right w:val="single" w:color="94A3B8" w:sz="1"/>
+            </w:tcBorders>
+          </w:tcPr>
+          <w:p>
+            <w:pPr>
+              <w:jc w:val="center"/>
+            </w:pPr>
+            <w:r>
+              <w:rPr>
+                <w:rFonts w:ascii="Arial" w:cs="Arial" w:eastAsia="Arial" w:hAnsi="Arial"/>
+                <w:b/>
+                <w:bCs/>
+                <w:sz w:val="20"/>
+                <w:szCs w:val="20"/>
+              </w:rPr>
+              <w:t xml:space="preserve">id</w:t>
+            </w:r>
+          </w:p>
+        </w:tc>
+        <w:tc>
+          <w:tcPr>
+            <w:tcW w:type="dxa" w:w="2500"/>
+            <w:tcBorders>
+              <w:top w:val="single" w:color="94A3B8" w:sz="1"/>
+              <w:left w:val="single" w:color="94A3B8" w:sz="1"/>
+              <w:bottom w:val="single" w:color="94A3B8" w:sz="1"/>
+              <w:right w:val="single" w:color="94A3B8" w:sz="1"/>
+            </w:tcBorders>
+          </w:tcPr>
+          <w:p>
+            <w:pPr>
+              <w:jc w:val="left"/>
+            </w:pPr>
+            <w:r>
+              <w:rPr>
+                <w:rFonts w:ascii="Arial" w:cs="Arial" w:eastAsia="Arial" w:hAnsi="Arial"/>
+                <w:b w:val="false"/>
+                <w:bCs w:val="false"/>
+                <w:sz w:val="20"/>
+                <w:szCs w:val="20"/>
+              </w:rPr>
+              <w:t xml:space="preserve">INT (PK)</w:t>
+            </w:r>
+          </w:p>
+        </w:tc>
+        <w:tc>
+          <w:tcPr>
+            <w:tcW w:type="dxa" w:w="4860"/>
+            <w:tcBorders>
+              <w:top w:val="single" w:color="94A3B8" w:sz="1"/>
+              <w:left w:val="single" w:color="94A3B8" w:sz="1"/>
+              <w:bottom w:val="single" w:color="94A3B8" w:sz="1"/>
+              <w:right w:val="single" w:color="94A3B8" w:sz="1"/>
+            </w:tcBorders>
+          </w:tcPr>
+          <w:p>
+            <w:pPr>
+              <w:jc w:val="left"/>
+            </w:pPr>
+            <w:r>
+              <w:rPr>
+                <w:rFonts w:ascii="Arial" w:cs="Arial" w:eastAsia="Arial" w:hAnsi="Arial"/>
+                <w:b w:val="false"/>
+                <w:bCs w:val="false"/>
+                <w:sz w:val="20"/>
+                <w:szCs w:val="20"/>
+              </w:rPr>
+              <w:t xml:space="preserve">자동 증가</w:t>
+            </w:r>
+          </w:p>
+        </w:tc>
+      </w:tr>
+      <w:tr>
+        <w:tc>
+          <w:tcPr>
+            <w:tcW w:type="dxa" w:w="2000"/>
+            <w:tcBorders>
+              <w:top w:val="single" w:color="94A3B8" w:sz="1"/>
+              <w:left w:val="single" w:color="94A3B8" w:sz="1"/>
+              <w:bottom w:val="single" w:color="94A3B8" w:sz="1"/>
+              <w:right w:val="single" w:color="94A3B8" w:sz="1"/>
+            </w:tcBorders>
+            <w:shd w:fill="F8FAFC" w:val="clear"/>
+          </w:tcPr>
+          <w:p>
+            <w:pPr>
+              <w:jc w:val="center"/>
+            </w:pPr>
+            <w:r>
+              <w:rPr>
+                <w:rFonts w:ascii="Arial" w:cs="Arial" w:eastAsia="Arial" w:hAnsi="Arial"/>
+                <w:b/>
+                <w:bCs/>
+                <w:sz w:val="20"/>
+                <w:szCs w:val="20"/>
+              </w:rPr>
+              <w:t xml:space="preserve">title</w:t>
+            </w:r>
+          </w:p>
+        </w:tc>
+        <w:tc>
+          <w:tcPr>
+            <w:tcW w:type="dxa" w:w="2500"/>
+            <w:tcBorders>
+              <w:top w:val="single" w:color="94A3B8" w:sz="1"/>
+              <w:left w:val="single" w:color="94A3B8" w:sz="1"/>
+              <w:bottom w:val="single" w:color="94A3B8" w:sz="1"/>
+              <w:right w:val="single" w:color="94A3B8" w:sz="1"/>
+            </w:tcBorders>
+            <w:shd w:fill="F8FAFC" w:val="clear"/>
+          </w:tcPr>
+          <w:p>
+            <w:pPr>
+              <w:jc w:val="left"/>
+            </w:pPr>
+            <w:r>
+              <w:rPr>
+                <w:rFonts w:ascii="Arial" w:cs="Arial" w:eastAsia="Arial" w:hAnsi="Arial"/>
+                <w:b w:val="false"/>
+                <w:bCs w:val="false"/>
+                <w:sz w:val="20"/>
+                <w:szCs w:val="20"/>
+              </w:rPr>
+              <w:t xml:space="preserve">VARCHAR(500)</w:t>
+            </w:r>
+          </w:p>
+        </w:tc>
+        <w:tc>
+          <w:tcPr>
+            <w:tcW w:type="dxa" w:w="4860"/>
+            <w:tcBorders>
+              <w:top w:val="single" w:color="94A3B8" w:sz="1"/>
+              <w:left w:val="single" w:color="94A3B8" w:sz="1"/>
+              <w:bottom w:val="single" w:color="94A3B8" w:sz="1"/>
+              <w:right w:val="single" w:color="94A3B8" w:sz="1"/>
+            </w:tcBorders>
+            <w:shd w:fill="F8FAFC" w:val="clear"/>
+          </w:tcPr>
+          <w:p>
+            <w:pPr>
+              <w:jc w:val="left"/>
+            </w:pPr>
+            <w:r>
+              <w:rPr>
+                <w:rFonts w:ascii="Arial" w:cs="Arial" w:eastAsia="Arial" w:hAnsi="Arial"/>
+                <w:b w:val="false"/>
+                <w:bCs w:val="false"/>
+                <w:sz w:val="20"/>
+                <w:szCs w:val="20"/>
+              </w:rPr>
+              <w:t xml:space="preserve">문서 제목</w:t>
+            </w:r>
+          </w:p>
+        </w:tc>
+      </w:tr>
+      <w:tr>
+        <w:tc>
+          <w:tcPr>
+            <w:tcW w:type="dxa" w:w="2000"/>
+            <w:tcBorders>
+              <w:top w:val="single" w:color="94A3B8" w:sz="1"/>
+              <w:left w:val="single" w:color="94A3B8" w:sz="1"/>
+              <w:bottom w:val="single" w:color="94A3B8" w:sz="1"/>
+              <w:right w:val="single" w:color="94A3B8" w:sz="1"/>
+            </w:tcBorders>
+          </w:tcPr>
+          <w:p>
+            <w:pPr>
+              <w:jc w:val="center"/>
+            </w:pPr>
+            <w:r>
+              <w:rPr>
+                <w:rFonts w:ascii="Arial" w:cs="Arial" w:eastAsia="Arial" w:hAnsi="Arial"/>
+                <w:b/>
+                <w:bCs/>
+                <w:sz w:val="20"/>
+                <w:szCs w:val="20"/>
+              </w:rPr>
+              <w:t xml:space="preserve">content</w:t>
+            </w:r>
+          </w:p>
+        </w:tc>
+        <w:tc>
+          <w:tcPr>
+            <w:tcW w:type="dxa" w:w="2500"/>
+            <w:tcBorders>
+              <w:top w:val="single" w:color="94A3B8" w:sz="1"/>
+              <w:left w:val="single" w:color="94A3B8" w:sz="1"/>
+              <w:bottom w:val="single" w:color="94A3B8" w:sz="1"/>
+              <w:right w:val="single" w:color="94A3B8" w:sz="1"/>
+            </w:tcBorders>
+          </w:tcPr>
+          <w:p>
+            <w:pPr>
+              <w:jc w:val="left"/>
+            </w:pPr>
+            <w:r>
+              <w:rPr>
+                <w:rFonts w:ascii="Arial" w:cs="Arial" w:eastAsia="Arial" w:hAnsi="Arial"/>
+                <w:b w:val="false"/>
+                <w:bCs w:val="false"/>
+                <w:sz w:val="20"/>
+                <w:szCs w:val="20"/>
+              </w:rPr>
+              <w:t xml:space="preserve">LONGTEXT</w:t>
+            </w:r>
+          </w:p>
+        </w:tc>
+        <w:tc>
+          <w:tcPr>
+            <w:tcW w:type="dxa" w:w="4860"/>
+            <w:tcBorders>
+              <w:top w:val="single" w:color="94A3B8" w:sz="1"/>
+              <w:left w:val="single" w:color="94A3B8" w:sz="1"/>
+              <w:bottom w:val="single" w:color="94A3B8" w:sz="1"/>
+              <w:right w:val="single" w:color="94A3B8" w:sz="1"/>
+            </w:tcBorders>
+          </w:tcPr>
+          <w:p>
+            <w:pPr>
+              <w:jc w:val="left"/>
+            </w:pPr>
+            <w:r>
+              <w:rPr>
+                <w:rFonts w:ascii="Arial" w:cs="Arial" w:eastAsia="Arial" w:hAnsi="Arial"/>
+                <w:b w:val="false"/>
+                <w:bCs w:val="false"/>
+                <w:sz w:val="20"/>
+                <w:szCs w:val="20"/>
+              </w:rPr>
+              <w:t xml:space="preserve">마크다운 본문</w:t>
+            </w:r>
+          </w:p>
+        </w:tc>
+      </w:tr>
+      <w:tr>
+        <w:tc>
+          <w:tcPr>
+            <w:tcW w:type="dxa" w:w="2000"/>
+            <w:tcBorders>
+              <w:top w:val="single" w:color="94A3B8" w:sz="1"/>
+              <w:left w:val="single" w:color="94A3B8" w:sz="1"/>
+              <w:bottom w:val="single" w:color="94A3B8" w:sz="1"/>
+              <w:right w:val="single" w:color="94A3B8" w:sz="1"/>
+            </w:tcBorders>
+            <w:shd w:fill="F8FAFC" w:val="clear"/>
+          </w:tcPr>
+          <w:p>
+            <w:pPr>
+              <w:jc w:val="center"/>
+            </w:pPr>
+            <w:r>
+              <w:rPr>
+                <w:rFonts w:ascii="Arial" w:cs="Arial" w:eastAsia="Arial" w:hAnsi="Arial"/>
+                <w:b/>
+                <w:bCs/>
+                <w:sz w:val="20"/>
+                <w:szCs w:val="20"/>
+              </w:rPr>
+              <w:t xml:space="preserve">tags</w:t>
+            </w:r>
+          </w:p>
+        </w:tc>
+        <w:tc>
+          <w:tcPr>
+            <w:tcW w:type="dxa" w:w="2500"/>
+            <w:tcBorders>
+              <w:top w:val="single" w:color="94A3B8" w:sz="1"/>
+              <w:left w:val="single" w:color="94A3B8" w:sz="1"/>
+              <w:bottom w:val="single" w:color="94A3B8" w:sz="1"/>
+              <w:right w:val="single" w:color="94A3B8" w:sz="1"/>
+            </w:tcBorders>
+            <w:shd w:fill="F8FAFC" w:val="clear"/>
+          </w:tcPr>
+          <w:p>
+            <w:pPr>
+              <w:jc w:val="left"/>
+            </w:pPr>
+            <w:r>
+              <w:rPr>
+                <w:rFonts w:ascii="Arial" w:cs="Arial" w:eastAsia="Arial" w:hAnsi="Arial"/>
+                <w:b w:val="false"/>
+                <w:bCs w:val="false"/>
+                <w:sz w:val="20"/>
+                <w:szCs w:val="20"/>
+              </w:rPr>
+              <w:t xml:space="preserve">VARCHAR(500)</w:t>
+            </w:r>
+          </w:p>
+        </w:tc>
+        <w:tc>
+          <w:tcPr>
+            <w:tcW w:type="dxa" w:w="4860"/>
+            <w:tcBorders>
+              <w:top w:val="single" w:color="94A3B8" w:sz="1"/>
+              <w:left w:val="single" w:color="94A3B8" w:sz="1"/>
+              <w:bottom w:val="single" w:color="94A3B8" w:sz="1"/>
+              <w:right w:val="single" w:color="94A3B8" w:sz="1"/>
+            </w:tcBorders>
+            <w:shd w:fill="F8FAFC" w:val="clear"/>
+          </w:tcPr>
+          <w:p>
+            <w:pPr>
+              <w:jc w:val="left"/>
+            </w:pPr>
+            <w:r>
+              <w:rPr>
+                <w:rFonts w:ascii="Arial" w:cs="Arial" w:eastAsia="Arial" w:hAnsi="Arial"/>
+                <w:b w:val="false"/>
+                <w:bCs w:val="false"/>
+                <w:sz w:val="20"/>
+                <w:szCs w:val="20"/>
+              </w:rPr>
+              <w:t xml:space="preserve">쉼표 구분 태그</w:t>
+            </w:r>
+          </w:p>
+        </w:tc>
+      </w:tr>
+      <w:tr>
+        <w:tc>
+          <w:tcPr>
+            <w:tcW w:type="dxa" w:w="2000"/>
+            <w:tcBorders>
+              <w:top w:val="single" w:color="94A3B8" w:sz="1"/>
+              <w:left w:val="single" w:color="94A3B8" w:sz="1"/>
+              <w:bottom w:val="single" w:color="94A3B8" w:sz="1"/>
+              <w:right w:val="single" w:color="94A3B8" w:sz="1"/>
+            </w:tcBorders>
+          </w:tcPr>
+          <w:p>
+            <w:pPr>
+              <w:jc w:val="center"/>
+            </w:pPr>
+            <w:r>
+              <w:rPr>
+                <w:rFonts w:ascii="Arial" w:cs="Arial" w:eastAsia="Arial" w:hAnsi="Arial"/>
+                <w:b/>
+                <w:bCs/>
+                <w:sz w:val="20"/>
+                <w:szCs w:val="20"/>
+              </w:rPr>
+              <w:t xml:space="preserve">category</w:t>
+            </w:r>
+          </w:p>
+        </w:tc>
+        <w:tc>
+          <w:tcPr>
+            <w:tcW w:type="dxa" w:w="2500"/>
+            <w:tcBorders>
+              <w:top w:val="single" w:color="94A3B8" w:sz="1"/>
+              <w:left w:val="single" w:color="94A3B8" w:sz="1"/>
+              <w:bottom w:val="single" w:color="94A3B8" w:sz="1"/>
+              <w:right w:val="single" w:color="94A3B8" w:sz="1"/>
+            </w:tcBorders>
+          </w:tcPr>
+          <w:p>
+            <w:pPr>
+              <w:jc w:val="left"/>
+            </w:pPr>
+            <w:r>
+              <w:rPr>
+                <w:rFonts w:ascii="Arial" w:cs="Arial" w:eastAsia="Arial" w:hAnsi="Arial"/>
+                <w:b w:val="false"/>
+                <w:bCs w:val="false"/>
+                <w:sz w:val="20"/>
+                <w:szCs w:val="20"/>
+              </w:rPr>
+              <w:t xml:space="preserve">VARCHAR(50)</w:t>
+            </w:r>
+          </w:p>
+        </w:tc>
+        <w:tc>
+          <w:tcPr>
+            <w:tcW w:type="dxa" w:w="4860"/>
+            <w:tcBorders>
+              <w:top w:val="single" w:color="94A3B8" w:sz="1"/>
+              <w:left w:val="single" w:color="94A3B8" w:sz="1"/>
+              <w:bottom w:val="single" w:color="94A3B8" w:sz="1"/>
+              <w:right w:val="single" w:color="94A3B8" w:sz="1"/>
+            </w:tcBorders>
+          </w:tcPr>
+          <w:p>
+            <w:pPr>
+              <w:jc w:val="left"/>
+            </w:pPr>
+            <w:r>
+              <w:rPr>
+                <w:rFonts w:ascii="Arial" w:cs="Arial" w:eastAsia="Arial" w:hAnsi="Arial"/>
+                <w:b w:val="false"/>
+                <w:bCs w:val="false"/>
+                <w:sz w:val="20"/>
+                <w:szCs w:val="20"/>
+              </w:rPr>
+              <w:t xml:space="preserve">카테고리 코드 (7종)</w:t>
+            </w:r>
+          </w:p>
+        </w:tc>
+      </w:tr>
+      <w:tr>
+        <w:tc>
+          <w:tcPr>
+            <w:tcW w:type="dxa" w:w="2000"/>
+            <w:tcBorders>
+              <w:top w:val="single" w:color="94A3B8" w:sz="1"/>
+              <w:left w:val="single" w:color="94A3B8" w:sz="1"/>
+              <w:bottom w:val="single" w:color="94A3B8" w:sz="1"/>
+              <w:right w:val="single" w:color="94A3B8" w:sz="1"/>
+            </w:tcBorders>
+            <w:shd w:fill="F8FAFC" w:val="clear"/>
+          </w:tcPr>
+          <w:p>
+            <w:pPr>
+              <w:jc w:val="center"/>
+            </w:pPr>
+            <w:r>
+              <w:rPr>
+                <w:rFonts w:ascii="Arial" w:cs="Arial" w:eastAsia="Arial" w:hAnsi="Arial"/>
+                <w:b/>
+                <w:bCs/>
+                <w:sz w:val="20"/>
+                <w:szCs w:val="20"/>
+              </w:rPr>
+              <w:t xml:space="preserve">created_at</w:t>
+            </w:r>
+          </w:p>
+        </w:tc>
+        <w:tc>
+          <w:tcPr>
+            <w:tcW w:type="dxa" w:w="2500"/>
+            <w:tcBorders>
+              <w:top w:val="single" w:color="94A3B8" w:sz="1"/>
+              <w:left w:val="single" w:color="94A3B8" w:sz="1"/>
+              <w:bottom w:val="single" w:color="94A3B8" w:sz="1"/>
+              <w:right w:val="single" w:color="94A3B8" w:sz="1"/>
+            </w:tcBorders>
+            <w:shd w:fill="F8FAFC" w:val="clear"/>
+          </w:tcPr>
+          <w:p>
+            <w:pPr>
+              <w:jc w:val="left"/>
+            </w:pPr>
+            <w:r>
+              <w:rPr>
+                <w:rFonts w:ascii="Arial" w:cs="Arial" w:eastAsia="Arial" w:hAnsi="Arial"/>
+                <w:b w:val="false"/>
+                <w:bCs w:val="false"/>
+                <w:sz w:val="20"/>
+                <w:szCs w:val="20"/>
+              </w:rPr>
+              <w:t xml:space="preserve">TIMESTAMP</w:t>
+            </w:r>
+          </w:p>
+        </w:tc>
+        <w:tc>
+          <w:tcPr>
+            <w:tcW w:type="dxa" w:w="4860"/>
+            <w:tcBorders>
+              <w:top w:val="single" w:color="94A3B8" w:sz="1"/>
+              <w:left w:val="single" w:color="94A3B8" w:sz="1"/>
+              <w:bottom w:val="single" w:color="94A3B8" w:sz="1"/>
+              <w:right w:val="single" w:color="94A3B8" w:sz="1"/>
+            </w:tcBorders>
+            <w:shd w:fill="F8FAFC" w:val="clear"/>
+          </w:tcPr>
+          <w:p>
+            <w:pPr>
+              <w:jc w:val="left"/>
+            </w:pPr>
+            <w:r>
+              <w:rPr>
+                <w:rFonts w:ascii="Arial" w:cs="Arial" w:eastAsia="Arial" w:hAnsi="Arial"/>
+                <w:b w:val="false"/>
+                <w:bCs w:val="false"/>
+                <w:sz w:val="20"/>
+                <w:szCs w:val="20"/>
+              </w:rPr>
+              <w:t xml:space="preserve">생성일</w:t>
+            </w:r>
+          </w:p>
+        </w:tc>
+      </w:tr>
+      <w:tr>
+        <w:tc>
+          <w:tcPr>
+            <w:tcW w:type="dxa" w:w="2000"/>
+            <w:tcBorders>
+              <w:top w:val="single" w:color="94A3B8" w:sz="1"/>
+              <w:left w:val="single" w:color="94A3B8" w:sz="1"/>
+              <w:bottom w:val="single" w:color="94A3B8" w:sz="1"/>
+              <w:right w:val="single" w:color="94A3B8" w:sz="1"/>
+            </w:tcBorders>
+          </w:tcPr>
+          <w:p>
+            <w:pPr>
+              <w:jc w:val="center"/>
+            </w:pPr>
+            <w:r>
+              <w:rPr>
+                <w:rFonts w:ascii="Arial" w:cs="Arial" w:eastAsia="Arial" w:hAnsi="Arial"/>
+                <w:b/>
+                <w:bCs/>
+                <w:sz w:val="20"/>
+                <w:szCs w:val="20"/>
+              </w:rPr>
+              <w:t xml:space="preserve">updated_at</w:t>
+            </w:r>
+          </w:p>
+        </w:tc>
+        <w:tc>
+          <w:tcPr>
+            <w:tcW w:type="dxa" w:w="2500"/>
+            <w:tcBorders>
+              <w:top w:val="single" w:color="94A3B8" w:sz="1"/>
+              <w:left w:val="single" w:color="94A3B8" w:sz="1"/>
+              <w:bottom w:val="single" w:color="94A3B8" w:sz="1"/>
+              <w:right w:val="single" w:color="94A3B8" w:sz="1"/>
+            </w:tcBorders>
+          </w:tcPr>
+          <w:p>
+            <w:pPr>
+              <w:jc w:val="left"/>
+            </w:pPr>
+            <w:r>
+              <w:rPr>
+                <w:rFonts w:ascii="Arial" w:cs="Arial" w:eastAsia="Arial" w:hAnsi="Arial"/>
+                <w:b w:val="false"/>
+                <w:bCs w:val="false"/>
+                <w:sz w:val="20"/>
+                <w:szCs w:val="20"/>
+              </w:rPr>
+              <w:t xml:space="preserve">TIMESTAMP</w:t>
+            </w:r>
+          </w:p>
+        </w:tc>
+        <w:tc>
+          <w:tcPr>
+            <w:tcW w:type="dxa" w:w="4860"/>
+            <w:tcBorders>
+              <w:top w:val="single" w:color="94A3B8" w:sz="1"/>
+              <w:left w:val="single" w:color="94A3B8" w:sz="1"/>
+              <w:bottom w:val="single" w:color="94A3B8" w:sz="1"/>
+              <w:right w:val="single" w:color="94A3B8" w:sz="1"/>
+            </w:tcBorders>
+          </w:tcPr>
+          <w:p>
+            <w:pPr>
+              <w:jc w:val="left"/>
+            </w:pPr>
+            <w:r>
+              <w:rPr>
+                <w:rFonts w:ascii="Arial" w:cs="Arial" w:eastAsia="Arial" w:hAnsi="Arial"/>
+                <w:b w:val="false"/>
+                <w:bCs w:val="false"/>
+                <w:sz w:val="20"/>
+                <w:szCs w:val="20"/>
+              </w:rPr>
+              <w:t xml:space="preserve">수정일 (자동 갱신)</w:t>
+            </w:r>
+          </w:p>
+        </w:tc>
+      </w:tr>
+    </w:tbl>
     <w:p>
       <w:pPr>
         <w:spacing w:after="200"/>
@@ -20109,6 +25202,12 @@
   </w:num>
   <w:num w:numId="14">
     <w:abstractNumId w:val="14"/>
+    <w:lvlOverride w:ilvl="0">
+      <w:startOverride w:val="1"/>
+    </w:lvlOverride>
+  </w:num>
+  <w:num w:numId="15">
+    <w:abstractNumId w:val="15"/>
     <w:lvlOverride w:ilvl="0">
       <w:startOverride w:val="1"/>
     </w:lvlOverride>
